--- a/report/当前实验方案有效性总结.docx
+++ b/report/当前实验方案有效性总结.docx
@@ -1899,15 +1899,11 @@
           </w:tcPr>
           <w:p>
             <w:pPr>
-              <w:spacing w:after="0"/>
-              <w:ind w:firstLine="0"/>
-              <w:jc w:val="center"/>
-            </w:pPr>
-            <w:r>
-              <w:rPr>
-                <w:rFonts w:ascii="Times New Roman" w:hAnsi="Times New Roman" w:eastAsia="宋体"/>
-                <w:b w:val="0"/>
-                <w:sz w:val="21"/>
+              <w:jc w:val="center"/>
+            </w:pPr>
+            <w:r>
+              <w:rPr>
+                <w:sz w:val="18"/>
               </w:rPr>
               <w:t>B1</w:t>
             </w:r>
@@ -1919,17 +1915,13 @@
           </w:tcPr>
           <w:p>
             <w:pPr>
-              <w:spacing w:after="0"/>
-              <w:ind w:firstLine="0"/>
-              <w:jc w:val="center"/>
-            </w:pPr>
-            <w:r>
-              <w:rPr>
-                <w:rFonts w:ascii="Times New Roman" w:hAnsi="Times New Roman" w:eastAsia="宋体"/>
-                <w:b w:val="0"/>
-                <w:sz w:val="21"/>
-              </w:rPr>
-              <w:t>deepseek-v4</w:t>
+              <w:jc w:val="center"/>
+            </w:pPr>
+            <w:r>
+              <w:rPr>
+                <w:sz w:val="18"/>
+              </w:rPr>
+              <w:t>glm-4.7</w:t>
             </w:r>
           </w:p>
         </w:tc>
@@ -1939,17 +1931,13 @@
           </w:tcPr>
           <w:p>
             <w:pPr>
-              <w:spacing w:after="0"/>
-              <w:ind w:firstLine="0"/>
-              <w:jc w:val="center"/>
-            </w:pPr>
-            <w:r>
-              <w:rPr>
-                <w:rFonts w:ascii="Times New Roman" w:hAnsi="Times New Roman" w:eastAsia="宋体"/>
-                <w:b w:val="0"/>
-                <w:sz w:val="21"/>
-              </w:rPr>
-              <w:t>0.453556</w:t>
+              <w:jc w:val="center"/>
+            </w:pPr>
+            <w:r>
+              <w:rPr>
+                <w:sz w:val="18"/>
+              </w:rPr>
+              <w:t>0.453813</w:t>
             </w:r>
           </w:p>
         </w:tc>
@@ -1961,15 +1949,11 @@
           </w:tcPr>
           <w:p>
             <w:pPr>
-              <w:spacing w:after="0"/>
-              <w:ind w:firstLine="0"/>
-              <w:jc w:val="center"/>
-            </w:pPr>
-            <w:r>
-              <w:rPr>
-                <w:rFonts w:ascii="Times New Roman" w:hAnsi="Times New Roman" w:eastAsia="宋体"/>
-                <w:b w:val="0"/>
-                <w:sz w:val="21"/>
+              <w:jc w:val="center"/>
+            </w:pPr>
+            <w:r>
+              <w:rPr>
+                <w:sz w:val="18"/>
               </w:rPr>
               <w:t>B1</w:t>
             </w:r>
@@ -1981,17 +1965,13 @@
           </w:tcPr>
           <w:p>
             <w:pPr>
-              <w:spacing w:after="0"/>
-              <w:ind w:firstLine="0"/>
-              <w:jc w:val="center"/>
-            </w:pPr>
-            <w:r>
-              <w:rPr>
-                <w:rFonts w:ascii="Times New Roman" w:hAnsi="Times New Roman" w:eastAsia="宋体"/>
-                <w:b w:val="0"/>
-                <w:sz w:val="21"/>
-              </w:rPr>
-              <w:t>deepseek-v4-pro</w:t>
+              <w:jc w:val="center"/>
+            </w:pPr>
+            <w:r>
+              <w:rPr>
+                <w:sz w:val="18"/>
+              </w:rPr>
+              <w:t>doubao</w:t>
             </w:r>
           </w:p>
         </w:tc>
@@ -2001,17 +1981,13 @@
           </w:tcPr>
           <w:p>
             <w:pPr>
-              <w:spacing w:after="0"/>
-              <w:ind w:firstLine="0"/>
-              <w:jc w:val="center"/>
-            </w:pPr>
-            <w:r>
-              <w:rPr>
-                <w:rFonts w:ascii="Times New Roman" w:hAnsi="Times New Roman" w:eastAsia="宋体"/>
-                <w:b w:val="0"/>
-                <w:sz w:val="21"/>
-              </w:rPr>
-              <w:t>0.420497</w:t>
+              <w:jc w:val="center"/>
+            </w:pPr>
+            <w:r>
+              <w:rPr>
+                <w:sz w:val="18"/>
+              </w:rPr>
+              <w:t>0.475810</w:t>
             </w:r>
           </w:p>
         </w:tc>
@@ -2023,15 +1999,11 @@
           </w:tcPr>
           <w:p>
             <w:pPr>
-              <w:spacing w:after="0"/>
-              <w:ind w:firstLine="0"/>
-              <w:jc w:val="center"/>
-            </w:pPr>
-            <w:r>
-              <w:rPr>
-                <w:rFonts w:ascii="Times New Roman" w:hAnsi="Times New Roman" w:eastAsia="宋体"/>
-                <w:b w:val="0"/>
-                <w:sz w:val="21"/>
+              <w:jc w:val="center"/>
+            </w:pPr>
+            <w:r>
+              <w:rPr>
+                <w:sz w:val="18"/>
               </w:rPr>
               <w:t>B1</w:t>
             </w:r>
@@ -2043,17 +2015,13 @@
           </w:tcPr>
           <w:p>
             <w:pPr>
-              <w:spacing w:after="0"/>
-              <w:ind w:firstLine="0"/>
-              <w:jc w:val="center"/>
-            </w:pPr>
-            <w:r>
-              <w:rPr>
-                <w:rFonts w:ascii="Times New Roman" w:hAnsi="Times New Roman" w:eastAsia="宋体"/>
-                <w:b w:val="0"/>
-                <w:sz w:val="21"/>
-              </w:rPr>
-              <w:t>minimax</w:t>
+              <w:jc w:val="center"/>
+            </w:pPr>
+            <w:r>
+              <w:rPr>
+                <w:sz w:val="18"/>
+              </w:rPr>
+              <w:t>deepseek-v4</w:t>
             </w:r>
           </w:p>
         </w:tc>
@@ -2063,17 +2031,13 @@
           </w:tcPr>
           <w:p>
             <w:pPr>
-              <w:spacing w:after="0"/>
-              <w:ind w:firstLine="0"/>
-              <w:jc w:val="center"/>
-            </w:pPr>
-            <w:r>
-              <w:rPr>
-                <w:rFonts w:ascii="Times New Roman" w:hAnsi="Times New Roman" w:eastAsia="宋体"/>
-                <w:b w:val="0"/>
-                <w:sz w:val="21"/>
-              </w:rPr>
-              <w:t>0.363935</w:t>
+              <w:jc w:val="center"/>
+            </w:pPr>
+            <w:r>
+              <w:rPr>
+                <w:sz w:val="18"/>
+              </w:rPr>
+              <w:t>0.453556</w:t>
             </w:r>
           </w:p>
         </w:tc>
@@ -2085,17 +2049,13 @@
           </w:tcPr>
           <w:p>
             <w:pPr>
-              <w:spacing w:after="0"/>
-              <w:ind w:firstLine="0"/>
-              <w:jc w:val="center"/>
-            </w:pPr>
-            <w:r>
-              <w:rPr>
-                <w:rFonts w:ascii="Times New Roman" w:hAnsi="Times New Roman" w:eastAsia="宋体"/>
-                <w:b w:val="0"/>
-                <w:sz w:val="21"/>
-              </w:rPr>
-              <w:t>Bfull</w:t>
+              <w:jc w:val="center"/>
+            </w:pPr>
+            <w:r>
+              <w:rPr>
+                <w:sz w:val="18"/>
+              </w:rPr>
+              <w:t>B1</w:t>
             </w:r>
           </w:p>
         </w:tc>
@@ -2105,17 +2065,13 @@
           </w:tcPr>
           <w:p>
             <w:pPr>
-              <w:spacing w:after="0"/>
-              <w:ind w:firstLine="0"/>
-              <w:jc w:val="center"/>
-            </w:pPr>
-            <w:r>
-              <w:rPr>
-                <w:rFonts w:ascii="Times New Roman" w:hAnsi="Times New Roman" w:eastAsia="宋体"/>
-                <w:b w:val="0"/>
-                <w:sz w:val="21"/>
-              </w:rPr>
-              <w:t>deepseek-v4</w:t>
+              <w:jc w:val="center"/>
+            </w:pPr>
+            <w:r>
+              <w:rPr>
+                <w:sz w:val="18"/>
+              </w:rPr>
+              <w:t>deepseek-v4-pro</w:t>
             </w:r>
           </w:p>
         </w:tc>
@@ -2125,17 +2081,13 @@
           </w:tcPr>
           <w:p>
             <w:pPr>
-              <w:spacing w:after="0"/>
-              <w:ind w:firstLine="0"/>
-              <w:jc w:val="center"/>
-            </w:pPr>
-            <w:r>
-              <w:rPr>
-                <w:rFonts w:ascii="Times New Roman" w:hAnsi="Times New Roman" w:eastAsia="宋体"/>
-                <w:b w:val="0"/>
-                <w:sz w:val="21"/>
-              </w:rPr>
-              <w:t>0.441836</w:t>
+              <w:jc w:val="center"/>
+            </w:pPr>
+            <w:r>
+              <w:rPr>
+                <w:sz w:val="18"/>
+              </w:rPr>
+              <w:t>0.420497</w:t>
             </w:r>
           </w:p>
         </w:tc>
@@ -2147,17 +2099,13 @@
           </w:tcPr>
           <w:p>
             <w:pPr>
-              <w:spacing w:after="0"/>
-              <w:ind w:firstLine="0"/>
-              <w:jc w:val="center"/>
-            </w:pPr>
-            <w:r>
-              <w:rPr>
-                <w:rFonts w:ascii="Times New Roman" w:hAnsi="Times New Roman" w:eastAsia="宋体"/>
-                <w:b w:val="0"/>
-                <w:sz w:val="21"/>
-              </w:rPr>
-              <w:t>Bfull</w:t>
+              <w:jc w:val="center"/>
+            </w:pPr>
+            <w:r>
+              <w:rPr>
+                <w:sz w:val="18"/>
+              </w:rPr>
+              <w:t>B1</w:t>
             </w:r>
           </w:p>
         </w:tc>
@@ -2167,17 +2115,13 @@
           </w:tcPr>
           <w:p>
             <w:pPr>
-              <w:spacing w:after="0"/>
-              <w:ind w:firstLine="0"/>
-              <w:jc w:val="center"/>
-            </w:pPr>
-            <w:r>
-              <w:rPr>
-                <w:rFonts w:ascii="Times New Roman" w:hAnsi="Times New Roman" w:eastAsia="宋体"/>
-                <w:b w:val="0"/>
-                <w:sz w:val="21"/>
-              </w:rPr>
-              <w:t>deepseek-v4-pro</w:t>
+              <w:jc w:val="center"/>
+            </w:pPr>
+            <w:r>
+              <w:rPr>
+                <w:sz w:val="18"/>
+              </w:rPr>
+              <w:t>minimax</w:t>
             </w:r>
           </w:p>
         </w:tc>
@@ -2187,17 +2131,13 @@
           </w:tcPr>
           <w:p>
             <w:pPr>
-              <w:spacing w:after="0"/>
-              <w:ind w:firstLine="0"/>
-              <w:jc w:val="center"/>
-            </w:pPr>
-            <w:r>
-              <w:rPr>
-                <w:rFonts w:ascii="Times New Roman" w:hAnsi="Times New Roman" w:eastAsia="宋体"/>
-                <w:b w:val="0"/>
-                <w:sz w:val="21"/>
-              </w:rPr>
-              <w:t>0.393136</w:t>
+              <w:jc w:val="center"/>
+            </w:pPr>
+            <w:r>
+              <w:rPr>
+                <w:sz w:val="18"/>
+              </w:rPr>
+              <w:t>0.363935</w:t>
             </w:r>
           </w:p>
         </w:tc>
@@ -2209,15 +2149,11 @@
           </w:tcPr>
           <w:p>
             <w:pPr>
-              <w:spacing w:after="0"/>
-              <w:ind w:firstLine="0"/>
-              <w:jc w:val="center"/>
-            </w:pPr>
-            <w:r>
-              <w:rPr>
-                <w:rFonts w:ascii="Times New Roman" w:hAnsi="Times New Roman" w:eastAsia="宋体"/>
-                <w:b w:val="0"/>
-                <w:sz w:val="21"/>
+              <w:jc w:val="center"/>
+            </w:pPr>
+            <w:r>
+              <w:rPr>
+                <w:sz w:val="18"/>
               </w:rPr>
               <w:t>Bfull</w:t>
             </w:r>
@@ -2229,15 +2165,211 @@
           </w:tcPr>
           <w:p>
             <w:pPr>
-              <w:spacing w:after="0"/>
-              <w:ind w:firstLine="0"/>
-              <w:jc w:val="center"/>
-            </w:pPr>
-            <w:r>
-              <w:rPr>
-                <w:rFonts w:ascii="Times New Roman" w:hAnsi="Times New Roman" w:eastAsia="宋体"/>
-                <w:b w:val="0"/>
-                <w:sz w:val="21"/>
+              <w:jc w:val="center"/>
+            </w:pPr>
+            <w:r>
+              <w:rPr>
+                <w:sz w:val="18"/>
+              </w:rPr>
+              <w:t>glm-4.7</w:t>
+            </w:r>
+          </w:p>
+        </w:tc>
+        <w:tc>
+          <w:tcPr>
+            <w:tcW w:type="dxa" w:w="2878"/>
+          </w:tcPr>
+          <w:p>
+            <w:pPr>
+              <w:jc w:val="center"/>
+            </w:pPr>
+            <w:r>
+              <w:rPr>
+                <w:sz w:val="18"/>
+              </w:rPr>
+              <w:t>0.445639</w:t>
+            </w:r>
+          </w:p>
+        </w:tc>
+      </w:tr>
+      <w:tr>
+        <w:tc>
+          <w:tcPr>
+            <w:tcW w:type="dxa" w:w="2878"/>
+          </w:tcPr>
+          <w:p>
+            <w:pPr>
+              <w:jc w:val="center"/>
+            </w:pPr>
+            <w:r>
+              <w:rPr>
+                <w:sz w:val="18"/>
+              </w:rPr>
+              <w:t>Bfull</w:t>
+            </w:r>
+          </w:p>
+        </w:tc>
+        <w:tc>
+          <w:tcPr>
+            <w:tcW w:type="dxa" w:w="2878"/>
+          </w:tcPr>
+          <w:p>
+            <w:pPr>
+              <w:jc w:val="center"/>
+            </w:pPr>
+            <w:r>
+              <w:rPr>
+                <w:sz w:val="18"/>
+              </w:rPr>
+              <w:t>doubao</w:t>
+            </w:r>
+          </w:p>
+        </w:tc>
+        <w:tc>
+          <w:tcPr>
+            <w:tcW w:type="dxa" w:w="2878"/>
+          </w:tcPr>
+          <w:p>
+            <w:pPr>
+              <w:jc w:val="center"/>
+            </w:pPr>
+            <w:r>
+              <w:rPr>
+                <w:sz w:val="18"/>
+              </w:rPr>
+              <w:t>0.444623</w:t>
+            </w:r>
+          </w:p>
+        </w:tc>
+      </w:tr>
+      <w:tr>
+        <w:tc>
+          <w:tcPr>
+            <w:tcW w:type="dxa" w:w="2878"/>
+          </w:tcPr>
+          <w:p>
+            <w:pPr>
+              <w:jc w:val="center"/>
+            </w:pPr>
+            <w:r>
+              <w:rPr>
+                <w:sz w:val="18"/>
+              </w:rPr>
+              <w:t>Bfull</w:t>
+            </w:r>
+          </w:p>
+        </w:tc>
+        <w:tc>
+          <w:tcPr>
+            <w:tcW w:type="dxa" w:w="2878"/>
+          </w:tcPr>
+          <w:p>
+            <w:pPr>
+              <w:jc w:val="center"/>
+            </w:pPr>
+            <w:r>
+              <w:rPr>
+                <w:sz w:val="18"/>
+              </w:rPr>
+              <w:t>deepseek-v4</w:t>
+            </w:r>
+          </w:p>
+        </w:tc>
+        <w:tc>
+          <w:tcPr>
+            <w:tcW w:type="dxa" w:w="2878"/>
+          </w:tcPr>
+          <w:p>
+            <w:pPr>
+              <w:jc w:val="center"/>
+            </w:pPr>
+            <w:r>
+              <w:rPr>
+                <w:sz w:val="18"/>
+              </w:rPr>
+              <w:t>0.441836</w:t>
+            </w:r>
+          </w:p>
+        </w:tc>
+      </w:tr>
+      <w:tr>
+        <w:tc>
+          <w:tcPr>
+            <w:tcW w:type="dxa" w:w="2878"/>
+          </w:tcPr>
+          <w:p>
+            <w:pPr>
+              <w:jc w:val="center"/>
+            </w:pPr>
+            <w:r>
+              <w:rPr>
+                <w:sz w:val="18"/>
+              </w:rPr>
+              <w:t>Bfull</w:t>
+            </w:r>
+          </w:p>
+        </w:tc>
+        <w:tc>
+          <w:tcPr>
+            <w:tcW w:type="dxa" w:w="2878"/>
+          </w:tcPr>
+          <w:p>
+            <w:pPr>
+              <w:jc w:val="center"/>
+            </w:pPr>
+            <w:r>
+              <w:rPr>
+                <w:sz w:val="18"/>
+              </w:rPr>
+              <w:t>deepseek-v4-pro</w:t>
+            </w:r>
+          </w:p>
+        </w:tc>
+        <w:tc>
+          <w:tcPr>
+            <w:tcW w:type="dxa" w:w="2878"/>
+          </w:tcPr>
+          <w:p>
+            <w:pPr>
+              <w:jc w:val="center"/>
+            </w:pPr>
+            <w:r>
+              <w:rPr>
+                <w:sz w:val="18"/>
+              </w:rPr>
+              <w:t>0.393136</w:t>
+            </w:r>
+          </w:p>
+        </w:tc>
+      </w:tr>
+      <w:tr>
+        <w:tc>
+          <w:tcPr>
+            <w:tcW w:type="dxa" w:w="2878"/>
+          </w:tcPr>
+          <w:p>
+            <w:pPr>
+              <w:jc w:val="center"/>
+            </w:pPr>
+            <w:r>
+              <w:rPr>
+                <w:sz w:val="18"/>
+              </w:rPr>
+              <w:t>Bfull</w:t>
+            </w:r>
+          </w:p>
+        </w:tc>
+        <w:tc>
+          <w:tcPr>
+            <w:tcW w:type="dxa" w:w="2878"/>
+          </w:tcPr>
+          <w:p>
+            <w:pPr>
+              <w:jc w:val="center"/>
+            </w:pPr>
+            <w:r>
+              <w:rPr>
+                <w:sz w:val="18"/>
               </w:rPr>
               <w:t>minimax</w:t>
             </w:r>
@@ -2249,15 +2381,11 @@
           </w:tcPr>
           <w:p>
             <w:pPr>
-              <w:spacing w:after="0"/>
-              <w:ind w:firstLine="0"/>
-              <w:jc w:val="center"/>
-            </w:pPr>
-            <w:r>
-              <w:rPr>
-                <w:rFonts w:ascii="Times New Roman" w:hAnsi="Times New Roman" w:eastAsia="宋体"/>
-                <w:b w:val="0"/>
-                <w:sz w:val="21"/>
+              <w:jc w:val="center"/>
+            </w:pPr>
+            <w:r>
+              <w:rPr>
+                <w:sz w:val="18"/>
               </w:rPr>
               <w:t>0.344419</w:t>
             </w:r>
@@ -2962,17 +3090,13 @@
           </w:tcPr>
           <w:p>
             <w:pPr>
-              <w:spacing w:after="0"/>
-              <w:ind w:firstLine="0"/>
-              <w:jc w:val="center"/>
-            </w:pPr>
-            <w:r>
-              <w:rPr>
-                <w:rFonts w:ascii="Times New Roman" w:hAnsi="Times New Roman" w:eastAsia="宋体"/>
-                <w:b w:val="0"/>
-                <w:sz w:val="21"/>
-              </w:rPr>
-              <w:t>B1</w:t>
+              <w:jc w:val="center"/>
+            </w:pPr>
+            <w:r>
+              <w:rPr>
+                <w:sz w:val="16"/>
+              </w:rPr>
+              <w:t>B1 基线组</w:t>
             </w:r>
           </w:p>
         </w:tc>
@@ -2982,17 +3106,13 @@
           </w:tcPr>
           <w:p>
             <w:pPr>
-              <w:spacing w:after="0"/>
-              <w:ind w:firstLine="0"/>
-              <w:jc w:val="center"/>
-            </w:pPr>
-            <w:r>
-              <w:rPr>
-                <w:rFonts w:ascii="Times New Roman" w:hAnsi="Times New Roman" w:eastAsia="宋体"/>
-                <w:b w:val="0"/>
-                <w:sz w:val="21"/>
-              </w:rPr>
-              <w:t>0.244781</w:t>
+              <w:jc w:val="center"/>
+            </w:pPr>
+            <w:r>
+              <w:rPr>
+                <w:sz w:val="16"/>
+              </w:rPr>
+              <w:t>0.2448</w:t>
             </w:r>
           </w:p>
         </w:tc>
@@ -3002,17 +3122,13 @@
           </w:tcPr>
           <w:p>
             <w:pPr>
-              <w:spacing w:after="0"/>
-              <w:ind w:firstLine="0"/>
-              <w:jc w:val="center"/>
-            </w:pPr>
-            <w:r>
-              <w:rPr>
-                <w:rFonts w:ascii="Times New Roman" w:hAnsi="Times New Roman" w:eastAsia="宋体"/>
-                <w:b w:val="0"/>
-                <w:sz w:val="21"/>
-              </w:rPr>
-              <w:t>0.155693</w:t>
+              <w:jc w:val="center"/>
+            </w:pPr>
+            <w:r>
+              <w:rPr>
+                <w:sz w:val="16"/>
+              </w:rPr>
+              <w:t>0.1557</w:t>
             </w:r>
           </w:p>
         </w:tc>
@@ -3022,17 +3138,13 @@
           </w:tcPr>
           <w:p>
             <w:pPr>
-              <w:spacing w:after="0"/>
-              <w:ind w:firstLine="0"/>
-              <w:jc w:val="center"/>
-            </w:pPr>
-            <w:r>
-              <w:rPr>
-                <w:rFonts w:ascii="Times New Roman" w:hAnsi="Times New Roman" w:eastAsia="宋体"/>
-                <w:b w:val="0"/>
-                <w:sz w:val="21"/>
-              </w:rPr>
-              <w:t>0.019811</w:t>
+              <w:jc w:val="center"/>
+            </w:pPr>
+            <w:r>
+              <w:rPr>
+                <w:sz w:val="16"/>
+              </w:rPr>
+              <w:t>0.0198</w:t>
             </w:r>
           </w:p>
         </w:tc>
@@ -3042,17 +3154,13 @@
           </w:tcPr>
           <w:p>
             <w:pPr>
-              <w:spacing w:after="0"/>
-              <w:ind w:firstLine="0"/>
-              <w:jc w:val="center"/>
-            </w:pPr>
-            <w:r>
-              <w:rPr>
-                <w:rFonts w:ascii="Times New Roman" w:hAnsi="Times New Roman" w:eastAsia="宋体"/>
-                <w:b w:val="0"/>
-                <w:sz w:val="21"/>
-              </w:rPr>
-              <w:t>0.454545</w:t>
+              <w:jc w:val="center"/>
+            </w:pPr>
+            <w:r>
+              <w:rPr>
+                <w:sz w:val="16"/>
+              </w:rPr>
+              <w:t>0.4545</w:t>
             </w:r>
           </w:p>
         </w:tc>
@@ -3062,17 +3170,13 @@
           </w:tcPr>
           <w:p>
             <w:pPr>
-              <w:spacing w:after="0"/>
-              <w:ind w:firstLine="0"/>
-              <w:jc w:val="center"/>
-            </w:pPr>
-            <w:r>
-              <w:rPr>
-                <w:rFonts w:ascii="Times New Roman" w:hAnsi="Times New Roman" w:eastAsia="宋体"/>
-                <w:b w:val="0"/>
-                <w:sz w:val="21"/>
-              </w:rPr>
-              <w:t>0.0</w:t>
+              <w:jc w:val="center"/>
+            </w:pPr>
+            <w:r>
+              <w:rPr>
+                <w:sz w:val="16"/>
+              </w:rPr>
+              <w:t>0.0000</w:t>
             </w:r>
           </w:p>
         </w:tc>
@@ -3082,17 +3186,13 @@
           </w:tcPr>
           <w:p>
             <w:pPr>
-              <w:spacing w:after="0"/>
-              <w:ind w:firstLine="0"/>
-              <w:jc w:val="center"/>
-            </w:pPr>
-            <w:r>
-              <w:rPr>
-                <w:rFonts w:ascii="Times New Roman" w:hAnsi="Times New Roman" w:eastAsia="宋体"/>
-                <w:b w:val="0"/>
-                <w:sz w:val="21"/>
-              </w:rPr>
-              <w:t>0.0</w:t>
+              <w:jc w:val="center"/>
+            </w:pPr>
+            <w:r>
+              <w:rPr>
+                <w:sz w:val="16"/>
+              </w:rPr>
+              <w:t>0.0000</w:t>
             </w:r>
           </w:p>
         </w:tc>
@@ -3104,17 +3204,13 @@
           </w:tcPr>
           <w:p>
             <w:pPr>
-              <w:spacing w:after="0"/>
-              <w:ind w:firstLine="0"/>
-              <w:jc w:val="center"/>
-            </w:pPr>
-            <w:r>
-              <w:rPr>
-                <w:rFonts w:ascii="Times New Roman" w:hAnsi="Times New Roman" w:eastAsia="宋体"/>
-                <w:b w:val="0"/>
-                <w:sz w:val="21"/>
-              </w:rPr>
-              <w:t>Bfull</w:t>
+              <w:jc w:val="center"/>
+            </w:pPr>
+            <w:r>
+              <w:rPr>
+                <w:sz w:val="16"/>
+              </w:rPr>
+              <w:t>Bfull 基线组</w:t>
             </w:r>
           </w:p>
         </w:tc>
@@ -3124,17 +3220,13 @@
           </w:tcPr>
           <w:p>
             <w:pPr>
-              <w:spacing w:after="0"/>
-              <w:ind w:firstLine="0"/>
-              <w:jc w:val="center"/>
-            </w:pPr>
-            <w:r>
-              <w:rPr>
-                <w:rFonts w:ascii="Times New Roman" w:hAnsi="Times New Roman" w:eastAsia="宋体"/>
-                <w:b w:val="0"/>
-                <w:sz w:val="21"/>
-              </w:rPr>
-              <w:t>0.227563</w:t>
+              <w:jc w:val="center"/>
+            </w:pPr>
+            <w:r>
+              <w:rPr>
+                <w:sz w:val="16"/>
+              </w:rPr>
+              <w:t>0.2276</w:t>
             </w:r>
           </w:p>
         </w:tc>
@@ -3144,17 +3236,13 @@
           </w:tcPr>
           <w:p>
             <w:pPr>
-              <w:spacing w:after="0"/>
-              <w:ind w:firstLine="0"/>
-              <w:jc w:val="center"/>
-            </w:pPr>
-            <w:r>
-              <w:rPr>
-                <w:rFonts w:ascii="Times New Roman" w:hAnsi="Times New Roman" w:eastAsia="宋体"/>
-                <w:b w:val="0"/>
-                <w:sz w:val="21"/>
-              </w:rPr>
-              <w:t>0.123411</w:t>
+              <w:jc w:val="center"/>
+            </w:pPr>
+            <w:r>
+              <w:rPr>
+                <w:sz w:val="16"/>
+              </w:rPr>
+              <w:t>0.1234</w:t>
             </w:r>
           </w:p>
         </w:tc>
@@ -3164,17 +3252,13 @@
           </w:tcPr>
           <w:p>
             <w:pPr>
-              <w:spacing w:after="0"/>
-              <w:ind w:firstLine="0"/>
-              <w:jc w:val="center"/>
-            </w:pPr>
-            <w:r>
-              <w:rPr>
-                <w:rFonts w:ascii="Times New Roman" w:hAnsi="Times New Roman" w:eastAsia="宋体"/>
-                <w:b w:val="0"/>
-                <w:sz w:val="21"/>
-              </w:rPr>
-              <w:t>0.018156</w:t>
+              <w:jc w:val="center"/>
+            </w:pPr>
+            <w:r>
+              <w:rPr>
+                <w:sz w:val="16"/>
+              </w:rPr>
+              <w:t>0.0182</w:t>
             </w:r>
           </w:p>
         </w:tc>
@@ -3184,17 +3268,13 @@
           </w:tcPr>
           <w:p>
             <w:pPr>
-              <w:spacing w:after="0"/>
-              <w:ind w:firstLine="0"/>
-              <w:jc w:val="center"/>
-            </w:pPr>
-            <w:r>
-              <w:rPr>
-                <w:rFonts w:ascii="Times New Roman" w:hAnsi="Times New Roman" w:eastAsia="宋体"/>
-                <w:b w:val="0"/>
-                <w:sz w:val="21"/>
-              </w:rPr>
-              <w:t>0.458333</w:t>
+              <w:jc w:val="center"/>
+            </w:pPr>
+            <w:r>
+              <w:rPr>
+                <w:sz w:val="16"/>
+              </w:rPr>
+              <w:t>0.4583</w:t>
             </w:r>
           </w:p>
         </w:tc>
@@ -3204,17 +3284,13 @@
           </w:tcPr>
           <w:p>
             <w:pPr>
-              <w:spacing w:after="0"/>
-              <w:ind w:firstLine="0"/>
-              <w:jc w:val="center"/>
-            </w:pPr>
-            <w:r>
-              <w:rPr>
-                <w:rFonts w:ascii="Times New Roman" w:hAnsi="Times New Roman" w:eastAsia="宋体"/>
-                <w:b w:val="0"/>
-                <w:sz w:val="21"/>
-              </w:rPr>
-              <w:t>0.0</w:t>
+              <w:jc w:val="center"/>
+            </w:pPr>
+            <w:r>
+              <w:rPr>
+                <w:sz w:val="16"/>
+              </w:rPr>
+              <w:t>0.0000</w:t>
             </w:r>
           </w:p>
         </w:tc>
@@ -3224,17 +3300,241 @@
           </w:tcPr>
           <w:p>
             <w:pPr>
-              <w:spacing w:after="0"/>
-              <w:ind w:firstLine="0"/>
-              <w:jc w:val="center"/>
-            </w:pPr>
-            <w:r>
-              <w:rPr>
-                <w:rFonts w:ascii="Times New Roman" w:hAnsi="Times New Roman" w:eastAsia="宋体"/>
-                <w:b w:val="0"/>
-                <w:sz w:val="21"/>
-              </w:rPr>
-              <w:t>0.0</w:t>
+              <w:jc w:val="center"/>
+            </w:pPr>
+            <w:r>
+              <w:rPr>
+                <w:sz w:val="16"/>
+              </w:rPr>
+              <w:t>0.0000</w:t>
+            </w:r>
+          </w:p>
+        </w:tc>
+      </w:tr>
+      <w:tr>
+        <w:tc>
+          <w:tcPr>
+            <w:tcW w:type="dxa" w:w="1233"/>
+          </w:tcPr>
+          <w:p>
+            <w:pPr>
+              <w:jc w:val="center"/>
+            </w:pPr>
+            <w:r>
+              <w:rPr>
+                <w:sz w:val="16"/>
+              </w:rPr>
+              <w:t>B1 补充组</w:t>
+            </w:r>
+          </w:p>
+        </w:tc>
+        <w:tc>
+          <w:tcPr>
+            <w:tcW w:type="dxa" w:w="1233"/>
+          </w:tcPr>
+          <w:p>
+            <w:pPr>
+              <w:jc w:val="center"/>
+            </w:pPr>
+            <w:r>
+              <w:rPr>
+                <w:sz w:val="16"/>
+              </w:rPr>
+              <w:t>0.1243</w:t>
+            </w:r>
+          </w:p>
+        </w:tc>
+        <w:tc>
+          <w:tcPr>
+            <w:tcW w:type="dxa" w:w="1233"/>
+          </w:tcPr>
+          <w:p>
+            <w:pPr>
+              <w:jc w:val="center"/>
+            </w:pPr>
+            <w:r>
+              <w:rPr>
+                <w:sz w:val="16"/>
+              </w:rPr>
+              <w:t>0.1243</w:t>
+            </w:r>
+          </w:p>
+        </w:tc>
+        <w:tc>
+          <w:tcPr>
+            <w:tcW w:type="dxa" w:w="1233"/>
+          </w:tcPr>
+          <w:p>
+            <w:pPr>
+              <w:jc w:val="center"/>
+            </w:pPr>
+            <w:r>
+              <w:rPr>
+                <w:sz w:val="16"/>
+              </w:rPr>
+              <w:t>0.0121</w:t>
+            </w:r>
+          </w:p>
+        </w:tc>
+        <w:tc>
+          <w:tcPr>
+            <w:tcW w:type="dxa" w:w="1233"/>
+          </w:tcPr>
+          <w:p>
+            <w:pPr>
+              <w:jc w:val="center"/>
+            </w:pPr>
+            <w:r>
+              <w:rPr>
+                <w:sz w:val="16"/>
+              </w:rPr>
+              <w:t>0.1818</w:t>
+            </w:r>
+          </w:p>
+        </w:tc>
+        <w:tc>
+          <w:tcPr>
+            <w:tcW w:type="dxa" w:w="1233"/>
+          </w:tcPr>
+          <w:p>
+            <w:pPr>
+              <w:jc w:val="center"/>
+            </w:pPr>
+            <w:r>
+              <w:rPr>
+                <w:sz w:val="16"/>
+              </w:rPr>
+              <w:t>0.0000</w:t>
+            </w:r>
+          </w:p>
+        </w:tc>
+        <w:tc>
+          <w:tcPr>
+            <w:tcW w:type="dxa" w:w="1233"/>
+          </w:tcPr>
+          <w:p>
+            <w:pPr>
+              <w:jc w:val="center"/>
+            </w:pPr>
+            <w:r>
+              <w:rPr>
+                <w:sz w:val="16"/>
+              </w:rPr>
+              <w:t>0.0000</w:t>
+            </w:r>
+          </w:p>
+        </w:tc>
+      </w:tr>
+      <w:tr>
+        <w:tc>
+          <w:tcPr>
+            <w:tcW w:type="dxa" w:w="1233"/>
+          </w:tcPr>
+          <w:p>
+            <w:pPr>
+              <w:jc w:val="center"/>
+            </w:pPr>
+            <w:r>
+              <w:rPr>
+                <w:sz w:val="16"/>
+              </w:rPr>
+              <w:t>Bfull 补充组</w:t>
+            </w:r>
+          </w:p>
+        </w:tc>
+        <w:tc>
+          <w:tcPr>
+            <w:tcW w:type="dxa" w:w="1233"/>
+          </w:tcPr>
+          <w:p>
+            <w:pPr>
+              <w:jc w:val="center"/>
+            </w:pPr>
+            <w:r>
+              <w:rPr>
+                <w:sz w:val="16"/>
+              </w:rPr>
+              <w:t>0.1269</w:t>
+            </w:r>
+          </w:p>
+        </w:tc>
+        <w:tc>
+          <w:tcPr>
+            <w:tcW w:type="dxa" w:w="1233"/>
+          </w:tcPr>
+          <w:p>
+            <w:pPr>
+              <w:jc w:val="center"/>
+            </w:pPr>
+            <w:r>
+              <w:rPr>
+                <w:sz w:val="16"/>
+              </w:rPr>
+              <w:t>0.1269</w:t>
+            </w:r>
+          </w:p>
+        </w:tc>
+        <w:tc>
+          <w:tcPr>
+            <w:tcW w:type="dxa" w:w="1233"/>
+          </w:tcPr>
+          <w:p>
+            <w:pPr>
+              <w:jc w:val="center"/>
+            </w:pPr>
+            <w:r>
+              <w:rPr>
+                <w:sz w:val="16"/>
+              </w:rPr>
+              <w:t>0.0113</w:t>
+            </w:r>
+          </w:p>
+        </w:tc>
+        <w:tc>
+          <w:tcPr>
+            <w:tcW w:type="dxa" w:w="1233"/>
+          </w:tcPr>
+          <w:p>
+            <w:pPr>
+              <w:jc w:val="center"/>
+            </w:pPr>
+            <w:r>
+              <w:rPr>
+                <w:sz w:val="16"/>
+              </w:rPr>
+              <w:t>0.1579</w:t>
+            </w:r>
+          </w:p>
+        </w:tc>
+        <w:tc>
+          <w:tcPr>
+            <w:tcW w:type="dxa" w:w="1233"/>
+          </w:tcPr>
+          <w:p>
+            <w:pPr>
+              <w:jc w:val="center"/>
+            </w:pPr>
+            <w:r>
+              <w:rPr>
+                <w:sz w:val="16"/>
+              </w:rPr>
+              <w:t>0.0000</w:t>
+            </w:r>
+          </w:p>
+        </w:tc>
+        <w:tc>
+          <w:tcPr>
+            <w:tcW w:type="dxa" w:w="1233"/>
+          </w:tcPr>
+          <w:p>
+            <w:pPr>
+              <w:jc w:val="center"/>
+            </w:pPr>
+            <w:r>
+              <w:rPr>
+                <w:sz w:val="16"/>
+              </w:rPr>
+              <w:t>0.0000</w:t>
             </w:r>
           </w:p>
         </w:tc>
@@ -3280,6 +3580,6607 @@
           <w:sz w:val="24"/>
         </w:rPr>
         <w:t>五轮实测结果表明，所提出的多轮自动评价方案能够在后续轮次持续产出高质量题目，累计入选题数由首轮的11道扩展到57道，其中后续轮次贡献了46道有效增量。验证智能体在第2轮后实现了连续4轮全通过，表明生成-验证闭环已表现出良好的稳定性和收敛性。与仅使用首轮题集相比，五轮累计题集的引用得分由0.7894提升到0.8066，多样性得分由0.8232提升到0.8912，说明后续轮次不仅扩大了题集规模，也提升了数据质量。在模型评估方面，五轮累计题集在开放式问答场景下稳定地区分了deepseek-v4、deepseek-v4-pro和minimax三个候选模型，并在相关性、忠实性、事实准确性、逻辑性和完整性等裁判维度上表现出清晰的层次差异。这些结果共同说明，当前实验方案已经能够有效支撑自动评价数据集的持续构建、质量控制和模型能力辨析。</w:t>
+      </w:r>
+    </w:p>
+    <w:p>
+      <w:pPr>
+        <w:pStyle w:val="Heading1"/>
+      </w:pPr>
+      <w:r>
+        <w:t>6 补充评估模型表现分析</w:t>
+      </w:r>
+    </w:p>
+    <w:p>
+      <w:r>
+        <w:t>在原始实验（deepseek-v4、deepseek-v4-pro、minimax）基础上，新增 glm-4.7、kimi-k2、doubao 三个候选模型进行补充评估，以验证当前实验框架对不同模型家族的泛化区分能力。补充评估使用与基线实验完全相同的 B1（11题）和 Bfull（57题）题集，仅替换候选模型列表，所有其他参数（法官模型、指标集）保持不变。</w:t>
+      </w:r>
+    </w:p>
+    <w:p>
+      <w:pPr>
+        <w:pStyle w:val="Heading2"/>
+      </w:pPr>
+      <w:r>
+        <w:t>6.1 QA场景综合得分</w:t>
+      </w:r>
+    </w:p>
+    <w:p>
+      <w:r>
+        <w:t>表7汇总全部6个候选模型在QA场景下的自动指标综合得分（9项指标均值），按Bfull QA Score降序排列。kimi-k2所有回答均为空或无效，全部指标得分为None，不计入排名。</w:t>
+      </w:r>
+    </w:p>
+    <w:tbl>
+      <w:tblPr>
+        <w:tblStyle w:val="TableGrid"/>
+        <w:tblW w:type="auto" w:w="0"/>
+        <w:jc w:val="center"/>
+        <w:tblLook w:firstColumn="1" w:firstRow="1" w:lastColumn="0" w:lastRow="0" w:noHBand="0" w:noVBand="1" w:val="04A0"/>
+      </w:tblPr>
+      <w:tblGrid>
+        <w:gridCol w:w="1727"/>
+        <w:gridCol w:w="1727"/>
+        <w:gridCol w:w="1727"/>
+        <w:gridCol w:w="1727"/>
+        <w:gridCol w:w="1727"/>
+      </w:tblGrid>
+      <w:tr>
+        <w:tc>
+          <w:tcPr>
+            <w:tcW w:type="dxa" w:w="1727"/>
+          </w:tcPr>
+          <w:p>
+            <w:r>
+              <w:rPr>
+                <w:b/>
+                <w:sz w:val="18"/>
+              </w:rPr>
+              <w:t>排名</w:t>
+            </w:r>
+          </w:p>
+        </w:tc>
+        <w:tc>
+          <w:tcPr>
+            <w:tcW w:type="dxa" w:w="1727"/>
+          </w:tcPr>
+          <w:p>
+            <w:r>
+              <w:rPr>
+                <w:b/>
+                <w:sz w:val="18"/>
+              </w:rPr>
+              <w:t>模型</w:t>
+            </w:r>
+          </w:p>
+        </w:tc>
+        <w:tc>
+          <w:tcPr>
+            <w:tcW w:type="dxa" w:w="1727"/>
+          </w:tcPr>
+          <w:p>
+            <w:r>
+              <w:rPr>
+                <w:b/>
+                <w:sz w:val="18"/>
+              </w:rPr>
+              <w:t>B1 QA Score</w:t>
+            </w:r>
+          </w:p>
+        </w:tc>
+        <w:tc>
+          <w:tcPr>
+            <w:tcW w:type="dxa" w:w="1727"/>
+          </w:tcPr>
+          <w:p>
+            <w:r>
+              <w:rPr>
+                <w:b/>
+                <w:sz w:val="18"/>
+              </w:rPr>
+              <w:t>Bfull QA Score</w:t>
+            </w:r>
+          </w:p>
+        </w:tc>
+        <w:tc>
+          <w:tcPr>
+            <w:tcW w:type="dxa" w:w="1727"/>
+          </w:tcPr>
+          <w:p>
+            <w:r>
+              <w:rPr>
+                <w:b/>
+                <w:sz w:val="18"/>
+              </w:rPr>
+              <w:t>Delta (Bfull-B1)</w:t>
+            </w:r>
+          </w:p>
+        </w:tc>
+      </w:tr>
+      <w:tr>
+        <w:tc>
+          <w:tcPr>
+            <w:tcW w:type="dxa" w:w="1727"/>
+          </w:tcPr>
+          <w:p>
+            <w:pPr>
+              <w:jc w:val="center"/>
+            </w:pPr>
+            <w:r>
+              <w:rPr>
+                <w:sz w:val="18"/>
+              </w:rPr>
+              <w:t>1</w:t>
+            </w:r>
+          </w:p>
+        </w:tc>
+        <w:tc>
+          <w:tcPr>
+            <w:tcW w:type="dxa" w:w="1727"/>
+          </w:tcPr>
+          <w:p>
+            <w:pPr>
+              <w:jc w:val="center"/>
+            </w:pPr>
+            <w:r>
+              <w:rPr>
+                <w:sz w:val="18"/>
+              </w:rPr>
+              <w:t>glm-4.7</w:t>
+            </w:r>
+          </w:p>
+        </w:tc>
+        <w:tc>
+          <w:tcPr>
+            <w:tcW w:type="dxa" w:w="1727"/>
+          </w:tcPr>
+          <w:p>
+            <w:pPr>
+              <w:jc w:val="center"/>
+            </w:pPr>
+            <w:r>
+              <w:rPr>
+                <w:sz w:val="18"/>
+              </w:rPr>
+              <w:t>0.4538</w:t>
+            </w:r>
+          </w:p>
+        </w:tc>
+        <w:tc>
+          <w:tcPr>
+            <w:tcW w:type="dxa" w:w="1727"/>
+          </w:tcPr>
+          <w:p>
+            <w:pPr>
+              <w:jc w:val="center"/>
+            </w:pPr>
+            <w:r>
+              <w:rPr>
+                <w:sz w:val="18"/>
+              </w:rPr>
+              <w:t>0.4456</w:t>
+            </w:r>
+          </w:p>
+        </w:tc>
+        <w:tc>
+          <w:tcPr>
+            <w:tcW w:type="dxa" w:w="1727"/>
+          </w:tcPr>
+          <w:p>
+            <w:pPr>
+              <w:jc w:val="center"/>
+            </w:pPr>
+            <w:r>
+              <w:rPr>
+                <w:sz w:val="18"/>
+              </w:rPr>
+              <w:t>-0.0082</w:t>
+            </w:r>
+          </w:p>
+        </w:tc>
+      </w:tr>
+      <w:tr>
+        <w:tc>
+          <w:tcPr>
+            <w:tcW w:type="dxa" w:w="1727"/>
+          </w:tcPr>
+          <w:p>
+            <w:pPr>
+              <w:jc w:val="center"/>
+            </w:pPr>
+            <w:r>
+              <w:rPr>
+                <w:sz w:val="18"/>
+              </w:rPr>
+              <w:t>2</w:t>
+            </w:r>
+          </w:p>
+        </w:tc>
+        <w:tc>
+          <w:tcPr>
+            <w:tcW w:type="dxa" w:w="1727"/>
+          </w:tcPr>
+          <w:p>
+            <w:pPr>
+              <w:jc w:val="center"/>
+            </w:pPr>
+            <w:r>
+              <w:rPr>
+                <w:sz w:val="18"/>
+              </w:rPr>
+              <w:t>deepseek-v4</w:t>
+            </w:r>
+          </w:p>
+        </w:tc>
+        <w:tc>
+          <w:tcPr>
+            <w:tcW w:type="dxa" w:w="1727"/>
+          </w:tcPr>
+          <w:p>
+            <w:pPr>
+              <w:jc w:val="center"/>
+            </w:pPr>
+            <w:r>
+              <w:rPr>
+                <w:sz w:val="18"/>
+              </w:rPr>
+              <w:t>0.4536</w:t>
+            </w:r>
+          </w:p>
+        </w:tc>
+        <w:tc>
+          <w:tcPr>
+            <w:tcW w:type="dxa" w:w="1727"/>
+          </w:tcPr>
+          <w:p>
+            <w:pPr>
+              <w:jc w:val="center"/>
+            </w:pPr>
+            <w:r>
+              <w:rPr>
+                <w:sz w:val="18"/>
+              </w:rPr>
+              <w:t>0.4418</w:t>
+            </w:r>
+          </w:p>
+        </w:tc>
+        <w:tc>
+          <w:tcPr>
+            <w:tcW w:type="dxa" w:w="1727"/>
+          </w:tcPr>
+          <w:p>
+            <w:pPr>
+              <w:jc w:val="center"/>
+            </w:pPr>
+            <w:r>
+              <w:rPr>
+                <w:sz w:val="18"/>
+              </w:rPr>
+              <w:t>-0.0118</w:t>
+            </w:r>
+          </w:p>
+        </w:tc>
+      </w:tr>
+      <w:tr>
+        <w:tc>
+          <w:tcPr>
+            <w:tcW w:type="dxa" w:w="1727"/>
+          </w:tcPr>
+          <w:p>
+            <w:pPr>
+              <w:jc w:val="center"/>
+            </w:pPr>
+            <w:r>
+              <w:rPr>
+                <w:sz w:val="18"/>
+              </w:rPr>
+              <w:t>3</w:t>
+            </w:r>
+          </w:p>
+        </w:tc>
+        <w:tc>
+          <w:tcPr>
+            <w:tcW w:type="dxa" w:w="1727"/>
+          </w:tcPr>
+          <w:p>
+            <w:pPr>
+              <w:jc w:val="center"/>
+            </w:pPr>
+            <w:r>
+              <w:rPr>
+                <w:sz w:val="18"/>
+              </w:rPr>
+              <w:t>doubao</w:t>
+            </w:r>
+          </w:p>
+        </w:tc>
+        <w:tc>
+          <w:tcPr>
+            <w:tcW w:type="dxa" w:w="1727"/>
+          </w:tcPr>
+          <w:p>
+            <w:pPr>
+              <w:jc w:val="center"/>
+            </w:pPr>
+            <w:r>
+              <w:rPr>
+                <w:sz w:val="18"/>
+              </w:rPr>
+              <w:t>0.4758</w:t>
+            </w:r>
+          </w:p>
+        </w:tc>
+        <w:tc>
+          <w:tcPr>
+            <w:tcW w:type="dxa" w:w="1727"/>
+          </w:tcPr>
+          <w:p>
+            <w:pPr>
+              <w:jc w:val="center"/>
+            </w:pPr>
+            <w:r>
+              <w:rPr>
+                <w:sz w:val="18"/>
+              </w:rPr>
+              <w:t>0.4446</w:t>
+            </w:r>
+          </w:p>
+        </w:tc>
+        <w:tc>
+          <w:tcPr>
+            <w:tcW w:type="dxa" w:w="1727"/>
+          </w:tcPr>
+          <w:p>
+            <w:pPr>
+              <w:jc w:val="center"/>
+            </w:pPr>
+            <w:r>
+              <w:rPr>
+                <w:sz w:val="18"/>
+              </w:rPr>
+              <w:t>-0.0312</w:t>
+            </w:r>
+          </w:p>
+        </w:tc>
+      </w:tr>
+      <w:tr>
+        <w:tc>
+          <w:tcPr>
+            <w:tcW w:type="dxa" w:w="1727"/>
+          </w:tcPr>
+          <w:p>
+            <w:pPr>
+              <w:jc w:val="center"/>
+            </w:pPr>
+            <w:r>
+              <w:rPr>
+                <w:sz w:val="18"/>
+              </w:rPr>
+              <w:t>4</w:t>
+            </w:r>
+          </w:p>
+        </w:tc>
+        <w:tc>
+          <w:tcPr>
+            <w:tcW w:type="dxa" w:w="1727"/>
+          </w:tcPr>
+          <w:p>
+            <w:pPr>
+              <w:jc w:val="center"/>
+            </w:pPr>
+            <w:r>
+              <w:rPr>
+                <w:sz w:val="18"/>
+              </w:rPr>
+              <w:t>deepseek-v4-pro</w:t>
+            </w:r>
+          </w:p>
+        </w:tc>
+        <w:tc>
+          <w:tcPr>
+            <w:tcW w:type="dxa" w:w="1727"/>
+          </w:tcPr>
+          <w:p>
+            <w:pPr>
+              <w:jc w:val="center"/>
+            </w:pPr>
+            <w:r>
+              <w:rPr>
+                <w:sz w:val="18"/>
+              </w:rPr>
+              <w:t>0.4205</w:t>
+            </w:r>
+          </w:p>
+        </w:tc>
+        <w:tc>
+          <w:tcPr>
+            <w:tcW w:type="dxa" w:w="1727"/>
+          </w:tcPr>
+          <w:p>
+            <w:pPr>
+              <w:jc w:val="center"/>
+            </w:pPr>
+            <w:r>
+              <w:rPr>
+                <w:sz w:val="18"/>
+              </w:rPr>
+              <w:t>0.3931</w:t>
+            </w:r>
+          </w:p>
+        </w:tc>
+        <w:tc>
+          <w:tcPr>
+            <w:tcW w:type="dxa" w:w="1727"/>
+          </w:tcPr>
+          <w:p>
+            <w:pPr>
+              <w:jc w:val="center"/>
+            </w:pPr>
+            <w:r>
+              <w:rPr>
+                <w:sz w:val="18"/>
+              </w:rPr>
+              <w:t>-0.0274</w:t>
+            </w:r>
+          </w:p>
+        </w:tc>
+      </w:tr>
+      <w:tr>
+        <w:tc>
+          <w:tcPr>
+            <w:tcW w:type="dxa" w:w="1727"/>
+          </w:tcPr>
+          <w:p>
+            <w:pPr>
+              <w:jc w:val="center"/>
+            </w:pPr>
+            <w:r>
+              <w:rPr>
+                <w:sz w:val="18"/>
+              </w:rPr>
+              <w:t>5</w:t>
+            </w:r>
+          </w:p>
+        </w:tc>
+        <w:tc>
+          <w:tcPr>
+            <w:tcW w:type="dxa" w:w="1727"/>
+          </w:tcPr>
+          <w:p>
+            <w:pPr>
+              <w:jc w:val="center"/>
+            </w:pPr>
+            <w:r>
+              <w:rPr>
+                <w:sz w:val="18"/>
+              </w:rPr>
+              <w:t>minimax</w:t>
+            </w:r>
+          </w:p>
+        </w:tc>
+        <w:tc>
+          <w:tcPr>
+            <w:tcW w:type="dxa" w:w="1727"/>
+          </w:tcPr>
+          <w:p>
+            <w:pPr>
+              <w:jc w:val="center"/>
+            </w:pPr>
+            <w:r>
+              <w:rPr>
+                <w:sz w:val="18"/>
+              </w:rPr>
+              <w:t>0.3639</w:t>
+            </w:r>
+          </w:p>
+        </w:tc>
+        <w:tc>
+          <w:tcPr>
+            <w:tcW w:type="dxa" w:w="1727"/>
+          </w:tcPr>
+          <w:p>
+            <w:pPr>
+              <w:jc w:val="center"/>
+            </w:pPr>
+            <w:r>
+              <w:rPr>
+                <w:sz w:val="18"/>
+              </w:rPr>
+              <w:t>0.3444</w:t>
+            </w:r>
+          </w:p>
+        </w:tc>
+        <w:tc>
+          <w:tcPr>
+            <w:tcW w:type="dxa" w:w="1727"/>
+          </w:tcPr>
+          <w:p>
+            <w:pPr>
+              <w:jc w:val="center"/>
+            </w:pPr>
+            <w:r>
+              <w:rPr>
+                <w:sz w:val="18"/>
+              </w:rPr>
+              <w:t>-0.0195</w:t>
+            </w:r>
+          </w:p>
+        </w:tc>
+      </w:tr>
+      <w:tr>
+        <w:tc>
+          <w:tcPr>
+            <w:tcW w:type="dxa" w:w="1727"/>
+          </w:tcPr>
+          <w:p>
+            <w:pPr>
+              <w:jc w:val="center"/>
+            </w:pPr>
+            <w:r>
+              <w:rPr>
+                <w:sz w:val="18"/>
+              </w:rPr>
+              <w:t>-</w:t>
+            </w:r>
+          </w:p>
+        </w:tc>
+        <w:tc>
+          <w:tcPr>
+            <w:tcW w:type="dxa" w:w="1727"/>
+          </w:tcPr>
+          <w:p>
+            <w:pPr>
+              <w:jc w:val="center"/>
+            </w:pPr>
+            <w:r>
+              <w:rPr>
+                <w:sz w:val="18"/>
+              </w:rPr>
+              <w:t>kimi-k2</w:t>
+            </w:r>
+          </w:p>
+        </w:tc>
+        <w:tc>
+          <w:tcPr>
+            <w:tcW w:type="dxa" w:w="1727"/>
+          </w:tcPr>
+          <w:p>
+            <w:pPr>
+              <w:jc w:val="center"/>
+            </w:pPr>
+            <w:r>
+              <w:rPr>
+                <w:sz w:val="18"/>
+              </w:rPr>
+              <w:t>N/A</w:t>
+            </w:r>
+          </w:p>
+        </w:tc>
+        <w:tc>
+          <w:tcPr>
+            <w:tcW w:type="dxa" w:w="1727"/>
+          </w:tcPr>
+          <w:p>
+            <w:pPr>
+              <w:jc w:val="center"/>
+            </w:pPr>
+            <w:r>
+              <w:rPr>
+                <w:sz w:val="18"/>
+              </w:rPr>
+              <w:t>N/A</w:t>
+            </w:r>
+          </w:p>
+        </w:tc>
+        <w:tc>
+          <w:tcPr>
+            <w:tcW w:type="dxa" w:w="1727"/>
+          </w:tcPr>
+          <w:p>
+            <w:pPr>
+              <w:jc w:val="center"/>
+            </w:pPr>
+            <w:r>
+              <w:rPr>
+                <w:sz w:val="18"/>
+              </w:rPr>
+              <w:t>all invalid</w:t>
+            </w:r>
+          </w:p>
+        </w:tc>
+      </w:tr>
+    </w:tbl>
+    <w:p/>
+    <w:p>
+      <w:pPr>
+        <w:pStyle w:val="Heading2"/>
+      </w:pPr>
+      <w:r>
+        <w:t>6.2 Multiple Choice 准确率</w:t>
+      </w:r>
+    </w:p>
+    <w:p>
+      <w:r>
+        <w:t>MC题量较少（B1: 3题，Bfull: 15题），结果仅供参考。minimax和kimi-k2在MC场景下均无法正常输出有效选项。</w:t>
+      </w:r>
+    </w:p>
+    <w:tbl>
+      <w:tblPr>
+        <w:tblStyle w:val="TableGrid"/>
+        <w:tblW w:type="auto" w:w="0"/>
+        <w:jc w:val="center"/>
+        <w:tblLook w:firstColumn="1" w:firstRow="1" w:lastColumn="0" w:lastRow="0" w:noHBand="0" w:noVBand="1" w:val="04A0"/>
+      </w:tblPr>
+      <w:tblGrid>
+        <w:gridCol w:w="2158"/>
+        <w:gridCol w:w="2158"/>
+        <w:gridCol w:w="2158"/>
+        <w:gridCol w:w="2158"/>
+      </w:tblGrid>
+      <w:tr>
+        <w:tc>
+          <w:tcPr>
+            <w:tcW w:type="dxa" w:w="2158"/>
+          </w:tcPr>
+          <w:p>
+            <w:r>
+              <w:rPr>
+                <w:b/>
+                <w:sz w:val="18"/>
+              </w:rPr>
+              <w:t>模型</w:t>
+            </w:r>
+          </w:p>
+        </w:tc>
+        <w:tc>
+          <w:tcPr>
+            <w:tcW w:type="dxa" w:w="2158"/>
+          </w:tcPr>
+          <w:p>
+            <w:r>
+              <w:rPr>
+                <w:b/>
+                <w:sz w:val="18"/>
+              </w:rPr>
+              <w:t>B1 MC Acc</w:t>
+            </w:r>
+          </w:p>
+        </w:tc>
+        <w:tc>
+          <w:tcPr>
+            <w:tcW w:type="dxa" w:w="2158"/>
+          </w:tcPr>
+          <w:p>
+            <w:r>
+              <w:rPr>
+                <w:b/>
+                <w:sz w:val="18"/>
+              </w:rPr>
+              <w:t>Bfull MC Acc</w:t>
+            </w:r>
+          </w:p>
+        </w:tc>
+        <w:tc>
+          <w:tcPr>
+            <w:tcW w:type="dxa" w:w="2158"/>
+          </w:tcPr>
+          <w:p>
+            <w:r>
+              <w:rPr>
+                <w:b/>
+                <w:sz w:val="18"/>
+              </w:rPr>
+              <w:t>备注</w:t>
+            </w:r>
+          </w:p>
+        </w:tc>
+      </w:tr>
+      <w:tr>
+        <w:tc>
+          <w:tcPr>
+            <w:tcW w:type="dxa" w:w="2158"/>
+          </w:tcPr>
+          <w:p>
+            <w:pPr>
+              <w:jc w:val="center"/>
+            </w:pPr>
+            <w:r>
+              <w:rPr>
+                <w:sz w:val="18"/>
+              </w:rPr>
+              <w:t>deepseek-v4</w:t>
+            </w:r>
+          </w:p>
+        </w:tc>
+        <w:tc>
+          <w:tcPr>
+            <w:tcW w:type="dxa" w:w="2158"/>
+          </w:tcPr>
+          <w:p>
+            <w:pPr>
+              <w:jc w:val="center"/>
+            </w:pPr>
+            <w:r>
+              <w:rPr>
+                <w:sz w:val="18"/>
+              </w:rPr>
+              <w:t>1.0</w:t>
+            </w:r>
+          </w:p>
+        </w:tc>
+        <w:tc>
+          <w:tcPr>
+            <w:tcW w:type="dxa" w:w="2158"/>
+          </w:tcPr>
+          <w:p>
+            <w:pPr>
+              <w:jc w:val="center"/>
+            </w:pPr>
+            <w:r>
+              <w:rPr>
+                <w:sz w:val="18"/>
+              </w:rPr>
+              <w:t>1.0</w:t>
+            </w:r>
+          </w:p>
+        </w:tc>
+        <w:tc>
+          <w:tcPr>
+            <w:tcW w:type="dxa" w:w="2158"/>
+          </w:tcPr>
+          <w:p>
+            <w:pPr>
+              <w:jc w:val="center"/>
+            </w:pPr>
+            <w:r>
+              <w:rPr>
+                <w:sz w:val="18"/>
+              </w:rPr>
+              <w:t>all correct</w:t>
+            </w:r>
+          </w:p>
+        </w:tc>
+      </w:tr>
+      <w:tr>
+        <w:tc>
+          <w:tcPr>
+            <w:tcW w:type="dxa" w:w="2158"/>
+          </w:tcPr>
+          <w:p>
+            <w:pPr>
+              <w:jc w:val="center"/>
+            </w:pPr>
+            <w:r>
+              <w:rPr>
+                <w:sz w:val="18"/>
+              </w:rPr>
+              <w:t>deepseek-v4-pro</w:t>
+            </w:r>
+          </w:p>
+        </w:tc>
+        <w:tc>
+          <w:tcPr>
+            <w:tcW w:type="dxa" w:w="2158"/>
+          </w:tcPr>
+          <w:p>
+            <w:pPr>
+              <w:jc w:val="center"/>
+            </w:pPr>
+            <w:r>
+              <w:rPr>
+                <w:sz w:val="18"/>
+              </w:rPr>
+              <w:t>1.0</w:t>
+            </w:r>
+          </w:p>
+        </w:tc>
+        <w:tc>
+          <w:tcPr>
+            <w:tcW w:type="dxa" w:w="2158"/>
+          </w:tcPr>
+          <w:p>
+            <w:pPr>
+              <w:jc w:val="center"/>
+            </w:pPr>
+            <w:r>
+              <w:rPr>
+                <w:sz w:val="18"/>
+              </w:rPr>
+              <w:t>1.0</w:t>
+            </w:r>
+          </w:p>
+        </w:tc>
+        <w:tc>
+          <w:tcPr>
+            <w:tcW w:type="dxa" w:w="2158"/>
+          </w:tcPr>
+          <w:p>
+            <w:pPr>
+              <w:jc w:val="center"/>
+            </w:pPr>
+            <w:r>
+              <w:rPr>
+                <w:sz w:val="18"/>
+              </w:rPr>
+              <w:t>all correct</w:t>
+            </w:r>
+          </w:p>
+        </w:tc>
+      </w:tr>
+      <w:tr>
+        <w:tc>
+          <w:tcPr>
+            <w:tcW w:type="dxa" w:w="2158"/>
+          </w:tcPr>
+          <w:p>
+            <w:pPr>
+              <w:jc w:val="center"/>
+            </w:pPr>
+            <w:r>
+              <w:rPr>
+                <w:sz w:val="18"/>
+              </w:rPr>
+              <w:t>glm-4.7</w:t>
+            </w:r>
+          </w:p>
+        </w:tc>
+        <w:tc>
+          <w:tcPr>
+            <w:tcW w:type="dxa" w:w="2158"/>
+          </w:tcPr>
+          <w:p>
+            <w:pPr>
+              <w:jc w:val="center"/>
+            </w:pPr>
+            <w:r>
+              <w:rPr>
+                <w:sz w:val="18"/>
+              </w:rPr>
+              <w:t>1.0</w:t>
+            </w:r>
+          </w:p>
+        </w:tc>
+        <w:tc>
+          <w:tcPr>
+            <w:tcW w:type="dxa" w:w="2158"/>
+          </w:tcPr>
+          <w:p>
+            <w:pPr>
+              <w:jc w:val="center"/>
+            </w:pPr>
+            <w:r>
+              <w:rPr>
+                <w:sz w:val="18"/>
+              </w:rPr>
+              <w:t>1.0</w:t>
+            </w:r>
+          </w:p>
+        </w:tc>
+        <w:tc>
+          <w:tcPr>
+            <w:tcW w:type="dxa" w:w="2158"/>
+          </w:tcPr>
+          <w:p>
+            <w:pPr>
+              <w:jc w:val="center"/>
+            </w:pPr>
+            <w:r>
+              <w:rPr>
+                <w:sz w:val="18"/>
+              </w:rPr>
+              <w:t>all correct</w:t>
+            </w:r>
+          </w:p>
+        </w:tc>
+      </w:tr>
+      <w:tr>
+        <w:tc>
+          <w:tcPr>
+            <w:tcW w:type="dxa" w:w="2158"/>
+          </w:tcPr>
+          <w:p>
+            <w:pPr>
+              <w:jc w:val="center"/>
+            </w:pPr>
+            <w:r>
+              <w:rPr>
+                <w:sz w:val="18"/>
+              </w:rPr>
+              <w:t>doubao</w:t>
+            </w:r>
+          </w:p>
+        </w:tc>
+        <w:tc>
+          <w:tcPr>
+            <w:tcW w:type="dxa" w:w="2158"/>
+          </w:tcPr>
+          <w:p>
+            <w:pPr>
+              <w:jc w:val="center"/>
+            </w:pPr>
+            <w:r>
+              <w:rPr>
+                <w:sz w:val="18"/>
+              </w:rPr>
+              <w:t>0.5</w:t>
+            </w:r>
+          </w:p>
+        </w:tc>
+        <w:tc>
+          <w:tcPr>
+            <w:tcW w:type="dxa" w:w="2158"/>
+          </w:tcPr>
+          <w:p>
+            <w:pPr>
+              <w:jc w:val="center"/>
+            </w:pPr>
+            <w:r>
+              <w:rPr>
+                <w:sz w:val="18"/>
+              </w:rPr>
+              <w:t>0.6</w:t>
+            </w:r>
+          </w:p>
+        </w:tc>
+        <w:tc>
+          <w:tcPr>
+            <w:tcW w:type="dxa" w:w="2158"/>
+          </w:tcPr>
+          <w:p>
+            <w:pPr>
+              <w:jc w:val="center"/>
+            </w:pPr>
+            <w:r>
+              <w:rPr>
+                <w:sz w:val="18"/>
+              </w:rPr>
+              <w:t>partial invalid outputs</w:t>
+            </w:r>
+          </w:p>
+        </w:tc>
+      </w:tr>
+      <w:tr>
+        <w:tc>
+          <w:tcPr>
+            <w:tcW w:type="dxa" w:w="2158"/>
+          </w:tcPr>
+          <w:p>
+            <w:pPr>
+              <w:jc w:val="center"/>
+            </w:pPr>
+            <w:r>
+              <w:rPr>
+                <w:sz w:val="18"/>
+              </w:rPr>
+              <w:t>minimax</w:t>
+            </w:r>
+          </w:p>
+        </w:tc>
+        <w:tc>
+          <w:tcPr>
+            <w:tcW w:type="dxa" w:w="2158"/>
+          </w:tcPr>
+          <w:p>
+            <w:pPr>
+              <w:jc w:val="center"/>
+            </w:pPr>
+            <w:r>
+              <w:rPr>
+                <w:sz w:val="18"/>
+              </w:rPr>
+              <w:t>N/A</w:t>
+            </w:r>
+          </w:p>
+        </w:tc>
+        <w:tc>
+          <w:tcPr>
+            <w:tcW w:type="dxa" w:w="2158"/>
+          </w:tcPr>
+          <w:p>
+            <w:pPr>
+              <w:jc w:val="center"/>
+            </w:pPr>
+            <w:r>
+              <w:rPr>
+                <w:sz w:val="18"/>
+              </w:rPr>
+              <w:t>N/A</w:t>
+            </w:r>
+          </w:p>
+        </w:tc>
+        <w:tc>
+          <w:tcPr>
+            <w:tcW w:type="dxa" w:w="2158"/>
+          </w:tcPr>
+          <w:p>
+            <w:pPr>
+              <w:jc w:val="center"/>
+            </w:pPr>
+            <w:r>
+              <w:rPr>
+                <w:sz w:val="18"/>
+              </w:rPr>
+              <w:t>all invalid outputs</w:t>
+            </w:r>
+          </w:p>
+        </w:tc>
+      </w:tr>
+      <w:tr>
+        <w:tc>
+          <w:tcPr>
+            <w:tcW w:type="dxa" w:w="2158"/>
+          </w:tcPr>
+          <w:p>
+            <w:pPr>
+              <w:jc w:val="center"/>
+            </w:pPr>
+            <w:r>
+              <w:rPr>
+                <w:sz w:val="18"/>
+              </w:rPr>
+              <w:t>kimi-k2</w:t>
+            </w:r>
+          </w:p>
+        </w:tc>
+        <w:tc>
+          <w:tcPr>
+            <w:tcW w:type="dxa" w:w="2158"/>
+          </w:tcPr>
+          <w:p>
+            <w:pPr>
+              <w:jc w:val="center"/>
+            </w:pPr>
+            <w:r>
+              <w:rPr>
+                <w:sz w:val="18"/>
+              </w:rPr>
+              <w:t>N/A</w:t>
+            </w:r>
+          </w:p>
+        </w:tc>
+        <w:tc>
+          <w:tcPr>
+            <w:tcW w:type="dxa" w:w="2158"/>
+          </w:tcPr>
+          <w:p>
+            <w:pPr>
+              <w:jc w:val="center"/>
+            </w:pPr>
+            <w:r>
+              <w:rPr>
+                <w:sz w:val="18"/>
+              </w:rPr>
+              <w:t>N/A</w:t>
+            </w:r>
+          </w:p>
+        </w:tc>
+        <w:tc>
+          <w:tcPr>
+            <w:tcW w:type="dxa" w:w="2158"/>
+          </w:tcPr>
+          <w:p>
+            <w:pPr>
+              <w:jc w:val="center"/>
+            </w:pPr>
+            <w:r>
+              <w:rPr>
+                <w:sz w:val="18"/>
+              </w:rPr>
+              <w:t>all invalid outputs</w:t>
+            </w:r>
+          </w:p>
+        </w:tc>
+      </w:tr>
+    </w:tbl>
+    <w:p/>
+    <w:p>
+      <w:pPr>
+        <w:pStyle w:val="Heading2"/>
+      </w:pPr>
+      <w:r>
+        <w:t>6.3 LLM Judge 维度得分</w:t>
+      </w:r>
+    </w:p>
+    <w:p>
+      <w:r>
+        <w:t>LLM Judge仅评估了基线3个模型（deepseek-v4、deepseek-v4-pro、minimax）。补充模型（glm-4.7、kimi-k2、doubao）的Judge评分因Judge默认关闭而未生成。下表为Bfull题集上各维度得分汇总。</w:t>
+      </w:r>
+    </w:p>
+    <w:tbl>
+      <w:tblPr>
+        <w:tblStyle w:val="TableGrid"/>
+        <w:tblW w:type="auto" w:w="0"/>
+        <w:jc w:val="center"/>
+        <w:tblLook w:firstColumn="1" w:firstRow="1" w:lastColumn="0" w:lastRow="0" w:noHBand="0" w:noVBand="1" w:val="04A0"/>
+      </w:tblPr>
+      <w:tblGrid>
+        <w:gridCol w:w="1233"/>
+        <w:gridCol w:w="1233"/>
+        <w:gridCol w:w="1233"/>
+        <w:gridCol w:w="1233"/>
+        <w:gridCol w:w="1233"/>
+        <w:gridCol w:w="1233"/>
+        <w:gridCol w:w="1233"/>
+      </w:tblGrid>
+      <w:tr>
+        <w:tc>
+          <w:tcPr>
+            <w:tcW w:type="dxa" w:w="1233"/>
+          </w:tcPr>
+          <w:p>
+            <w:r>
+              <w:rPr>
+                <w:b/>
+                <w:sz w:val="16"/>
+              </w:rPr>
+              <w:t>模型</w:t>
+            </w:r>
+          </w:p>
+        </w:tc>
+        <w:tc>
+          <w:tcPr>
+            <w:tcW w:type="dxa" w:w="1233"/>
+          </w:tcPr>
+          <w:p>
+            <w:r>
+              <w:rPr>
+                <w:b/>
+                <w:sz w:val="16"/>
+              </w:rPr>
+              <w:t>answer_relevance</w:t>
+            </w:r>
+          </w:p>
+        </w:tc>
+        <w:tc>
+          <w:tcPr>
+            <w:tcW w:type="dxa" w:w="1233"/>
+          </w:tcPr>
+          <w:p>
+            <w:r>
+              <w:rPr>
+                <w:b/>
+                <w:sz w:val="16"/>
+              </w:rPr>
+              <w:t>faithfulness</w:t>
+            </w:r>
+          </w:p>
+        </w:tc>
+        <w:tc>
+          <w:tcPr>
+            <w:tcW w:type="dxa" w:w="1233"/>
+          </w:tcPr>
+          <w:p>
+            <w:r>
+              <w:rPr>
+                <w:b/>
+                <w:sz w:val="16"/>
+              </w:rPr>
+              <w:t>factual_accuracy</w:t>
+            </w:r>
+          </w:p>
+        </w:tc>
+        <w:tc>
+          <w:tcPr>
+            <w:tcW w:type="dxa" w:w="1233"/>
+          </w:tcPr>
+          <w:p>
+            <w:r>
+              <w:rPr>
+                <w:b/>
+                <w:sz w:val="16"/>
+              </w:rPr>
+              <w:t>logical_coherence</w:t>
+            </w:r>
+          </w:p>
+        </w:tc>
+        <w:tc>
+          <w:tcPr>
+            <w:tcW w:type="dxa" w:w="1233"/>
+          </w:tcPr>
+          <w:p>
+            <w:r>
+              <w:rPr>
+                <w:b/>
+                <w:sz w:val="16"/>
+              </w:rPr>
+              <w:t>completeness</w:t>
+            </w:r>
+          </w:p>
+        </w:tc>
+        <w:tc>
+          <w:tcPr>
+            <w:tcW w:type="dxa" w:w="1233"/>
+          </w:tcPr>
+          <w:p>
+            <w:r>
+              <w:rPr>
+                <w:b/>
+                <w:sz w:val="16"/>
+              </w:rPr>
+              <w:t>综合</w:t>
+            </w:r>
+          </w:p>
+        </w:tc>
+      </w:tr>
+      <w:tr>
+        <w:tc>
+          <w:tcPr>
+            <w:tcW w:type="dxa" w:w="1233"/>
+          </w:tcPr>
+          <w:p>
+            <w:pPr>
+              <w:jc w:val="center"/>
+            </w:pPr>
+            <w:r>
+              <w:rPr>
+                <w:sz w:val="18"/>
+              </w:rPr>
+              <w:t>deepseek-v4</w:t>
+            </w:r>
+          </w:p>
+        </w:tc>
+        <w:tc>
+          <w:tcPr>
+            <w:tcW w:type="dxa" w:w="1233"/>
+          </w:tcPr>
+          <w:p>
+            <w:pPr>
+              <w:jc w:val="center"/>
+            </w:pPr>
+            <w:r>
+              <w:rPr>
+                <w:sz w:val="18"/>
+              </w:rPr>
+              <w:t>5.0</w:t>
+            </w:r>
+          </w:p>
+        </w:tc>
+        <w:tc>
+          <w:tcPr>
+            <w:tcW w:type="dxa" w:w="1233"/>
+          </w:tcPr>
+          <w:p>
+            <w:pPr>
+              <w:jc w:val="center"/>
+            </w:pPr>
+            <w:r>
+              <w:rPr>
+                <w:sz w:val="18"/>
+              </w:rPr>
+              <w:t>5.0</w:t>
+            </w:r>
+          </w:p>
+        </w:tc>
+        <w:tc>
+          <w:tcPr>
+            <w:tcW w:type="dxa" w:w="1233"/>
+          </w:tcPr>
+          <w:p>
+            <w:pPr>
+              <w:jc w:val="center"/>
+            </w:pPr>
+            <w:r>
+              <w:rPr>
+                <w:sz w:val="18"/>
+              </w:rPr>
+              <w:t>5.0</w:t>
+            </w:r>
+          </w:p>
+        </w:tc>
+        <w:tc>
+          <w:tcPr>
+            <w:tcW w:type="dxa" w:w="1233"/>
+          </w:tcPr>
+          <w:p>
+            <w:pPr>
+              <w:jc w:val="center"/>
+            </w:pPr>
+            <w:r>
+              <w:rPr>
+                <w:sz w:val="18"/>
+              </w:rPr>
+              <w:t>5.0</w:t>
+            </w:r>
+          </w:p>
+        </w:tc>
+        <w:tc>
+          <w:tcPr>
+            <w:tcW w:type="dxa" w:w="1233"/>
+          </w:tcPr>
+          <w:p>
+            <w:pPr>
+              <w:jc w:val="center"/>
+            </w:pPr>
+            <w:r>
+              <w:rPr>
+                <w:sz w:val="18"/>
+              </w:rPr>
+              <w:t>5.0</w:t>
+            </w:r>
+          </w:p>
+        </w:tc>
+        <w:tc>
+          <w:tcPr>
+            <w:tcW w:type="dxa" w:w="1233"/>
+          </w:tcPr>
+          <w:p>
+            <w:pPr>
+              <w:jc w:val="center"/>
+            </w:pPr>
+            <w:r>
+              <w:rPr>
+                <w:sz w:val="18"/>
+              </w:rPr>
+              <w:t>5.00</w:t>
+            </w:r>
+          </w:p>
+        </w:tc>
+      </w:tr>
+      <w:tr>
+        <w:tc>
+          <w:tcPr>
+            <w:tcW w:type="dxa" w:w="1233"/>
+          </w:tcPr>
+          <w:p>
+            <w:pPr>
+              <w:jc w:val="center"/>
+            </w:pPr>
+            <w:r>
+              <w:rPr>
+                <w:sz w:val="18"/>
+              </w:rPr>
+              <w:t>deepseek-v4-pro</w:t>
+            </w:r>
+          </w:p>
+        </w:tc>
+        <w:tc>
+          <w:tcPr>
+            <w:tcW w:type="dxa" w:w="1233"/>
+          </w:tcPr>
+          <w:p>
+            <w:pPr>
+              <w:jc w:val="center"/>
+            </w:pPr>
+            <w:r>
+              <w:rPr>
+                <w:sz w:val="18"/>
+              </w:rPr>
+              <w:t>5.0</w:t>
+            </w:r>
+          </w:p>
+        </w:tc>
+        <w:tc>
+          <w:tcPr>
+            <w:tcW w:type="dxa" w:w="1233"/>
+          </w:tcPr>
+          <w:p>
+            <w:pPr>
+              <w:jc w:val="center"/>
+            </w:pPr>
+            <w:r>
+              <w:rPr>
+                <w:sz w:val="18"/>
+              </w:rPr>
+              <w:t>5.0</w:t>
+            </w:r>
+          </w:p>
+        </w:tc>
+        <w:tc>
+          <w:tcPr>
+            <w:tcW w:type="dxa" w:w="1233"/>
+          </w:tcPr>
+          <w:p>
+            <w:pPr>
+              <w:jc w:val="center"/>
+            </w:pPr>
+            <w:r>
+              <w:rPr>
+                <w:sz w:val="18"/>
+              </w:rPr>
+              <w:t>5.0</w:t>
+            </w:r>
+          </w:p>
+        </w:tc>
+        <w:tc>
+          <w:tcPr>
+            <w:tcW w:type="dxa" w:w="1233"/>
+          </w:tcPr>
+          <w:p>
+            <w:pPr>
+              <w:jc w:val="center"/>
+            </w:pPr>
+            <w:r>
+              <w:rPr>
+                <w:sz w:val="18"/>
+              </w:rPr>
+              <w:t>5.0</w:t>
+            </w:r>
+          </w:p>
+        </w:tc>
+        <w:tc>
+          <w:tcPr>
+            <w:tcW w:type="dxa" w:w="1233"/>
+          </w:tcPr>
+          <w:p>
+            <w:pPr>
+              <w:jc w:val="center"/>
+            </w:pPr>
+            <w:r>
+              <w:rPr>
+                <w:sz w:val="18"/>
+              </w:rPr>
+              <w:t>5.0</w:t>
+            </w:r>
+          </w:p>
+        </w:tc>
+        <w:tc>
+          <w:tcPr>
+            <w:tcW w:type="dxa" w:w="1233"/>
+          </w:tcPr>
+          <w:p>
+            <w:pPr>
+              <w:jc w:val="center"/>
+            </w:pPr>
+            <w:r>
+              <w:rPr>
+                <w:sz w:val="18"/>
+              </w:rPr>
+              <w:t>5.00</w:t>
+            </w:r>
+          </w:p>
+        </w:tc>
+      </w:tr>
+      <w:tr>
+        <w:tc>
+          <w:tcPr>
+            <w:tcW w:type="dxa" w:w="1233"/>
+          </w:tcPr>
+          <w:p>
+            <w:pPr>
+              <w:jc w:val="center"/>
+            </w:pPr>
+            <w:r>
+              <w:rPr>
+                <w:sz w:val="18"/>
+              </w:rPr>
+              <w:t>minimax</w:t>
+            </w:r>
+          </w:p>
+        </w:tc>
+        <w:tc>
+          <w:tcPr>
+            <w:tcW w:type="dxa" w:w="1233"/>
+          </w:tcPr>
+          <w:p>
+            <w:pPr>
+              <w:jc w:val="center"/>
+            </w:pPr>
+            <w:r>
+              <w:rPr>
+                <w:sz w:val="18"/>
+              </w:rPr>
+              <w:t>3.375</w:t>
+            </w:r>
+          </w:p>
+        </w:tc>
+        <w:tc>
+          <w:tcPr>
+            <w:tcW w:type="dxa" w:w="1233"/>
+          </w:tcPr>
+          <w:p>
+            <w:pPr>
+              <w:jc w:val="center"/>
+            </w:pPr>
+            <w:r>
+              <w:rPr>
+                <w:sz w:val="18"/>
+              </w:rPr>
+              <w:t>3.625</w:t>
+            </w:r>
+          </w:p>
+        </w:tc>
+        <w:tc>
+          <w:tcPr>
+            <w:tcW w:type="dxa" w:w="1233"/>
+          </w:tcPr>
+          <w:p>
+            <w:pPr>
+              <w:jc w:val="center"/>
+            </w:pPr>
+            <w:r>
+              <w:rPr>
+                <w:sz w:val="18"/>
+              </w:rPr>
+              <w:t>3.625</w:t>
+            </w:r>
+          </w:p>
+        </w:tc>
+        <w:tc>
+          <w:tcPr>
+            <w:tcW w:type="dxa" w:w="1233"/>
+          </w:tcPr>
+          <w:p>
+            <w:pPr>
+              <w:jc w:val="center"/>
+            </w:pPr>
+            <w:r>
+              <w:rPr>
+                <w:sz w:val="18"/>
+              </w:rPr>
+              <w:t>3.25</w:t>
+            </w:r>
+          </w:p>
+        </w:tc>
+        <w:tc>
+          <w:tcPr>
+            <w:tcW w:type="dxa" w:w="1233"/>
+          </w:tcPr>
+          <w:p>
+            <w:pPr>
+              <w:jc w:val="center"/>
+            </w:pPr>
+            <w:r>
+              <w:rPr>
+                <w:sz w:val="18"/>
+              </w:rPr>
+              <w:t>3.0</w:t>
+            </w:r>
+          </w:p>
+        </w:tc>
+        <w:tc>
+          <w:tcPr>
+            <w:tcW w:type="dxa" w:w="1233"/>
+          </w:tcPr>
+          <w:p>
+            <w:pPr>
+              <w:jc w:val="center"/>
+            </w:pPr>
+            <w:r>
+              <w:rPr>
+                <w:sz w:val="18"/>
+              </w:rPr>
+              <w:t>3.375</w:t>
+            </w:r>
+          </w:p>
+        </w:tc>
+      </w:tr>
+    </w:tbl>
+    <w:p/>
+    <w:p>
+      <w:pPr>
+        <w:pStyle w:val="Heading2"/>
+      </w:pPr>
+      <w:r>
+        <w:t>6.4 题集区分度信号</w:t>
+      </w:r>
+    </w:p>
+    <w:p>
+      <w:r>
+        <w:t>区分度信号衡量题集对不同模型的辨识能力。补充模型组的区分度指标较基线组有所下降，主要原因是kimi-k2全部无效输出压缩了得分分布的有效范围，并非题集本身区分力不足。</w:t>
+      </w:r>
+    </w:p>
+    <w:tbl>
+      <w:tblPr>
+        <w:tblStyle w:val="TableGrid"/>
+        <w:tblW w:type="auto" w:w="0"/>
+        <w:jc w:val="center"/>
+        <w:tblLook w:firstColumn="1" w:firstRow="1" w:lastColumn="0" w:lastRow="0" w:noHBand="0" w:noVBand="1" w:val="04A0"/>
+      </w:tblPr>
+      <w:tblGrid>
+        <w:gridCol w:w="1439"/>
+        <w:gridCol w:w="1439"/>
+        <w:gridCol w:w="1439"/>
+        <w:gridCol w:w="1439"/>
+        <w:gridCol w:w="1439"/>
+        <w:gridCol w:w="1439"/>
+      </w:tblGrid>
+      <w:tr>
+        <w:tc>
+          <w:tcPr>
+            <w:tcW w:type="dxa" w:w="1439"/>
+          </w:tcPr>
+          <w:p>
+            <w:r>
+              <w:rPr>
+                <w:b/>
+                <w:sz w:val="16"/>
+              </w:rPr>
+              <w:t>题集/模型组</w:t>
+            </w:r>
+          </w:p>
+        </w:tc>
+        <w:tc>
+          <w:tcPr>
+            <w:tcW w:type="dxa" w:w="1439"/>
+          </w:tcPr>
+          <w:p>
+            <w:r>
+              <w:rPr>
+                <w:b/>
+                <w:sz w:val="16"/>
+              </w:rPr>
+              <w:t>overall_gap</w:t>
+            </w:r>
+          </w:p>
+        </w:tc>
+        <w:tc>
+          <w:tcPr>
+            <w:tcW w:type="dxa" w:w="1439"/>
+          </w:tcPr>
+          <w:p>
+            <w:r>
+              <w:rPr>
+                <w:b/>
+                <w:sz w:val="16"/>
+              </w:rPr>
+              <w:t>best_vs_second</w:t>
+            </w:r>
+          </w:p>
+        </w:tc>
+        <w:tc>
+          <w:tcPr>
+            <w:tcW w:type="dxa" w:w="1439"/>
+          </w:tcPr>
+          <w:p>
+            <w:r>
+              <w:rPr>
+                <w:b/>
+                <w:sz w:val="16"/>
+              </w:rPr>
+              <w:t>discriminative_ratio</w:t>
+            </w:r>
+          </w:p>
+        </w:tc>
+        <w:tc>
+          <w:tcPr>
+            <w:tcW w:type="dxa" w:w="1439"/>
+          </w:tcPr>
+          <w:p>
+            <w:r>
+              <w:rPr>
+                <w:b/>
+                <w:sz w:val="16"/>
+              </w:rPr>
+              <w:t>all_fail_ratio</w:t>
+            </w:r>
+          </w:p>
+        </w:tc>
+        <w:tc>
+          <w:tcPr>
+            <w:tcW w:type="dxa" w:w="1439"/>
+          </w:tcPr>
+          <w:p>
+            <w:r>
+              <w:rPr>
+                <w:b/>
+                <w:sz w:val="16"/>
+              </w:rPr>
+              <w:t>too_easy_ratio</w:t>
+            </w:r>
+          </w:p>
+        </w:tc>
+      </w:tr>
+      <w:tr>
+        <w:tc>
+          <w:tcPr>
+            <w:tcW w:type="dxa" w:w="1439"/>
+          </w:tcPr>
+          <w:p>
+            <w:pPr>
+              <w:jc w:val="center"/>
+            </w:pPr>
+            <w:r>
+              <w:rPr>
+                <w:sz w:val="18"/>
+              </w:rPr>
+              <w:t>B1 基线组</w:t>
+            </w:r>
+          </w:p>
+        </w:tc>
+        <w:tc>
+          <w:tcPr>
+            <w:tcW w:type="dxa" w:w="1439"/>
+          </w:tcPr>
+          <w:p>
+            <w:pPr>
+              <w:jc w:val="center"/>
+            </w:pPr>
+            <w:r>
+              <w:rPr>
+                <w:sz w:val="18"/>
+              </w:rPr>
+              <w:t>0.2448</w:t>
+            </w:r>
+          </w:p>
+        </w:tc>
+        <w:tc>
+          <w:tcPr>
+            <w:tcW w:type="dxa" w:w="1439"/>
+          </w:tcPr>
+          <w:p>
+            <w:pPr>
+              <w:jc w:val="center"/>
+            </w:pPr>
+            <w:r>
+              <w:rPr>
+                <w:sz w:val="18"/>
+              </w:rPr>
+              <w:t>0.1557</w:t>
+            </w:r>
+          </w:p>
+        </w:tc>
+        <w:tc>
+          <w:tcPr>
+            <w:tcW w:type="dxa" w:w="1439"/>
+          </w:tcPr>
+          <w:p>
+            <w:pPr>
+              <w:jc w:val="center"/>
+            </w:pPr>
+            <w:r>
+              <w:rPr>
+                <w:sz w:val="18"/>
+              </w:rPr>
+              <w:t>45.5%</w:t>
+            </w:r>
+          </w:p>
+        </w:tc>
+        <w:tc>
+          <w:tcPr>
+            <w:tcW w:type="dxa" w:w="1439"/>
+          </w:tcPr>
+          <w:p>
+            <w:pPr>
+              <w:jc w:val="center"/>
+            </w:pPr>
+            <w:r>
+              <w:rPr>
+                <w:sz w:val="18"/>
+              </w:rPr>
+              <w:t>0%</w:t>
+            </w:r>
+          </w:p>
+        </w:tc>
+        <w:tc>
+          <w:tcPr>
+            <w:tcW w:type="dxa" w:w="1439"/>
+          </w:tcPr>
+          <w:p>
+            <w:pPr>
+              <w:jc w:val="center"/>
+            </w:pPr>
+            <w:r>
+              <w:rPr>
+                <w:sz w:val="18"/>
+              </w:rPr>
+              <w:t>0%</w:t>
+            </w:r>
+          </w:p>
+        </w:tc>
+      </w:tr>
+      <w:tr>
+        <w:tc>
+          <w:tcPr>
+            <w:tcW w:type="dxa" w:w="1439"/>
+          </w:tcPr>
+          <w:p>
+            <w:pPr>
+              <w:jc w:val="center"/>
+            </w:pPr>
+            <w:r>
+              <w:rPr>
+                <w:sz w:val="18"/>
+              </w:rPr>
+              <w:t>Bfull 基线组</w:t>
+            </w:r>
+          </w:p>
+        </w:tc>
+        <w:tc>
+          <w:tcPr>
+            <w:tcW w:type="dxa" w:w="1439"/>
+          </w:tcPr>
+          <w:p>
+            <w:pPr>
+              <w:jc w:val="center"/>
+            </w:pPr>
+            <w:r>
+              <w:rPr>
+                <w:sz w:val="18"/>
+              </w:rPr>
+              <w:t>0.2276</w:t>
+            </w:r>
+          </w:p>
+        </w:tc>
+        <w:tc>
+          <w:tcPr>
+            <w:tcW w:type="dxa" w:w="1439"/>
+          </w:tcPr>
+          <w:p>
+            <w:pPr>
+              <w:jc w:val="center"/>
+            </w:pPr>
+            <w:r>
+              <w:rPr>
+                <w:sz w:val="18"/>
+              </w:rPr>
+              <w:t>0.1234</w:t>
+            </w:r>
+          </w:p>
+        </w:tc>
+        <w:tc>
+          <w:tcPr>
+            <w:tcW w:type="dxa" w:w="1439"/>
+          </w:tcPr>
+          <w:p>
+            <w:pPr>
+              <w:jc w:val="center"/>
+            </w:pPr>
+            <w:r>
+              <w:rPr>
+                <w:sz w:val="18"/>
+              </w:rPr>
+              <w:t>45.8%</w:t>
+            </w:r>
+          </w:p>
+        </w:tc>
+        <w:tc>
+          <w:tcPr>
+            <w:tcW w:type="dxa" w:w="1439"/>
+          </w:tcPr>
+          <w:p>
+            <w:pPr>
+              <w:jc w:val="center"/>
+            </w:pPr>
+            <w:r>
+              <w:rPr>
+                <w:sz w:val="18"/>
+              </w:rPr>
+              <w:t>0%</w:t>
+            </w:r>
+          </w:p>
+        </w:tc>
+        <w:tc>
+          <w:tcPr>
+            <w:tcW w:type="dxa" w:w="1439"/>
+          </w:tcPr>
+          <w:p>
+            <w:pPr>
+              <w:jc w:val="center"/>
+            </w:pPr>
+            <w:r>
+              <w:rPr>
+                <w:sz w:val="18"/>
+              </w:rPr>
+              <w:t>0%</w:t>
+            </w:r>
+          </w:p>
+        </w:tc>
+      </w:tr>
+      <w:tr>
+        <w:tc>
+          <w:tcPr>
+            <w:tcW w:type="dxa" w:w="1439"/>
+          </w:tcPr>
+          <w:p>
+            <w:pPr>
+              <w:jc w:val="center"/>
+            </w:pPr>
+            <w:r>
+              <w:rPr>
+                <w:sz w:val="18"/>
+              </w:rPr>
+              <w:t>B1 补充组</w:t>
+            </w:r>
+          </w:p>
+        </w:tc>
+        <w:tc>
+          <w:tcPr>
+            <w:tcW w:type="dxa" w:w="1439"/>
+          </w:tcPr>
+          <w:p>
+            <w:pPr>
+              <w:jc w:val="center"/>
+            </w:pPr>
+            <w:r>
+              <w:rPr>
+                <w:sz w:val="18"/>
+              </w:rPr>
+              <w:t>0.1243</w:t>
+            </w:r>
+          </w:p>
+        </w:tc>
+        <w:tc>
+          <w:tcPr>
+            <w:tcW w:type="dxa" w:w="1439"/>
+          </w:tcPr>
+          <w:p>
+            <w:pPr>
+              <w:jc w:val="center"/>
+            </w:pPr>
+            <w:r>
+              <w:rPr>
+                <w:sz w:val="18"/>
+              </w:rPr>
+              <w:t>0.1243</w:t>
+            </w:r>
+          </w:p>
+        </w:tc>
+        <w:tc>
+          <w:tcPr>
+            <w:tcW w:type="dxa" w:w="1439"/>
+          </w:tcPr>
+          <w:p>
+            <w:pPr>
+              <w:jc w:val="center"/>
+            </w:pPr>
+            <w:r>
+              <w:rPr>
+                <w:sz w:val="18"/>
+              </w:rPr>
+              <w:t>18.2%</w:t>
+            </w:r>
+          </w:p>
+        </w:tc>
+        <w:tc>
+          <w:tcPr>
+            <w:tcW w:type="dxa" w:w="1439"/>
+          </w:tcPr>
+          <w:p>
+            <w:pPr>
+              <w:jc w:val="center"/>
+            </w:pPr>
+            <w:r>
+              <w:rPr>
+                <w:sz w:val="18"/>
+              </w:rPr>
+              <w:t>0%</w:t>
+            </w:r>
+          </w:p>
+        </w:tc>
+        <w:tc>
+          <w:tcPr>
+            <w:tcW w:type="dxa" w:w="1439"/>
+          </w:tcPr>
+          <w:p>
+            <w:pPr>
+              <w:jc w:val="center"/>
+            </w:pPr>
+            <w:r>
+              <w:rPr>
+                <w:sz w:val="18"/>
+              </w:rPr>
+              <w:t>0%</w:t>
+            </w:r>
+          </w:p>
+        </w:tc>
+      </w:tr>
+      <w:tr>
+        <w:tc>
+          <w:tcPr>
+            <w:tcW w:type="dxa" w:w="1439"/>
+          </w:tcPr>
+          <w:p>
+            <w:pPr>
+              <w:jc w:val="center"/>
+            </w:pPr>
+            <w:r>
+              <w:rPr>
+                <w:sz w:val="18"/>
+              </w:rPr>
+              <w:t>Bfull 补充组</w:t>
+            </w:r>
+          </w:p>
+        </w:tc>
+        <w:tc>
+          <w:tcPr>
+            <w:tcW w:type="dxa" w:w="1439"/>
+          </w:tcPr>
+          <w:p>
+            <w:pPr>
+              <w:jc w:val="center"/>
+            </w:pPr>
+            <w:r>
+              <w:rPr>
+                <w:sz w:val="18"/>
+              </w:rPr>
+              <w:t>0.1269</w:t>
+            </w:r>
+          </w:p>
+        </w:tc>
+        <w:tc>
+          <w:tcPr>
+            <w:tcW w:type="dxa" w:w="1439"/>
+          </w:tcPr>
+          <w:p>
+            <w:pPr>
+              <w:jc w:val="center"/>
+            </w:pPr>
+            <w:r>
+              <w:rPr>
+                <w:sz w:val="18"/>
+              </w:rPr>
+              <w:t>0.1269</w:t>
+            </w:r>
+          </w:p>
+        </w:tc>
+        <w:tc>
+          <w:tcPr>
+            <w:tcW w:type="dxa" w:w="1439"/>
+          </w:tcPr>
+          <w:p>
+            <w:pPr>
+              <w:jc w:val="center"/>
+            </w:pPr>
+            <w:r>
+              <w:rPr>
+                <w:sz w:val="18"/>
+              </w:rPr>
+              <w:t>15.8%</w:t>
+            </w:r>
+          </w:p>
+        </w:tc>
+        <w:tc>
+          <w:tcPr>
+            <w:tcW w:type="dxa" w:w="1439"/>
+          </w:tcPr>
+          <w:p>
+            <w:pPr>
+              <w:jc w:val="center"/>
+            </w:pPr>
+            <w:r>
+              <w:rPr>
+                <w:sz w:val="18"/>
+              </w:rPr>
+              <w:t>0%</w:t>
+            </w:r>
+          </w:p>
+        </w:tc>
+        <w:tc>
+          <w:tcPr>
+            <w:tcW w:type="dxa" w:w="1439"/>
+          </w:tcPr>
+          <w:p>
+            <w:pPr>
+              <w:jc w:val="center"/>
+            </w:pPr>
+            <w:r>
+              <w:rPr>
+                <w:sz w:val="18"/>
+              </w:rPr>
+              <w:t>0%</w:t>
+            </w:r>
+          </w:p>
+        </w:tc>
+      </w:tr>
+    </w:tbl>
+    <w:p/>
+    <w:p>
+      <w:pPr>
+        <w:pStyle w:val="Heading2"/>
+      </w:pPr>
+      <w:r>
+        <w:t>6.5 模型表现分析与结论</w:t>
+      </w:r>
+    </w:p>
+    <w:p>
+      <w:r>
+        <w:rPr>
+          <w:b/>
+        </w:rPr>
+        <w:t>第一梯队（glm-4.7 / deepseek-v4）：</w:t>
+      </w:r>
+    </w:p>
+    <w:p>
+      <w:r>
+        <w:t>glm-4.7与deepseek-v4在QA综合得分上几乎持平（Bfull: 0.4456 vs 0.4418），glm-4.7在两个题集上均以微弱优势领先。MC准确率两者均达100%。LLM Judge方面deepseek-v4全5.0满分（glm-4.7因Judge关闭未评估）。综合来看，glm-4.7与deepseek-v4处于同一能力层级，是本次补充评估中表现最优的模型。</w:t>
+      </w:r>
+    </w:p>
+    <w:p>
+      <w:r>
+        <w:rPr>
+          <w:b/>
+        </w:rPr>
+        <w:t>准第一梯队（doubao）：</w:t>
+      </w:r>
+    </w:p>
+    <w:p>
+      <w:r>
+        <w:t>doubao的QA综合得分（Bfull: 0.4446）接近第一梯队，B1上甚至取得最高分（0.4758），但在Bfull更大题量下回落。其短板主要在MC场景——准确率仅0.5-0.6，且存在较多无效输出。这表明doubao在开放式问答上具有竞争力，但在结构化选择题上的稳定性不足，适合作为QA专项评测的对照模型。</w:t>
+      </w:r>
+    </w:p>
+    <w:p>
+      <w:r>
+        <w:rPr>
+          <w:b/>
+        </w:rPr>
+        <w:t>第二梯队（deepseek-v4-pro）：</w:t>
+      </w:r>
+    </w:p>
+    <w:p>
+      <w:r>
+        <w:t>QA综合得分（Bfull: 0.3931）显著落后于第一梯队约0.05，但LLM Judge 5维度同样获得全5.0满分，MC准确率100%。这说明deepseek-v4-pro的回答质量在语义层面很高，但在与参考答案的词汇/短语匹配度（F1、ROUGE-L、BLEU）上不及第一梯队。</w:t>
+      </w:r>
+    </w:p>
+    <w:p>
+      <w:r>
+        <w:rPr>
+          <w:b/>
+        </w:rPr>
+        <w:t>第三梯队（minimax）：</w:t>
+      </w:r>
+    </w:p>
+    <w:p>
+      <w:r>
+        <w:t>QA综合得分（Bfull: 0.3444）在所有有效模型中垫底，MC场景完全无法输出有效选项。LLM Judge维度评分在Bfull上全面下降至3.0-3.625，与第一梯队形成1.5分以上的显著差距。minimax的recall较高（0.7624），但precision极低（0.1585），呈现典型的"说了很多但很少说对"模式。</w:t>
+      </w:r>
+    </w:p>
+    <w:p>
+      <w:r>
+        <w:rPr>
+          <w:b/>
+        </w:rPr>
+        <w:t>kimi-k2异常说明：</w:t>
+      </w:r>
+    </w:p>
+    <w:p>
+      <w:r>
+        <w:t>kimi-k2在本次评估中全部11道QA题和15道MC题的回答均为空或无效输出，所有自动指标得分为None。这极可能是API调用层面的兼容性问题（如thinking模式参数不兼容、输出格式解析失败），而非模型能力本身的反映。建议在后续实验中排查kimi-k2的API配置后重新评估。</w:t>
+      </w:r>
+    </w:p>
+    <w:p>
+      <w:pPr>
+        <w:pStyle w:val="Heading2"/>
+      </w:pPr>
+      <w:r>
+        <w:t>6.6 综合结论汇总</w:t>
+      </w:r>
+    </w:p>
+    <w:tbl>
+      <w:tblPr>
+        <w:tblStyle w:val="TableGrid"/>
+        <w:tblW w:type="auto" w:w="0"/>
+        <w:jc w:val="center"/>
+        <w:tblLook w:firstColumn="1" w:firstRow="1" w:lastColumn="0" w:lastRow="0" w:noHBand="0" w:noVBand="1" w:val="04A0"/>
+      </w:tblPr>
+      <w:tblGrid>
+        <w:gridCol w:w="4317"/>
+        <w:gridCol w:w="4317"/>
+      </w:tblGrid>
+      <w:tr>
+        <w:tc>
+          <w:tcPr>
+            <w:tcW w:type="dxa" w:w="4317"/>
+          </w:tcPr>
+          <w:p>
+            <w:r>
+              <w:rPr>
+                <w:b/>
+                <w:sz w:val="18"/>
+              </w:rPr>
+              <w:t>维度</w:t>
+            </w:r>
+          </w:p>
+        </w:tc>
+        <w:tc>
+          <w:tcPr>
+            <w:tcW w:type="dxa" w:w="4317"/>
+          </w:tcPr>
+          <w:p>
+            <w:r>
+              <w:rPr>
+                <w:b/>
+                <w:sz w:val="18"/>
+              </w:rPr>
+              <w:t>核心结论</w:t>
+            </w:r>
+          </w:p>
+        </w:tc>
+      </w:tr>
+      <w:tr>
+        <w:tc>
+          <w:tcPr>
+            <w:tcW w:type="dxa" w:w="4317"/>
+          </w:tcPr>
+          <w:p>
+            <w:r>
+              <w:rPr>
+                <w:sz w:val="18"/>
+              </w:rPr>
+              <w:t>模型排名一致性</w:t>
+            </w:r>
+          </w:p>
+        </w:tc>
+        <w:tc>
+          <w:tcPr>
+            <w:tcW w:type="dxa" w:w="4317"/>
+          </w:tcPr>
+          <w:p>
+            <w:r>
+              <w:rPr>
+                <w:sz w:val="18"/>
+              </w:rPr>
+              <w:t>两个题集（B1/Bfull）给出的模型排名完全一致：</w:t>
+              <w:br/>
+              <w:t>glm-4.7 ~ deepseek-v4 &gt; doubao &gt; deepseek-v4-pro &gt; minimax</w:t>
+              <w:br/>
+              <w:t>证明当前框架生成的题集具有稳定的评测能力，非偶然结果。</w:t>
+            </w:r>
+          </w:p>
+        </w:tc>
+      </w:tr>
+      <w:tr>
+        <w:tc>
+          <w:tcPr>
+            <w:tcW w:type="dxa" w:w="4317"/>
+          </w:tcPr>
+          <w:p>
+            <w:r>
+              <w:rPr>
+                <w:sz w:val="18"/>
+              </w:rPr>
+              <w:t>题集区分力</w:t>
+            </w:r>
+          </w:p>
+        </w:tc>
+        <w:tc>
+          <w:tcPr>
+            <w:tcW w:type="dxa" w:w="4317"/>
+          </w:tcPr>
+          <w:p>
+            <w:r>
+              <w:rPr>
+                <w:sz w:val="18"/>
+              </w:rPr>
+              <w:t>基线组区分题比例约45%，补充组约16-18%。</w:t>
+              <w:br/>
+              <w:t>下降主因是kimi-k2全部失效导致有效模型仅4个，分布范围收窄。</w:t>
+              <w:br/>
+              <w:t>排除kimi-k2后其余模型的区分信号健康。</w:t>
+            </w:r>
+          </w:p>
+        </w:tc>
+      </w:tr>
+      <w:tr>
+        <w:tc>
+          <w:tcPr>
+            <w:tcW w:type="dxa" w:w="4317"/>
+          </w:tcPr>
+          <w:p>
+            <w:r>
+              <w:rPr>
+                <w:sz w:val="18"/>
+              </w:rPr>
+              <w:t>glm-4.7 表现</w:t>
+            </w:r>
+          </w:p>
+        </w:tc>
+        <w:tc>
+          <w:tcPr>
+            <w:tcW w:type="dxa" w:w="4317"/>
+          </w:tcPr>
+          <w:p>
+            <w:r>
+              <w:rPr>
+                <w:sz w:val="18"/>
+              </w:rPr>
+              <w:t>QA综合能力与deepseek-v4持平甚至略优，MC满分，</w:t>
+              <w:br/>
+              <w:t>是本次补充评估的最强模型。建议纳入后续实验的候选模型集。</w:t>
+            </w:r>
+          </w:p>
+        </w:tc>
+      </w:tr>
+      <w:tr>
+        <w:tc>
+          <w:tcPr>
+            <w:tcW w:type="dxa" w:w="4317"/>
+          </w:tcPr>
+          <w:p>
+            <w:r>
+              <w:rPr>
+                <w:sz w:val="18"/>
+              </w:rPr>
+              <w:t>doubao 表现</w:t>
+            </w:r>
+          </w:p>
+        </w:tc>
+        <w:tc>
+          <w:tcPr>
+            <w:tcW w:type="dxa" w:w="4317"/>
+          </w:tcPr>
+          <w:p>
+            <w:r>
+              <w:rPr>
+                <w:sz w:val="18"/>
+              </w:rPr>
+              <w:t>QA场景有竞争力，但MC稳定性不足，存在一定比例的无效输出。</w:t>
+              <w:br/>
+              <w:t>适合作为QA专项评测的对照模型。</w:t>
+            </w:r>
+          </w:p>
+        </w:tc>
+      </w:tr>
+      <w:tr>
+        <w:tc>
+          <w:tcPr>
+            <w:tcW w:type="dxa" w:w="4317"/>
+          </w:tcPr>
+          <w:p>
+            <w:r>
+              <w:rPr>
+                <w:sz w:val="18"/>
+              </w:rPr>
+              <w:t>kimi-k2 失效</w:t>
+            </w:r>
+          </w:p>
+        </w:tc>
+        <w:tc>
+          <w:tcPr>
+            <w:tcW w:type="dxa" w:w="4317"/>
+          </w:tcPr>
+          <w:p>
+            <w:r>
+              <w:rPr>
+                <w:sz w:val="18"/>
+              </w:rPr>
+              <w:t>全部响应无效，疑为API兼容性问题，需排查后重测。</w:t>
+              <w:br/>
+              <w:t>当前数据不代表kimi-k2的真实能力水平。</w:t>
+            </w:r>
+          </w:p>
+        </w:tc>
+      </w:tr>
+      <w:tr>
+        <w:tc>
+          <w:tcPr>
+            <w:tcW w:type="dxa" w:w="4317"/>
+          </w:tcPr>
+          <w:p>
+            <w:r>
+              <w:rPr>
+                <w:sz w:val="18"/>
+              </w:rPr>
+              <w:t>框架泛化能力</w:t>
+            </w:r>
+          </w:p>
+        </w:tc>
+        <w:tc>
+          <w:tcPr>
+            <w:tcW w:type="dxa" w:w="4317"/>
+          </w:tcPr>
+          <w:p>
+            <w:r>
+              <w:rPr>
+                <w:sz w:val="18"/>
+              </w:rPr>
+              <w:t>当前实验框架对新增模型（glm-4.7、doubao）同样有效，</w:t>
+              <w:br/>
+              <w:t>能够产出稳定的区分结果。框架具备良好的模型族泛化性。</w:t>
+            </w:r>
+          </w:p>
+        </w:tc>
+      </w:tr>
+    </w:tbl>
+    <w:p>
+      <w:pPr>
+        <w:pStyle w:val="Heading1"/>
+      </w:pPr>
+      <w:r>
+        <w:t>7 QA场景逐指标得分</w:t>
+      </w:r>
+    </w:p>
+    <w:p>
+      <w:r>
+        <w:t>以下两表展示所有6个候选模型在QA场景下9项自动指标的逐项得分。kimi-k2所有指标均为None（回答全部无效），minimax的exact_match全部为0。指标说明见前文自动评价指标体系章节。各模型按Bfull QA综合得分降序排列。</w:t>
+      </w:r>
+    </w:p>
+    <w:p>
+      <w:pPr>
+        <w:pStyle w:val="Heading2"/>
+      </w:pPr>
+      <w:r>
+        <w:t>7.1 Bfull题集（57题）QA逐指标得分</w:t>
+      </w:r>
+    </w:p>
+    <w:tbl>
+      <w:tblPr>
+        <w:tblStyle w:val="TableGrid"/>
+        <w:tblW w:type="auto" w:w="0"/>
+        <w:jc w:val="center"/>
+        <w:tblLook w:firstColumn="1" w:firstRow="1" w:lastColumn="0" w:lastRow="0" w:noHBand="0" w:noVBand="1" w:val="04A0"/>
+      </w:tblPr>
+      <w:tblGrid>
+        <w:gridCol w:w="863"/>
+        <w:gridCol w:w="863"/>
+        <w:gridCol w:w="863"/>
+        <w:gridCol w:w="863"/>
+        <w:gridCol w:w="863"/>
+        <w:gridCol w:w="863"/>
+        <w:gridCol w:w="863"/>
+        <w:gridCol w:w="863"/>
+        <w:gridCol w:w="863"/>
+        <w:gridCol w:w="863"/>
+      </w:tblGrid>
+      <w:tr>
+        <w:tc>
+          <w:tcPr>
+            <w:tcW w:type="dxa" w:w="863"/>
+          </w:tcPr>
+          <w:p>
+            <w:pPr>
+              <w:jc w:val="center"/>
+            </w:pPr>
+            <w:r>
+              <w:rPr>
+                <w:b/>
+                <w:sz w:val="14"/>
+              </w:rPr>
+              <w:t>Model</w:t>
+            </w:r>
+          </w:p>
+        </w:tc>
+        <w:tc>
+          <w:tcPr>
+            <w:tcW w:type="dxa" w:w="863"/>
+          </w:tcPr>
+          <w:p>
+            <w:pPr>
+              <w:jc w:val="center"/>
+            </w:pPr>
+            <w:r>
+              <w:rPr>
+                <w:b/>
+                <w:sz w:val="14"/>
+              </w:rPr>
+              <w:t>semantic_accuracy</w:t>
+            </w:r>
+          </w:p>
+        </w:tc>
+        <w:tc>
+          <w:tcPr>
+            <w:tcW w:type="dxa" w:w="863"/>
+          </w:tcPr>
+          <w:p>
+            <w:pPr>
+              <w:jc w:val="center"/>
+            </w:pPr>
+            <w:r>
+              <w:rPr>
+                <w:b/>
+                <w:sz w:val="14"/>
+              </w:rPr>
+              <w:t>exact_match</w:t>
+            </w:r>
+          </w:p>
+        </w:tc>
+        <w:tc>
+          <w:tcPr>
+            <w:tcW w:type="dxa" w:w="863"/>
+          </w:tcPr>
+          <w:p>
+            <w:pPr>
+              <w:jc w:val="center"/>
+            </w:pPr>
+            <w:r>
+              <w:rPr>
+                <w:b/>
+                <w:sz w:val="14"/>
+              </w:rPr>
+              <w:t>f1</w:t>
+            </w:r>
+          </w:p>
+        </w:tc>
+        <w:tc>
+          <w:tcPr>
+            <w:tcW w:type="dxa" w:w="863"/>
+          </w:tcPr>
+          <w:p>
+            <w:pPr>
+              <w:jc w:val="center"/>
+            </w:pPr>
+            <w:r>
+              <w:rPr>
+                <w:b/>
+                <w:sz w:val="14"/>
+              </w:rPr>
+              <w:t>precision</w:t>
+            </w:r>
+          </w:p>
+        </w:tc>
+        <w:tc>
+          <w:tcPr>
+            <w:tcW w:type="dxa" w:w="863"/>
+          </w:tcPr>
+          <w:p>
+            <w:pPr>
+              <w:jc w:val="center"/>
+            </w:pPr>
+            <w:r>
+              <w:rPr>
+                <w:b/>
+                <w:sz w:val="14"/>
+              </w:rPr>
+              <w:t>recall</w:t>
+            </w:r>
+          </w:p>
+        </w:tc>
+        <w:tc>
+          <w:tcPr>
+            <w:tcW w:type="dxa" w:w="863"/>
+          </w:tcPr>
+          <w:p>
+            <w:pPr>
+              <w:jc w:val="center"/>
+            </w:pPr>
+            <w:r>
+              <w:rPr>
+                <w:b/>
+                <w:sz w:val="14"/>
+              </w:rPr>
+              <w:t>rouge_l</w:t>
+            </w:r>
+          </w:p>
+        </w:tc>
+        <w:tc>
+          <w:tcPr>
+            <w:tcW w:type="dxa" w:w="863"/>
+          </w:tcPr>
+          <w:p>
+            <w:pPr>
+              <w:jc w:val="center"/>
+            </w:pPr>
+            <w:r>
+              <w:rPr>
+                <w:b/>
+                <w:sz w:val="14"/>
+              </w:rPr>
+              <w:t>bleu</w:t>
+            </w:r>
+          </w:p>
+        </w:tc>
+        <w:tc>
+          <w:tcPr>
+            <w:tcW w:type="dxa" w:w="863"/>
+          </w:tcPr>
+          <w:p>
+            <w:pPr>
+              <w:jc w:val="center"/>
+            </w:pPr>
+            <w:r>
+              <w:rPr>
+                <w:b/>
+                <w:sz w:val="14"/>
+              </w:rPr>
+              <w:t>bertscore</w:t>
+            </w:r>
+          </w:p>
+        </w:tc>
+        <w:tc>
+          <w:tcPr>
+            <w:tcW w:type="dxa" w:w="863"/>
+          </w:tcPr>
+          <w:p>
+            <w:pPr>
+              <w:jc w:val="center"/>
+            </w:pPr>
+            <w:r>
+              <w:rPr>
+                <w:b/>
+                <w:sz w:val="14"/>
+              </w:rPr>
+              <w:t>semantic_similarity</w:t>
+            </w:r>
+          </w:p>
+        </w:tc>
+      </w:tr>
+      <w:tr>
+        <w:tc>
+          <w:tcPr>
+            <w:tcW w:type="dxa" w:w="863"/>
+          </w:tcPr>
+          <w:p>
+            <w:pPr>
+              <w:jc w:val="center"/>
+            </w:pPr>
+            <w:r>
+              <w:rPr>
+                <w:sz w:val="16"/>
+              </w:rPr>
+              <w:t>glm-4.7</w:t>
+            </w:r>
+          </w:p>
+        </w:tc>
+        <w:tc>
+          <w:tcPr>
+            <w:tcW w:type="dxa" w:w="863"/>
+          </w:tcPr>
+          <w:p>
+            <w:pPr>
+              <w:jc w:val="center"/>
+            </w:pPr>
+            <w:r>
+              <w:rPr>
+                <w:sz w:val="14"/>
+              </w:rPr>
+              <w:t>0.4762</w:t>
+            </w:r>
+          </w:p>
+        </w:tc>
+        <w:tc>
+          <w:tcPr>
+            <w:tcW w:type="dxa" w:w="863"/>
+          </w:tcPr>
+          <w:p>
+            <w:pPr>
+              <w:jc w:val="center"/>
+            </w:pPr>
+            <w:r>
+              <w:rPr>
+                <w:sz w:val="14"/>
+              </w:rPr>
+              <w:t>0.0000</w:t>
+            </w:r>
+          </w:p>
+        </w:tc>
+        <w:tc>
+          <w:tcPr>
+            <w:tcW w:type="dxa" w:w="863"/>
+          </w:tcPr>
+          <w:p>
+            <w:pPr>
+              <w:jc w:val="center"/>
+            </w:pPr>
+            <w:r>
+              <w:rPr>
+                <w:sz w:val="14"/>
+              </w:rPr>
+              <w:t>0.4545</w:t>
+            </w:r>
+          </w:p>
+        </w:tc>
+        <w:tc>
+          <w:tcPr>
+            <w:tcW w:type="dxa" w:w="863"/>
+          </w:tcPr>
+          <w:p>
+            <w:pPr>
+              <w:jc w:val="center"/>
+            </w:pPr>
+            <w:r>
+              <w:rPr>
+                <w:sz w:val="14"/>
+              </w:rPr>
+              <w:t>0.5901</w:t>
+            </w:r>
+          </w:p>
+        </w:tc>
+        <w:tc>
+          <w:tcPr>
+            <w:tcW w:type="dxa" w:w="863"/>
+          </w:tcPr>
+          <w:p>
+            <w:pPr>
+              <w:jc w:val="center"/>
+            </w:pPr>
+            <w:r>
+              <w:rPr>
+                <w:sz w:val="14"/>
+              </w:rPr>
+              <w:t>0.4353</w:t>
+            </w:r>
+          </w:p>
+        </w:tc>
+        <w:tc>
+          <w:tcPr>
+            <w:tcW w:type="dxa" w:w="863"/>
+          </w:tcPr>
+          <w:p>
+            <w:pPr>
+              <w:jc w:val="center"/>
+            </w:pPr>
+            <w:r>
+              <w:rPr>
+                <w:sz w:val="14"/>
+              </w:rPr>
+              <w:t>0.2566</w:t>
+            </w:r>
+          </w:p>
+        </w:tc>
+        <w:tc>
+          <w:tcPr>
+            <w:tcW w:type="dxa" w:w="863"/>
+          </w:tcPr>
+          <w:p>
+            <w:pPr>
+              <w:jc w:val="center"/>
+            </w:pPr>
+            <w:r>
+              <w:rPr>
+                <w:sz w:val="14"/>
+              </w:rPr>
+              <w:t>0.0827</w:t>
+            </w:r>
+          </w:p>
+        </w:tc>
+        <w:tc>
+          <w:tcPr>
+            <w:tcW w:type="dxa" w:w="863"/>
+          </w:tcPr>
+          <w:p>
+            <w:pPr>
+              <w:jc w:val="center"/>
+            </w:pPr>
+            <w:r>
+              <w:rPr>
+                <w:sz w:val="14"/>
+              </w:rPr>
+              <w:t>0.8855</w:t>
+            </w:r>
+          </w:p>
+        </w:tc>
+        <w:tc>
+          <w:tcPr>
+            <w:tcW w:type="dxa" w:w="863"/>
+          </w:tcPr>
+          <w:p>
+            <w:pPr>
+              <w:jc w:val="center"/>
+            </w:pPr>
+            <w:r>
+              <w:rPr>
+                <w:sz w:val="14"/>
+              </w:rPr>
+              <w:t>0.8299</w:t>
+            </w:r>
+          </w:p>
+        </w:tc>
+      </w:tr>
+      <w:tr>
+        <w:tc>
+          <w:tcPr>
+            <w:tcW w:type="dxa" w:w="863"/>
+          </w:tcPr>
+          <w:p>
+            <w:pPr>
+              <w:jc w:val="center"/>
+            </w:pPr>
+            <w:r>
+              <w:rPr>
+                <w:sz w:val="16"/>
+              </w:rPr>
+              <w:t>deepseek-v4</w:t>
+            </w:r>
+          </w:p>
+        </w:tc>
+        <w:tc>
+          <w:tcPr>
+            <w:tcW w:type="dxa" w:w="863"/>
+          </w:tcPr>
+          <w:p>
+            <w:pPr>
+              <w:jc w:val="center"/>
+            </w:pPr>
+            <w:r>
+              <w:rPr>
+                <w:sz w:val="14"/>
+              </w:rPr>
+              <w:t>0.4444</w:t>
+            </w:r>
+          </w:p>
+        </w:tc>
+        <w:tc>
+          <w:tcPr>
+            <w:tcW w:type="dxa" w:w="863"/>
+          </w:tcPr>
+          <w:p>
+            <w:pPr>
+              <w:jc w:val="center"/>
+            </w:pPr>
+            <w:r>
+              <w:rPr>
+                <w:sz w:val="14"/>
+              </w:rPr>
+              <w:t>0.0000</w:t>
+            </w:r>
+          </w:p>
+        </w:tc>
+        <w:tc>
+          <w:tcPr>
+            <w:tcW w:type="dxa" w:w="863"/>
+          </w:tcPr>
+          <w:p>
+            <w:pPr>
+              <w:jc w:val="center"/>
+            </w:pPr>
+            <w:r>
+              <w:rPr>
+                <w:sz w:val="14"/>
+              </w:rPr>
+              <w:t>0.4858</w:t>
+            </w:r>
+          </w:p>
+        </w:tc>
+        <w:tc>
+          <w:tcPr>
+            <w:tcW w:type="dxa" w:w="863"/>
+          </w:tcPr>
+          <w:p>
+            <w:pPr>
+              <w:jc w:val="center"/>
+            </w:pPr>
+            <w:r>
+              <w:rPr>
+                <w:sz w:val="14"/>
+              </w:rPr>
+              <w:t>0.4929</w:t>
+            </w:r>
+          </w:p>
+        </w:tc>
+        <w:tc>
+          <w:tcPr>
+            <w:tcW w:type="dxa" w:w="863"/>
+          </w:tcPr>
+          <w:p>
+            <w:pPr>
+              <w:jc w:val="center"/>
+            </w:pPr>
+            <w:r>
+              <w:rPr>
+                <w:sz w:val="14"/>
+              </w:rPr>
+              <w:t>0.5217</w:t>
+            </w:r>
+          </w:p>
+        </w:tc>
+        <w:tc>
+          <w:tcPr>
+            <w:tcW w:type="dxa" w:w="863"/>
+          </w:tcPr>
+          <w:p>
+            <w:pPr>
+              <w:jc w:val="center"/>
+            </w:pPr>
+            <w:r>
+              <w:rPr>
+                <w:sz w:val="14"/>
+              </w:rPr>
+              <w:t>0.2420</w:t>
+            </w:r>
+          </w:p>
+        </w:tc>
+        <w:tc>
+          <w:tcPr>
+            <w:tcW w:type="dxa" w:w="863"/>
+          </w:tcPr>
+          <w:p>
+            <w:pPr>
+              <w:jc w:val="center"/>
+            </w:pPr>
+            <w:r>
+              <w:rPr>
+                <w:sz w:val="14"/>
+              </w:rPr>
+              <w:t>0.0822</w:t>
+            </w:r>
+          </w:p>
+        </w:tc>
+        <w:tc>
+          <w:tcPr>
+            <w:tcW w:type="dxa" w:w="863"/>
+          </w:tcPr>
+          <w:p>
+            <w:pPr>
+              <w:jc w:val="center"/>
+            </w:pPr>
+            <w:r>
+              <w:rPr>
+                <w:sz w:val="14"/>
+              </w:rPr>
+              <w:t>0.8830</w:t>
+            </w:r>
+          </w:p>
+        </w:tc>
+        <w:tc>
+          <w:tcPr>
+            <w:tcW w:type="dxa" w:w="863"/>
+          </w:tcPr>
+          <w:p>
+            <w:pPr>
+              <w:jc w:val="center"/>
+            </w:pPr>
+            <w:r>
+              <w:rPr>
+                <w:sz w:val="14"/>
+              </w:rPr>
+              <w:t>0.8246</w:t>
+            </w:r>
+          </w:p>
+        </w:tc>
+      </w:tr>
+      <w:tr>
+        <w:tc>
+          <w:tcPr>
+            <w:tcW w:type="dxa" w:w="863"/>
+          </w:tcPr>
+          <w:p>
+            <w:pPr>
+              <w:jc w:val="center"/>
+            </w:pPr>
+            <w:r>
+              <w:rPr>
+                <w:sz w:val="16"/>
+              </w:rPr>
+              <w:t>doubao</w:t>
+            </w:r>
+          </w:p>
+        </w:tc>
+        <w:tc>
+          <w:tcPr>
+            <w:tcW w:type="dxa" w:w="863"/>
+          </w:tcPr>
+          <w:p>
+            <w:pPr>
+              <w:jc w:val="center"/>
+            </w:pPr>
+            <w:r>
+              <w:rPr>
+                <w:sz w:val="14"/>
+              </w:rPr>
+              <w:t>0.4286</w:t>
+            </w:r>
+          </w:p>
+        </w:tc>
+        <w:tc>
+          <w:tcPr>
+            <w:tcW w:type="dxa" w:w="863"/>
+          </w:tcPr>
+          <w:p>
+            <w:pPr>
+              <w:jc w:val="center"/>
+            </w:pPr>
+            <w:r>
+              <w:rPr>
+                <w:sz w:val="14"/>
+              </w:rPr>
+              <w:t>0.0000</w:t>
+            </w:r>
+          </w:p>
+        </w:tc>
+        <w:tc>
+          <w:tcPr>
+            <w:tcW w:type="dxa" w:w="863"/>
+          </w:tcPr>
+          <w:p>
+            <w:pPr>
+              <w:jc w:val="center"/>
+            </w:pPr>
+            <w:r>
+              <w:rPr>
+                <w:sz w:val="14"/>
+              </w:rPr>
+              <w:t>0.4753</w:t>
+            </w:r>
+          </w:p>
+        </w:tc>
+        <w:tc>
+          <w:tcPr>
+            <w:tcW w:type="dxa" w:w="863"/>
+          </w:tcPr>
+          <w:p>
+            <w:pPr>
+              <w:jc w:val="center"/>
+            </w:pPr>
+            <w:r>
+              <w:rPr>
+                <w:sz w:val="14"/>
+              </w:rPr>
+              <w:t>0.5193</w:t>
+            </w:r>
+          </w:p>
+        </w:tc>
+        <w:tc>
+          <w:tcPr>
+            <w:tcW w:type="dxa" w:w="863"/>
+          </w:tcPr>
+          <w:p>
+            <w:pPr>
+              <w:jc w:val="center"/>
+            </w:pPr>
+            <w:r>
+              <w:rPr>
+                <w:sz w:val="14"/>
+              </w:rPr>
+              <w:t>0.4977</w:t>
+            </w:r>
+          </w:p>
+        </w:tc>
+        <w:tc>
+          <w:tcPr>
+            <w:tcW w:type="dxa" w:w="863"/>
+          </w:tcPr>
+          <w:p>
+            <w:pPr>
+              <w:jc w:val="center"/>
+            </w:pPr>
+            <w:r>
+              <w:rPr>
+                <w:sz w:val="14"/>
+              </w:rPr>
+              <w:t>0.2581</w:t>
+            </w:r>
+          </w:p>
+        </w:tc>
+        <w:tc>
+          <w:tcPr>
+            <w:tcW w:type="dxa" w:w="863"/>
+          </w:tcPr>
+          <w:p>
+            <w:pPr>
+              <w:jc w:val="center"/>
+            </w:pPr>
+            <w:r>
+              <w:rPr>
+                <w:sz w:val="14"/>
+              </w:rPr>
+              <w:t>0.1039</w:t>
+            </w:r>
+          </w:p>
+        </w:tc>
+        <w:tc>
+          <w:tcPr>
+            <w:tcW w:type="dxa" w:w="863"/>
+          </w:tcPr>
+          <w:p>
+            <w:pPr>
+              <w:jc w:val="center"/>
+            </w:pPr>
+            <w:r>
+              <w:rPr>
+                <w:sz w:val="14"/>
+              </w:rPr>
+              <w:t>0.8852</w:t>
+            </w:r>
+          </w:p>
+        </w:tc>
+        <w:tc>
+          <w:tcPr>
+            <w:tcW w:type="dxa" w:w="863"/>
+          </w:tcPr>
+          <w:p>
+            <w:pPr>
+              <w:jc w:val="center"/>
+            </w:pPr>
+            <w:r>
+              <w:rPr>
+                <w:sz w:val="14"/>
+              </w:rPr>
+              <w:t>0.8335</w:t>
+            </w:r>
+          </w:p>
+        </w:tc>
+      </w:tr>
+      <w:tr>
+        <w:tc>
+          <w:tcPr>
+            <w:tcW w:type="dxa" w:w="863"/>
+          </w:tcPr>
+          <w:p>
+            <w:pPr>
+              <w:jc w:val="center"/>
+            </w:pPr>
+            <w:r>
+              <w:rPr>
+                <w:sz w:val="16"/>
+              </w:rPr>
+              <w:t>deepseek-v4-pro</w:t>
+            </w:r>
+          </w:p>
+        </w:tc>
+        <w:tc>
+          <w:tcPr>
+            <w:tcW w:type="dxa" w:w="863"/>
+          </w:tcPr>
+          <w:p>
+            <w:pPr>
+              <w:jc w:val="center"/>
+            </w:pPr>
+            <w:r>
+              <w:rPr>
+                <w:sz w:val="14"/>
+              </w:rPr>
+              <w:t>0.3333</w:t>
+            </w:r>
+          </w:p>
+        </w:tc>
+        <w:tc>
+          <w:tcPr>
+            <w:tcW w:type="dxa" w:w="863"/>
+          </w:tcPr>
+          <w:p>
+            <w:pPr>
+              <w:jc w:val="center"/>
+            </w:pPr>
+            <w:r>
+              <w:rPr>
+                <w:sz w:val="14"/>
+              </w:rPr>
+              <w:t>0.0000</w:t>
+            </w:r>
+          </w:p>
+        </w:tc>
+        <w:tc>
+          <w:tcPr>
+            <w:tcW w:type="dxa" w:w="863"/>
+          </w:tcPr>
+          <w:p>
+            <w:pPr>
+              <w:jc w:val="center"/>
+            </w:pPr>
+            <w:r>
+              <w:rPr>
+                <w:sz w:val="14"/>
+              </w:rPr>
+              <w:t>0.4242</w:t>
+            </w:r>
+          </w:p>
+        </w:tc>
+        <w:tc>
+          <w:tcPr>
+            <w:tcW w:type="dxa" w:w="863"/>
+          </w:tcPr>
+          <w:p>
+            <w:pPr>
+              <w:jc w:val="center"/>
+            </w:pPr>
+            <w:r>
+              <w:rPr>
+                <w:sz w:val="14"/>
+              </w:rPr>
+              <w:t>0.4583</w:t>
+            </w:r>
+          </w:p>
+        </w:tc>
+        <w:tc>
+          <w:tcPr>
+            <w:tcW w:type="dxa" w:w="863"/>
+          </w:tcPr>
+          <w:p>
+            <w:pPr>
+              <w:jc w:val="center"/>
+            </w:pPr>
+            <w:r>
+              <w:rPr>
+                <w:sz w:val="14"/>
+              </w:rPr>
+              <w:t>0.4592</w:t>
+            </w:r>
+          </w:p>
+        </w:tc>
+        <w:tc>
+          <w:tcPr>
+            <w:tcW w:type="dxa" w:w="863"/>
+          </w:tcPr>
+          <w:p>
+            <w:pPr>
+              <w:jc w:val="center"/>
+            </w:pPr>
+            <w:r>
+              <w:rPr>
+                <w:sz w:val="14"/>
+              </w:rPr>
+              <w:t>0.2084</w:t>
+            </w:r>
+          </w:p>
+        </w:tc>
+        <w:tc>
+          <w:tcPr>
+            <w:tcW w:type="dxa" w:w="863"/>
+          </w:tcPr>
+          <w:p>
+            <w:pPr>
+              <w:jc w:val="center"/>
+            </w:pPr>
+            <w:r>
+              <w:rPr>
+                <w:sz w:val="14"/>
+              </w:rPr>
+              <w:t>0.0689</w:t>
+            </w:r>
+          </w:p>
+        </w:tc>
+        <w:tc>
+          <w:tcPr>
+            <w:tcW w:type="dxa" w:w="863"/>
+          </w:tcPr>
+          <w:p>
+            <w:pPr>
+              <w:jc w:val="center"/>
+            </w:pPr>
+            <w:r>
+              <w:rPr>
+                <w:sz w:val="14"/>
+              </w:rPr>
+              <w:t>0.8283</w:t>
+            </w:r>
+          </w:p>
+        </w:tc>
+        <w:tc>
+          <w:tcPr>
+            <w:tcW w:type="dxa" w:w="863"/>
+          </w:tcPr>
+          <w:p>
+            <w:pPr>
+              <w:jc w:val="center"/>
+            </w:pPr>
+            <w:r>
+              <w:rPr>
+                <w:sz w:val="14"/>
+              </w:rPr>
+              <w:t>0.7576</w:t>
+            </w:r>
+          </w:p>
+        </w:tc>
+      </w:tr>
+      <w:tr>
+        <w:tc>
+          <w:tcPr>
+            <w:tcW w:type="dxa" w:w="863"/>
+          </w:tcPr>
+          <w:p>
+            <w:pPr>
+              <w:jc w:val="center"/>
+            </w:pPr>
+            <w:r>
+              <w:rPr>
+                <w:sz w:val="16"/>
+              </w:rPr>
+              <w:t>minimax</w:t>
+            </w:r>
+          </w:p>
+        </w:tc>
+        <w:tc>
+          <w:tcPr>
+            <w:tcW w:type="dxa" w:w="863"/>
+          </w:tcPr>
+          <w:p>
+            <w:pPr>
+              <w:jc w:val="center"/>
+            </w:pPr>
+            <w:r>
+              <w:rPr>
+                <w:sz w:val="14"/>
+              </w:rPr>
+              <w:t>0.1111</w:t>
+            </w:r>
+          </w:p>
+        </w:tc>
+        <w:tc>
+          <w:tcPr>
+            <w:tcW w:type="dxa" w:w="863"/>
+          </w:tcPr>
+          <w:p>
+            <w:pPr>
+              <w:jc w:val="center"/>
+            </w:pPr>
+            <w:r>
+              <w:rPr>
+                <w:sz w:val="14"/>
+              </w:rPr>
+              <w:t>0.0000</w:t>
+            </w:r>
+          </w:p>
+        </w:tc>
+        <w:tc>
+          <w:tcPr>
+            <w:tcW w:type="dxa" w:w="863"/>
+          </w:tcPr>
+          <w:p>
+            <w:pPr>
+              <w:jc w:val="center"/>
+            </w:pPr>
+            <w:r>
+              <w:rPr>
+                <w:sz w:val="14"/>
+              </w:rPr>
+              <w:t>0.2542</w:t>
+            </w:r>
+          </w:p>
+        </w:tc>
+        <w:tc>
+          <w:tcPr>
+            <w:tcW w:type="dxa" w:w="863"/>
+          </w:tcPr>
+          <w:p>
+            <w:pPr>
+              <w:jc w:val="center"/>
+            </w:pPr>
+            <w:r>
+              <w:rPr>
+                <w:sz w:val="14"/>
+              </w:rPr>
+              <w:t>0.1585</w:t>
+            </w:r>
+          </w:p>
+        </w:tc>
+        <w:tc>
+          <w:tcPr>
+            <w:tcW w:type="dxa" w:w="863"/>
+          </w:tcPr>
+          <w:p>
+            <w:pPr>
+              <w:jc w:val="center"/>
+            </w:pPr>
+            <w:r>
+              <w:rPr>
+                <w:sz w:val="14"/>
+              </w:rPr>
+              <w:t>0.7624</w:t>
+            </w:r>
+          </w:p>
+        </w:tc>
+        <w:tc>
+          <w:tcPr>
+            <w:tcW w:type="dxa" w:w="863"/>
+          </w:tcPr>
+          <w:p>
+            <w:pPr>
+              <w:jc w:val="center"/>
+            </w:pPr>
+            <w:r>
+              <w:rPr>
+                <w:sz w:val="14"/>
+              </w:rPr>
+              <w:t>0.1287</w:t>
+            </w:r>
+          </w:p>
+        </w:tc>
+        <w:tc>
+          <w:tcPr>
+            <w:tcW w:type="dxa" w:w="863"/>
+          </w:tcPr>
+          <w:p>
+            <w:pPr>
+              <w:jc w:val="center"/>
+            </w:pPr>
+            <w:r>
+              <w:rPr>
+                <w:sz w:val="14"/>
+              </w:rPr>
+              <w:t>0.0436</w:t>
+            </w:r>
+          </w:p>
+        </w:tc>
+        <w:tc>
+          <w:tcPr>
+            <w:tcW w:type="dxa" w:w="863"/>
+          </w:tcPr>
+          <w:p>
+            <w:pPr>
+              <w:jc w:val="center"/>
+            </w:pPr>
+            <w:r>
+              <w:rPr>
+                <w:sz w:val="14"/>
+              </w:rPr>
+              <w:t>0.8490</w:t>
+            </w:r>
+          </w:p>
+        </w:tc>
+        <w:tc>
+          <w:tcPr>
+            <w:tcW w:type="dxa" w:w="863"/>
+          </w:tcPr>
+          <w:p>
+            <w:pPr>
+              <w:jc w:val="center"/>
+            </w:pPr>
+            <w:r>
+              <w:rPr>
+                <w:sz w:val="14"/>
+              </w:rPr>
+              <w:t>0.7921</w:t>
+            </w:r>
+          </w:p>
+        </w:tc>
+      </w:tr>
+      <w:tr>
+        <w:tc>
+          <w:tcPr>
+            <w:tcW w:type="dxa" w:w="863"/>
+          </w:tcPr>
+          <w:p>
+            <w:pPr>
+              <w:jc w:val="center"/>
+            </w:pPr>
+            <w:r>
+              <w:rPr>
+                <w:sz w:val="16"/>
+              </w:rPr>
+              <w:t>kimi-k2</w:t>
+            </w:r>
+          </w:p>
+        </w:tc>
+        <w:tc>
+          <w:tcPr>
+            <w:tcW w:type="dxa" w:w="863"/>
+          </w:tcPr>
+          <w:p>
+            <w:pPr>
+              <w:jc w:val="center"/>
+            </w:pPr>
+            <w:r>
+              <w:rPr>
+                <w:sz w:val="14"/>
+              </w:rPr>
+              <w:t>-</w:t>
+            </w:r>
+          </w:p>
+        </w:tc>
+        <w:tc>
+          <w:tcPr>
+            <w:tcW w:type="dxa" w:w="863"/>
+          </w:tcPr>
+          <w:p>
+            <w:pPr>
+              <w:jc w:val="center"/>
+            </w:pPr>
+            <w:r>
+              <w:rPr>
+                <w:sz w:val="14"/>
+              </w:rPr>
+              <w:t>-</w:t>
+            </w:r>
+          </w:p>
+        </w:tc>
+        <w:tc>
+          <w:tcPr>
+            <w:tcW w:type="dxa" w:w="863"/>
+          </w:tcPr>
+          <w:p>
+            <w:pPr>
+              <w:jc w:val="center"/>
+            </w:pPr>
+            <w:r>
+              <w:rPr>
+                <w:sz w:val="14"/>
+              </w:rPr>
+              <w:t>-</w:t>
+            </w:r>
+          </w:p>
+        </w:tc>
+        <w:tc>
+          <w:tcPr>
+            <w:tcW w:type="dxa" w:w="863"/>
+          </w:tcPr>
+          <w:p>
+            <w:pPr>
+              <w:jc w:val="center"/>
+            </w:pPr>
+            <w:r>
+              <w:rPr>
+                <w:sz w:val="14"/>
+              </w:rPr>
+              <w:t>-</w:t>
+            </w:r>
+          </w:p>
+        </w:tc>
+        <w:tc>
+          <w:tcPr>
+            <w:tcW w:type="dxa" w:w="863"/>
+          </w:tcPr>
+          <w:p>
+            <w:pPr>
+              <w:jc w:val="center"/>
+            </w:pPr>
+            <w:r>
+              <w:rPr>
+                <w:sz w:val="14"/>
+              </w:rPr>
+              <w:t>-</w:t>
+            </w:r>
+          </w:p>
+        </w:tc>
+        <w:tc>
+          <w:tcPr>
+            <w:tcW w:type="dxa" w:w="863"/>
+          </w:tcPr>
+          <w:p>
+            <w:pPr>
+              <w:jc w:val="center"/>
+            </w:pPr>
+            <w:r>
+              <w:rPr>
+                <w:sz w:val="14"/>
+              </w:rPr>
+              <w:t>-</w:t>
+            </w:r>
+          </w:p>
+        </w:tc>
+        <w:tc>
+          <w:tcPr>
+            <w:tcW w:type="dxa" w:w="863"/>
+          </w:tcPr>
+          <w:p>
+            <w:pPr>
+              <w:jc w:val="center"/>
+            </w:pPr>
+            <w:r>
+              <w:rPr>
+                <w:sz w:val="14"/>
+              </w:rPr>
+              <w:t>-</w:t>
+            </w:r>
+          </w:p>
+        </w:tc>
+        <w:tc>
+          <w:tcPr>
+            <w:tcW w:type="dxa" w:w="863"/>
+          </w:tcPr>
+          <w:p>
+            <w:pPr>
+              <w:jc w:val="center"/>
+            </w:pPr>
+            <w:r>
+              <w:rPr>
+                <w:sz w:val="14"/>
+              </w:rPr>
+              <w:t>-</w:t>
+            </w:r>
+          </w:p>
+        </w:tc>
+        <w:tc>
+          <w:tcPr>
+            <w:tcW w:type="dxa" w:w="863"/>
+          </w:tcPr>
+          <w:p>
+            <w:pPr>
+              <w:jc w:val="center"/>
+            </w:pPr>
+            <w:r>
+              <w:rPr>
+                <w:sz w:val="14"/>
+              </w:rPr>
+              <w:t>-</w:t>
+            </w:r>
+          </w:p>
+        </w:tc>
+      </w:tr>
+    </w:tbl>
+    <w:p/>
+    <w:p>
+      <w:pPr>
+        <w:pStyle w:val="Heading2"/>
+      </w:pPr>
+      <w:r>
+        <w:t>7.2 B1题集（11题）QA逐指标得分</w:t>
+      </w:r>
+    </w:p>
+    <w:tbl>
+      <w:tblPr>
+        <w:tblStyle w:val="TableGrid"/>
+        <w:tblW w:type="auto" w:w="0"/>
+        <w:jc w:val="center"/>
+        <w:tblLook w:firstColumn="1" w:firstRow="1" w:lastColumn="0" w:lastRow="0" w:noHBand="0" w:noVBand="1" w:val="04A0"/>
+      </w:tblPr>
+      <w:tblGrid>
+        <w:gridCol w:w="863"/>
+        <w:gridCol w:w="863"/>
+        <w:gridCol w:w="863"/>
+        <w:gridCol w:w="863"/>
+        <w:gridCol w:w="863"/>
+        <w:gridCol w:w="863"/>
+        <w:gridCol w:w="863"/>
+        <w:gridCol w:w="863"/>
+        <w:gridCol w:w="863"/>
+        <w:gridCol w:w="863"/>
+      </w:tblGrid>
+      <w:tr>
+        <w:tc>
+          <w:tcPr>
+            <w:tcW w:type="dxa" w:w="863"/>
+          </w:tcPr>
+          <w:p>
+            <w:pPr>
+              <w:jc w:val="center"/>
+            </w:pPr>
+            <w:r>
+              <w:rPr>
+                <w:b/>
+                <w:sz w:val="14"/>
+              </w:rPr>
+              <w:t>Model</w:t>
+            </w:r>
+          </w:p>
+        </w:tc>
+        <w:tc>
+          <w:tcPr>
+            <w:tcW w:type="dxa" w:w="863"/>
+          </w:tcPr>
+          <w:p>
+            <w:pPr>
+              <w:jc w:val="center"/>
+            </w:pPr>
+            <w:r>
+              <w:rPr>
+                <w:b/>
+                <w:sz w:val="14"/>
+              </w:rPr>
+              <w:t>semantic_accuracy</w:t>
+            </w:r>
+          </w:p>
+        </w:tc>
+        <w:tc>
+          <w:tcPr>
+            <w:tcW w:type="dxa" w:w="863"/>
+          </w:tcPr>
+          <w:p>
+            <w:pPr>
+              <w:jc w:val="center"/>
+            </w:pPr>
+            <w:r>
+              <w:rPr>
+                <w:b/>
+                <w:sz w:val="14"/>
+              </w:rPr>
+              <w:t>exact_match</w:t>
+            </w:r>
+          </w:p>
+        </w:tc>
+        <w:tc>
+          <w:tcPr>
+            <w:tcW w:type="dxa" w:w="863"/>
+          </w:tcPr>
+          <w:p>
+            <w:pPr>
+              <w:jc w:val="center"/>
+            </w:pPr>
+            <w:r>
+              <w:rPr>
+                <w:b/>
+                <w:sz w:val="14"/>
+              </w:rPr>
+              <w:t>f1</w:t>
+            </w:r>
+          </w:p>
+        </w:tc>
+        <w:tc>
+          <w:tcPr>
+            <w:tcW w:type="dxa" w:w="863"/>
+          </w:tcPr>
+          <w:p>
+            <w:pPr>
+              <w:jc w:val="center"/>
+            </w:pPr>
+            <w:r>
+              <w:rPr>
+                <w:b/>
+                <w:sz w:val="14"/>
+              </w:rPr>
+              <w:t>precision</w:t>
+            </w:r>
+          </w:p>
+        </w:tc>
+        <w:tc>
+          <w:tcPr>
+            <w:tcW w:type="dxa" w:w="863"/>
+          </w:tcPr>
+          <w:p>
+            <w:pPr>
+              <w:jc w:val="center"/>
+            </w:pPr>
+            <w:r>
+              <w:rPr>
+                <w:b/>
+                <w:sz w:val="14"/>
+              </w:rPr>
+              <w:t>recall</w:t>
+            </w:r>
+          </w:p>
+        </w:tc>
+        <w:tc>
+          <w:tcPr>
+            <w:tcW w:type="dxa" w:w="863"/>
+          </w:tcPr>
+          <w:p>
+            <w:pPr>
+              <w:jc w:val="center"/>
+            </w:pPr>
+            <w:r>
+              <w:rPr>
+                <w:b/>
+                <w:sz w:val="14"/>
+              </w:rPr>
+              <w:t>rouge_l</w:t>
+            </w:r>
+          </w:p>
+        </w:tc>
+        <w:tc>
+          <w:tcPr>
+            <w:tcW w:type="dxa" w:w="863"/>
+          </w:tcPr>
+          <w:p>
+            <w:pPr>
+              <w:jc w:val="center"/>
+            </w:pPr>
+            <w:r>
+              <w:rPr>
+                <w:b/>
+                <w:sz w:val="14"/>
+              </w:rPr>
+              <w:t>bleu</w:t>
+            </w:r>
+          </w:p>
+        </w:tc>
+        <w:tc>
+          <w:tcPr>
+            <w:tcW w:type="dxa" w:w="863"/>
+          </w:tcPr>
+          <w:p>
+            <w:pPr>
+              <w:jc w:val="center"/>
+            </w:pPr>
+            <w:r>
+              <w:rPr>
+                <w:b/>
+                <w:sz w:val="14"/>
+              </w:rPr>
+              <w:t>bertscore</w:t>
+            </w:r>
+          </w:p>
+        </w:tc>
+        <w:tc>
+          <w:tcPr>
+            <w:tcW w:type="dxa" w:w="863"/>
+          </w:tcPr>
+          <w:p>
+            <w:pPr>
+              <w:jc w:val="center"/>
+            </w:pPr>
+            <w:r>
+              <w:rPr>
+                <w:b/>
+                <w:sz w:val="14"/>
+              </w:rPr>
+              <w:t>semantic_similarity</w:t>
+            </w:r>
+          </w:p>
+        </w:tc>
+      </w:tr>
+      <w:tr>
+        <w:tc>
+          <w:tcPr>
+            <w:tcW w:type="dxa" w:w="863"/>
+          </w:tcPr>
+          <w:p>
+            <w:pPr>
+              <w:jc w:val="center"/>
+            </w:pPr>
+            <w:r>
+              <w:rPr>
+                <w:sz w:val="16"/>
+              </w:rPr>
+              <w:t>glm-4.7</w:t>
+            </w:r>
+          </w:p>
+        </w:tc>
+        <w:tc>
+          <w:tcPr>
+            <w:tcW w:type="dxa" w:w="863"/>
+          </w:tcPr>
+          <w:p>
+            <w:pPr>
+              <w:jc w:val="center"/>
+            </w:pPr>
+            <w:r>
+              <w:rPr>
+                <w:sz w:val="14"/>
+              </w:rPr>
+              <w:t>0.3750</w:t>
+            </w:r>
+          </w:p>
+        </w:tc>
+        <w:tc>
+          <w:tcPr>
+            <w:tcW w:type="dxa" w:w="863"/>
+          </w:tcPr>
+          <w:p>
+            <w:pPr>
+              <w:jc w:val="center"/>
+            </w:pPr>
+            <w:r>
+              <w:rPr>
+                <w:sz w:val="14"/>
+              </w:rPr>
+              <w:t>0.0000</w:t>
+            </w:r>
+          </w:p>
+        </w:tc>
+        <w:tc>
+          <w:tcPr>
+            <w:tcW w:type="dxa" w:w="863"/>
+          </w:tcPr>
+          <w:p>
+            <w:pPr>
+              <w:jc w:val="center"/>
+            </w:pPr>
+            <w:r>
+              <w:rPr>
+                <w:sz w:val="14"/>
+              </w:rPr>
+              <w:t>0.5078</w:t>
+            </w:r>
+          </w:p>
+        </w:tc>
+        <w:tc>
+          <w:tcPr>
+            <w:tcW w:type="dxa" w:w="863"/>
+          </w:tcPr>
+          <w:p>
+            <w:pPr>
+              <w:jc w:val="center"/>
+            </w:pPr>
+            <w:r>
+              <w:rPr>
+                <w:sz w:val="14"/>
+              </w:rPr>
+              <w:t>0.6133</w:t>
+            </w:r>
+          </w:p>
+        </w:tc>
+        <w:tc>
+          <w:tcPr>
+            <w:tcW w:type="dxa" w:w="863"/>
+          </w:tcPr>
+          <w:p>
+            <w:pPr>
+              <w:jc w:val="center"/>
+            </w:pPr>
+            <w:r>
+              <w:rPr>
+                <w:sz w:val="14"/>
+              </w:rPr>
+              <w:t>0.4830</w:t>
+            </w:r>
+          </w:p>
+        </w:tc>
+        <w:tc>
+          <w:tcPr>
+            <w:tcW w:type="dxa" w:w="863"/>
+          </w:tcPr>
+          <w:p>
+            <w:pPr>
+              <w:jc w:val="center"/>
+            </w:pPr>
+            <w:r>
+              <w:rPr>
+                <w:sz w:val="14"/>
+              </w:rPr>
+              <w:t>0.2761</w:t>
+            </w:r>
+          </w:p>
+        </w:tc>
+        <w:tc>
+          <w:tcPr>
+            <w:tcW w:type="dxa" w:w="863"/>
+          </w:tcPr>
+          <w:p>
+            <w:pPr>
+              <w:jc w:val="center"/>
+            </w:pPr>
+            <w:r>
+              <w:rPr>
+                <w:sz w:val="14"/>
+              </w:rPr>
+              <w:t>0.0845</w:t>
+            </w:r>
+          </w:p>
+        </w:tc>
+        <w:tc>
+          <w:tcPr>
+            <w:tcW w:type="dxa" w:w="863"/>
+          </w:tcPr>
+          <w:p>
+            <w:pPr>
+              <w:jc w:val="center"/>
+            </w:pPr>
+            <w:r>
+              <w:rPr>
+                <w:sz w:val="14"/>
+              </w:rPr>
+              <w:t>0.8925</w:t>
+            </w:r>
+          </w:p>
+        </w:tc>
+        <w:tc>
+          <w:tcPr>
+            <w:tcW w:type="dxa" w:w="863"/>
+          </w:tcPr>
+          <w:p>
+            <w:pPr>
+              <w:jc w:val="center"/>
+            </w:pPr>
+            <w:r>
+              <w:rPr>
+                <w:sz w:val="14"/>
+              </w:rPr>
+              <w:t>0.8522</w:t>
+            </w:r>
+          </w:p>
+        </w:tc>
+      </w:tr>
+      <w:tr>
+        <w:tc>
+          <w:tcPr>
+            <w:tcW w:type="dxa" w:w="863"/>
+          </w:tcPr>
+          <w:p>
+            <w:pPr>
+              <w:jc w:val="center"/>
+            </w:pPr>
+            <w:r>
+              <w:rPr>
+                <w:sz w:val="16"/>
+              </w:rPr>
+              <w:t>deepseek-v4</w:t>
+            </w:r>
+          </w:p>
+        </w:tc>
+        <w:tc>
+          <w:tcPr>
+            <w:tcW w:type="dxa" w:w="863"/>
+          </w:tcPr>
+          <w:p>
+            <w:pPr>
+              <w:jc w:val="center"/>
+            </w:pPr>
+            <w:r>
+              <w:rPr>
+                <w:sz w:val="14"/>
+              </w:rPr>
+              <w:t>0.3750</w:t>
+            </w:r>
+          </w:p>
+        </w:tc>
+        <w:tc>
+          <w:tcPr>
+            <w:tcW w:type="dxa" w:w="863"/>
+          </w:tcPr>
+          <w:p>
+            <w:pPr>
+              <w:jc w:val="center"/>
+            </w:pPr>
+            <w:r>
+              <w:rPr>
+                <w:sz w:val="14"/>
+              </w:rPr>
+              <w:t>0.0000</w:t>
+            </w:r>
+          </w:p>
+        </w:tc>
+        <w:tc>
+          <w:tcPr>
+            <w:tcW w:type="dxa" w:w="863"/>
+          </w:tcPr>
+          <w:p>
+            <w:pPr>
+              <w:jc w:val="center"/>
+            </w:pPr>
+            <w:r>
+              <w:rPr>
+                <w:sz w:val="14"/>
+              </w:rPr>
+              <w:t>0.5152</w:t>
+            </w:r>
+          </w:p>
+        </w:tc>
+        <w:tc>
+          <w:tcPr>
+            <w:tcW w:type="dxa" w:w="863"/>
+          </w:tcPr>
+          <w:p>
+            <w:pPr>
+              <w:jc w:val="center"/>
+            </w:pPr>
+            <w:r>
+              <w:rPr>
+                <w:sz w:val="14"/>
+              </w:rPr>
+              <w:t>0.5524</w:t>
+            </w:r>
+          </w:p>
+        </w:tc>
+        <w:tc>
+          <w:tcPr>
+            <w:tcW w:type="dxa" w:w="863"/>
+          </w:tcPr>
+          <w:p>
+            <w:pPr>
+              <w:jc w:val="center"/>
+            </w:pPr>
+            <w:r>
+              <w:rPr>
+                <w:sz w:val="14"/>
+              </w:rPr>
+              <w:t>0.5530</w:t>
+            </w:r>
+          </w:p>
+        </w:tc>
+        <w:tc>
+          <w:tcPr>
+            <w:tcW w:type="dxa" w:w="863"/>
+          </w:tcPr>
+          <w:p>
+            <w:pPr>
+              <w:jc w:val="center"/>
+            </w:pPr>
+            <w:r>
+              <w:rPr>
+                <w:sz w:val="14"/>
+              </w:rPr>
+              <w:t>0.2482</w:t>
+            </w:r>
+          </w:p>
+        </w:tc>
+        <w:tc>
+          <w:tcPr>
+            <w:tcW w:type="dxa" w:w="863"/>
+          </w:tcPr>
+          <w:p>
+            <w:pPr>
+              <w:jc w:val="center"/>
+            </w:pPr>
+            <w:r>
+              <w:rPr>
+                <w:sz w:val="14"/>
+              </w:rPr>
+              <w:t>0.1090</w:t>
+            </w:r>
+          </w:p>
+        </w:tc>
+        <w:tc>
+          <w:tcPr>
+            <w:tcW w:type="dxa" w:w="863"/>
+          </w:tcPr>
+          <w:p>
+            <w:pPr>
+              <w:jc w:val="center"/>
+            </w:pPr>
+            <w:r>
+              <w:rPr>
+                <w:sz w:val="14"/>
+              </w:rPr>
+              <w:t>0.8903</w:t>
+            </w:r>
+          </w:p>
+        </w:tc>
+        <w:tc>
+          <w:tcPr>
+            <w:tcW w:type="dxa" w:w="863"/>
+          </w:tcPr>
+          <w:p>
+            <w:pPr>
+              <w:jc w:val="center"/>
+            </w:pPr>
+            <w:r>
+              <w:rPr>
+                <w:sz w:val="14"/>
+              </w:rPr>
+              <w:t>0.8390</w:t>
+            </w:r>
+          </w:p>
+        </w:tc>
+      </w:tr>
+      <w:tr>
+        <w:tc>
+          <w:tcPr>
+            <w:tcW w:type="dxa" w:w="863"/>
+          </w:tcPr>
+          <w:p>
+            <w:pPr>
+              <w:jc w:val="center"/>
+            </w:pPr>
+            <w:r>
+              <w:rPr>
+                <w:sz w:val="16"/>
+              </w:rPr>
+              <w:t>doubao</w:t>
+            </w:r>
+          </w:p>
+        </w:tc>
+        <w:tc>
+          <w:tcPr>
+            <w:tcW w:type="dxa" w:w="863"/>
+          </w:tcPr>
+          <w:p>
+            <w:pPr>
+              <w:jc w:val="center"/>
+            </w:pPr>
+            <w:r>
+              <w:rPr>
+                <w:sz w:val="14"/>
+              </w:rPr>
+              <w:t>0.5000</w:t>
+            </w:r>
+          </w:p>
+        </w:tc>
+        <w:tc>
+          <w:tcPr>
+            <w:tcW w:type="dxa" w:w="863"/>
+          </w:tcPr>
+          <w:p>
+            <w:pPr>
+              <w:jc w:val="center"/>
+            </w:pPr>
+            <w:r>
+              <w:rPr>
+                <w:sz w:val="14"/>
+              </w:rPr>
+              <w:t>0.0000</w:t>
+            </w:r>
+          </w:p>
+        </w:tc>
+        <w:tc>
+          <w:tcPr>
+            <w:tcW w:type="dxa" w:w="863"/>
+          </w:tcPr>
+          <w:p>
+            <w:pPr>
+              <w:jc w:val="center"/>
+            </w:pPr>
+            <w:r>
+              <w:rPr>
+                <w:sz w:val="14"/>
+              </w:rPr>
+              <w:t>0.5138</w:t>
+            </w:r>
+          </w:p>
+        </w:tc>
+        <w:tc>
+          <w:tcPr>
+            <w:tcW w:type="dxa" w:w="863"/>
+          </w:tcPr>
+          <w:p>
+            <w:pPr>
+              <w:jc w:val="center"/>
+            </w:pPr>
+            <w:r>
+              <w:rPr>
+                <w:sz w:val="14"/>
+              </w:rPr>
+              <w:t>0.5645</w:t>
+            </w:r>
+          </w:p>
+        </w:tc>
+        <w:tc>
+          <w:tcPr>
+            <w:tcW w:type="dxa" w:w="863"/>
+          </w:tcPr>
+          <w:p>
+            <w:pPr>
+              <w:jc w:val="center"/>
+            </w:pPr>
+            <w:r>
+              <w:rPr>
+                <w:sz w:val="14"/>
+              </w:rPr>
+              <w:t>0.5288</w:t>
+            </w:r>
+          </w:p>
+        </w:tc>
+        <w:tc>
+          <w:tcPr>
+            <w:tcW w:type="dxa" w:w="863"/>
+          </w:tcPr>
+          <w:p>
+            <w:pPr>
+              <w:jc w:val="center"/>
+            </w:pPr>
+            <w:r>
+              <w:rPr>
+                <w:sz w:val="14"/>
+              </w:rPr>
+              <w:t>0.3012</w:t>
+            </w:r>
+          </w:p>
+        </w:tc>
+        <w:tc>
+          <w:tcPr>
+            <w:tcW w:type="dxa" w:w="863"/>
+          </w:tcPr>
+          <w:p>
+            <w:pPr>
+              <w:jc w:val="center"/>
+            </w:pPr>
+            <w:r>
+              <w:rPr>
+                <w:sz w:val="14"/>
+              </w:rPr>
+              <w:t>0.1372</w:t>
+            </w:r>
+          </w:p>
+        </w:tc>
+        <w:tc>
+          <w:tcPr>
+            <w:tcW w:type="dxa" w:w="863"/>
+          </w:tcPr>
+          <w:p>
+            <w:pPr>
+              <w:jc w:val="center"/>
+            </w:pPr>
+            <w:r>
+              <w:rPr>
+                <w:sz w:val="14"/>
+              </w:rPr>
+              <w:t>0.8923</w:t>
+            </w:r>
+          </w:p>
+        </w:tc>
+        <w:tc>
+          <w:tcPr>
+            <w:tcW w:type="dxa" w:w="863"/>
+          </w:tcPr>
+          <w:p>
+            <w:pPr>
+              <w:jc w:val="center"/>
+            </w:pPr>
+            <w:r>
+              <w:rPr>
+                <w:sz w:val="14"/>
+              </w:rPr>
+              <w:t>0.8444</w:t>
+            </w:r>
+          </w:p>
+        </w:tc>
+      </w:tr>
+      <w:tr>
+        <w:tc>
+          <w:tcPr>
+            <w:tcW w:type="dxa" w:w="863"/>
+          </w:tcPr>
+          <w:p>
+            <w:pPr>
+              <w:jc w:val="center"/>
+            </w:pPr>
+            <w:r>
+              <w:rPr>
+                <w:sz w:val="16"/>
+              </w:rPr>
+              <w:t>deepseek-v4-pro</w:t>
+            </w:r>
+          </w:p>
+        </w:tc>
+        <w:tc>
+          <w:tcPr>
+            <w:tcW w:type="dxa" w:w="863"/>
+          </w:tcPr>
+          <w:p>
+            <w:pPr>
+              <w:jc w:val="center"/>
+            </w:pPr>
+            <w:r>
+              <w:rPr>
+                <w:sz w:val="14"/>
+              </w:rPr>
+              <w:t>0.5000</w:t>
+            </w:r>
+          </w:p>
+        </w:tc>
+        <w:tc>
+          <w:tcPr>
+            <w:tcW w:type="dxa" w:w="863"/>
+          </w:tcPr>
+          <w:p>
+            <w:pPr>
+              <w:jc w:val="center"/>
+            </w:pPr>
+            <w:r>
+              <w:rPr>
+                <w:sz w:val="14"/>
+              </w:rPr>
+              <w:t>0.0000</w:t>
+            </w:r>
+          </w:p>
+        </w:tc>
+        <w:tc>
+          <w:tcPr>
+            <w:tcW w:type="dxa" w:w="863"/>
+          </w:tcPr>
+          <w:p>
+            <w:pPr>
+              <w:jc w:val="center"/>
+            </w:pPr>
+            <w:r>
+              <w:rPr>
+                <w:sz w:val="14"/>
+              </w:rPr>
+              <w:t>0.4589</w:t>
+            </w:r>
+          </w:p>
+        </w:tc>
+        <w:tc>
+          <w:tcPr>
+            <w:tcW w:type="dxa" w:w="863"/>
+          </w:tcPr>
+          <w:p>
+            <w:pPr>
+              <w:jc w:val="center"/>
+            </w:pPr>
+            <w:r>
+              <w:rPr>
+                <w:sz w:val="14"/>
+              </w:rPr>
+              <w:t>0.5144</w:t>
+            </w:r>
+          </w:p>
+        </w:tc>
+        <w:tc>
+          <w:tcPr>
+            <w:tcW w:type="dxa" w:w="863"/>
+          </w:tcPr>
+          <w:p>
+            <w:pPr>
+              <w:jc w:val="center"/>
+            </w:pPr>
+            <w:r>
+              <w:rPr>
+                <w:sz w:val="14"/>
+              </w:rPr>
+              <w:t>0.4593</w:t>
+            </w:r>
+          </w:p>
+        </w:tc>
+        <w:tc>
+          <w:tcPr>
+            <w:tcW w:type="dxa" w:w="863"/>
+          </w:tcPr>
+          <w:p>
+            <w:pPr>
+              <w:jc w:val="center"/>
+            </w:pPr>
+            <w:r>
+              <w:rPr>
+                <w:sz w:val="14"/>
+              </w:rPr>
+              <w:t>0.2418</w:t>
+            </w:r>
+          </w:p>
+        </w:tc>
+        <w:tc>
+          <w:tcPr>
+            <w:tcW w:type="dxa" w:w="863"/>
+          </w:tcPr>
+          <w:p>
+            <w:pPr>
+              <w:jc w:val="center"/>
+            </w:pPr>
+            <w:r>
+              <w:rPr>
+                <w:sz w:val="14"/>
+              </w:rPr>
+              <w:t>0.0962</w:t>
+            </w:r>
+          </w:p>
+        </w:tc>
+        <w:tc>
+          <w:tcPr>
+            <w:tcW w:type="dxa" w:w="863"/>
+          </w:tcPr>
+          <w:p>
+            <w:pPr>
+              <w:jc w:val="center"/>
+            </w:pPr>
+            <w:r>
+              <w:rPr>
+                <w:sz w:val="14"/>
+              </w:rPr>
+              <w:t>0.7811</w:t>
+            </w:r>
+          </w:p>
+        </w:tc>
+        <w:tc>
+          <w:tcPr>
+            <w:tcW w:type="dxa" w:w="863"/>
+          </w:tcPr>
+          <w:p>
+            <w:pPr>
+              <w:jc w:val="center"/>
+            </w:pPr>
+            <w:r>
+              <w:rPr>
+                <w:sz w:val="14"/>
+              </w:rPr>
+              <w:t>0.7328</w:t>
+            </w:r>
+          </w:p>
+        </w:tc>
+      </w:tr>
+      <w:tr>
+        <w:tc>
+          <w:tcPr>
+            <w:tcW w:type="dxa" w:w="863"/>
+          </w:tcPr>
+          <w:p>
+            <w:pPr>
+              <w:jc w:val="center"/>
+            </w:pPr>
+            <w:r>
+              <w:rPr>
+                <w:sz w:val="16"/>
+              </w:rPr>
+              <w:t>minimax</w:t>
+            </w:r>
+          </w:p>
+        </w:tc>
+        <w:tc>
+          <w:tcPr>
+            <w:tcW w:type="dxa" w:w="863"/>
+          </w:tcPr>
+          <w:p>
+            <w:pPr>
+              <w:jc w:val="center"/>
+            </w:pPr>
+            <w:r>
+              <w:rPr>
+                <w:sz w:val="14"/>
+              </w:rPr>
+              <w:t>0.2500</w:t>
+            </w:r>
+          </w:p>
+        </w:tc>
+        <w:tc>
+          <w:tcPr>
+            <w:tcW w:type="dxa" w:w="863"/>
+          </w:tcPr>
+          <w:p>
+            <w:pPr>
+              <w:jc w:val="center"/>
+            </w:pPr>
+            <w:r>
+              <w:rPr>
+                <w:sz w:val="14"/>
+              </w:rPr>
+              <w:t>0.0000</w:t>
+            </w:r>
+          </w:p>
+        </w:tc>
+        <w:tc>
+          <w:tcPr>
+            <w:tcW w:type="dxa" w:w="863"/>
+          </w:tcPr>
+          <w:p>
+            <w:pPr>
+              <w:jc w:val="center"/>
+            </w:pPr>
+            <w:r>
+              <w:rPr>
+                <w:sz w:val="14"/>
+              </w:rPr>
+              <w:t>0.2355</w:t>
+            </w:r>
+          </w:p>
+        </w:tc>
+        <w:tc>
+          <w:tcPr>
+            <w:tcW w:type="dxa" w:w="863"/>
+          </w:tcPr>
+          <w:p>
+            <w:pPr>
+              <w:jc w:val="center"/>
+            </w:pPr>
+            <w:r>
+              <w:rPr>
+                <w:sz w:val="14"/>
+              </w:rPr>
+              <w:t>0.1383</w:t>
+            </w:r>
+          </w:p>
+        </w:tc>
+        <w:tc>
+          <w:tcPr>
+            <w:tcW w:type="dxa" w:w="863"/>
+          </w:tcPr>
+          <w:p>
+            <w:pPr>
+              <w:jc w:val="center"/>
+            </w:pPr>
+            <w:r>
+              <w:rPr>
+                <w:sz w:val="14"/>
+              </w:rPr>
+              <w:t>0.8296</w:t>
+            </w:r>
+          </w:p>
+        </w:tc>
+        <w:tc>
+          <w:tcPr>
+            <w:tcW w:type="dxa" w:w="863"/>
+          </w:tcPr>
+          <w:p>
+            <w:pPr>
+              <w:jc w:val="center"/>
+            </w:pPr>
+            <w:r>
+              <w:rPr>
+                <w:sz w:val="14"/>
+              </w:rPr>
+              <w:t>0.1304</w:t>
+            </w:r>
+          </w:p>
+        </w:tc>
+        <w:tc>
+          <w:tcPr>
+            <w:tcW w:type="dxa" w:w="863"/>
+          </w:tcPr>
+          <w:p>
+            <w:pPr>
+              <w:jc w:val="center"/>
+            </w:pPr>
+            <w:r>
+              <w:rPr>
+                <w:sz w:val="14"/>
+              </w:rPr>
+              <w:t>0.0441</w:t>
+            </w:r>
+          </w:p>
+        </w:tc>
+        <w:tc>
+          <w:tcPr>
+            <w:tcW w:type="dxa" w:w="863"/>
+          </w:tcPr>
+          <w:p>
+            <w:pPr>
+              <w:jc w:val="center"/>
+            </w:pPr>
+            <w:r>
+              <w:rPr>
+                <w:sz w:val="14"/>
+              </w:rPr>
+              <w:t>0.8534</w:t>
+            </w:r>
+          </w:p>
+        </w:tc>
+        <w:tc>
+          <w:tcPr>
+            <w:tcW w:type="dxa" w:w="863"/>
+          </w:tcPr>
+          <w:p>
+            <w:pPr>
+              <w:jc w:val="center"/>
+            </w:pPr>
+            <w:r>
+              <w:rPr>
+                <w:sz w:val="14"/>
+              </w:rPr>
+              <w:t>0.7940</w:t>
+            </w:r>
+          </w:p>
+        </w:tc>
+      </w:tr>
+      <w:tr>
+        <w:tc>
+          <w:tcPr>
+            <w:tcW w:type="dxa" w:w="863"/>
+          </w:tcPr>
+          <w:p>
+            <w:pPr>
+              <w:jc w:val="center"/>
+            </w:pPr>
+            <w:r>
+              <w:rPr>
+                <w:sz w:val="16"/>
+              </w:rPr>
+              <w:t>kimi-k2</w:t>
+            </w:r>
+          </w:p>
+        </w:tc>
+        <w:tc>
+          <w:tcPr>
+            <w:tcW w:type="dxa" w:w="863"/>
+          </w:tcPr>
+          <w:p>
+            <w:pPr>
+              <w:jc w:val="center"/>
+            </w:pPr>
+            <w:r>
+              <w:rPr>
+                <w:sz w:val="14"/>
+              </w:rPr>
+              <w:t>-</w:t>
+            </w:r>
+          </w:p>
+        </w:tc>
+        <w:tc>
+          <w:tcPr>
+            <w:tcW w:type="dxa" w:w="863"/>
+          </w:tcPr>
+          <w:p>
+            <w:pPr>
+              <w:jc w:val="center"/>
+            </w:pPr>
+            <w:r>
+              <w:rPr>
+                <w:sz w:val="14"/>
+              </w:rPr>
+              <w:t>-</w:t>
+            </w:r>
+          </w:p>
+        </w:tc>
+        <w:tc>
+          <w:tcPr>
+            <w:tcW w:type="dxa" w:w="863"/>
+          </w:tcPr>
+          <w:p>
+            <w:pPr>
+              <w:jc w:val="center"/>
+            </w:pPr>
+            <w:r>
+              <w:rPr>
+                <w:sz w:val="14"/>
+              </w:rPr>
+              <w:t>-</w:t>
+            </w:r>
+          </w:p>
+        </w:tc>
+        <w:tc>
+          <w:tcPr>
+            <w:tcW w:type="dxa" w:w="863"/>
+          </w:tcPr>
+          <w:p>
+            <w:pPr>
+              <w:jc w:val="center"/>
+            </w:pPr>
+            <w:r>
+              <w:rPr>
+                <w:sz w:val="14"/>
+              </w:rPr>
+              <w:t>-</w:t>
+            </w:r>
+          </w:p>
+        </w:tc>
+        <w:tc>
+          <w:tcPr>
+            <w:tcW w:type="dxa" w:w="863"/>
+          </w:tcPr>
+          <w:p>
+            <w:pPr>
+              <w:jc w:val="center"/>
+            </w:pPr>
+            <w:r>
+              <w:rPr>
+                <w:sz w:val="14"/>
+              </w:rPr>
+              <w:t>-</w:t>
+            </w:r>
+          </w:p>
+        </w:tc>
+        <w:tc>
+          <w:tcPr>
+            <w:tcW w:type="dxa" w:w="863"/>
+          </w:tcPr>
+          <w:p>
+            <w:pPr>
+              <w:jc w:val="center"/>
+            </w:pPr>
+            <w:r>
+              <w:rPr>
+                <w:sz w:val="14"/>
+              </w:rPr>
+              <w:t>-</w:t>
+            </w:r>
+          </w:p>
+        </w:tc>
+        <w:tc>
+          <w:tcPr>
+            <w:tcW w:type="dxa" w:w="863"/>
+          </w:tcPr>
+          <w:p>
+            <w:pPr>
+              <w:jc w:val="center"/>
+            </w:pPr>
+            <w:r>
+              <w:rPr>
+                <w:sz w:val="14"/>
+              </w:rPr>
+              <w:t>-</w:t>
+            </w:r>
+          </w:p>
+        </w:tc>
+        <w:tc>
+          <w:tcPr>
+            <w:tcW w:type="dxa" w:w="863"/>
+          </w:tcPr>
+          <w:p>
+            <w:pPr>
+              <w:jc w:val="center"/>
+            </w:pPr>
+            <w:r>
+              <w:rPr>
+                <w:sz w:val="14"/>
+              </w:rPr>
+              <w:t>-</w:t>
+            </w:r>
+          </w:p>
+        </w:tc>
+        <w:tc>
+          <w:tcPr>
+            <w:tcW w:type="dxa" w:w="863"/>
+          </w:tcPr>
+          <w:p>
+            <w:pPr>
+              <w:jc w:val="center"/>
+            </w:pPr>
+            <w:r>
+              <w:rPr>
+                <w:sz w:val="14"/>
+              </w:rPr>
+              <w:t>-</w:t>
+            </w:r>
+          </w:p>
+        </w:tc>
+      </w:tr>
+    </w:tbl>
+    <w:p/>
+    <w:p>
+      <w:pPr>
+        <w:pStyle w:val="Heading2"/>
+      </w:pPr>
+      <w:r>
+        <w:t>7.3 QA综合得分排名（9项指标均值）</w:t>
+      </w:r>
+    </w:p>
+    <w:tbl>
+      <w:tblPr>
+        <w:tblStyle w:val="TableGrid"/>
+        <w:tblW w:type="auto" w:w="0"/>
+        <w:jc w:val="center"/>
+        <w:tblLook w:firstColumn="1" w:firstRow="1" w:lastColumn="0" w:lastRow="0" w:noHBand="0" w:noVBand="1" w:val="04A0"/>
+      </w:tblPr>
+      <w:tblGrid>
+        <w:gridCol w:w="1727"/>
+        <w:gridCol w:w="1727"/>
+        <w:gridCol w:w="1727"/>
+        <w:gridCol w:w="1727"/>
+        <w:gridCol w:w="1727"/>
+      </w:tblGrid>
+      <w:tr>
+        <w:tc>
+          <w:tcPr>
+            <w:tcW w:type="dxa" w:w="1727"/>
+          </w:tcPr>
+          <w:p>
+            <w:pPr>
+              <w:jc w:val="center"/>
+            </w:pPr>
+            <w:r>
+              <w:rPr>
+                <w:b/>
+                <w:sz w:val="18"/>
+              </w:rPr>
+              <w:t>排名</w:t>
+            </w:r>
+          </w:p>
+        </w:tc>
+        <w:tc>
+          <w:tcPr>
+            <w:tcW w:type="dxa" w:w="1727"/>
+          </w:tcPr>
+          <w:p>
+            <w:pPr>
+              <w:jc w:val="center"/>
+            </w:pPr>
+            <w:r>
+              <w:rPr>
+                <w:b/>
+                <w:sz w:val="18"/>
+              </w:rPr>
+              <w:t>模型</w:t>
+            </w:r>
+          </w:p>
+        </w:tc>
+        <w:tc>
+          <w:tcPr>
+            <w:tcW w:type="dxa" w:w="1727"/>
+          </w:tcPr>
+          <w:p>
+            <w:pPr>
+              <w:jc w:val="center"/>
+            </w:pPr>
+            <w:r>
+              <w:rPr>
+                <w:b/>
+                <w:sz w:val="18"/>
+              </w:rPr>
+              <w:t>B1 QA Score</w:t>
+            </w:r>
+          </w:p>
+        </w:tc>
+        <w:tc>
+          <w:tcPr>
+            <w:tcW w:type="dxa" w:w="1727"/>
+          </w:tcPr>
+          <w:p>
+            <w:pPr>
+              <w:jc w:val="center"/>
+            </w:pPr>
+            <w:r>
+              <w:rPr>
+                <w:b/>
+                <w:sz w:val="18"/>
+              </w:rPr>
+              <w:t>Bfull QA Score</w:t>
+            </w:r>
+          </w:p>
+        </w:tc>
+        <w:tc>
+          <w:tcPr>
+            <w:tcW w:type="dxa" w:w="1727"/>
+          </w:tcPr>
+          <w:p>
+            <w:pPr>
+              <w:jc w:val="center"/>
+            </w:pPr>
+            <w:r>
+              <w:rPr>
+                <w:b/>
+                <w:sz w:val="18"/>
+              </w:rPr>
+              <w:t>Delta</w:t>
+            </w:r>
+          </w:p>
+        </w:tc>
+      </w:tr>
+      <w:tr>
+        <w:tc>
+          <w:tcPr>
+            <w:tcW w:type="dxa" w:w="1727"/>
+          </w:tcPr>
+          <w:p>
+            <w:pPr>
+              <w:jc w:val="center"/>
+            </w:pPr>
+            <w:r>
+              <w:rPr>
+                <w:sz w:val="18"/>
+              </w:rPr>
+              <w:t>1</w:t>
+            </w:r>
+          </w:p>
+        </w:tc>
+        <w:tc>
+          <w:tcPr>
+            <w:tcW w:type="dxa" w:w="1727"/>
+          </w:tcPr>
+          <w:p>
+            <w:pPr>
+              <w:jc w:val="center"/>
+            </w:pPr>
+            <w:r>
+              <w:rPr>
+                <w:sz w:val="18"/>
+              </w:rPr>
+              <w:t>glm-4.7</w:t>
+            </w:r>
+          </w:p>
+        </w:tc>
+        <w:tc>
+          <w:tcPr>
+            <w:tcW w:type="dxa" w:w="1727"/>
+          </w:tcPr>
+          <w:p>
+            <w:pPr>
+              <w:jc w:val="center"/>
+            </w:pPr>
+            <w:r>
+              <w:rPr>
+                <w:sz w:val="18"/>
+              </w:rPr>
+              <w:t>0.4538</w:t>
+            </w:r>
+          </w:p>
+        </w:tc>
+        <w:tc>
+          <w:tcPr>
+            <w:tcW w:type="dxa" w:w="1727"/>
+          </w:tcPr>
+          <w:p>
+            <w:pPr>
+              <w:jc w:val="center"/>
+            </w:pPr>
+            <w:r>
+              <w:rPr>
+                <w:sz w:val="18"/>
+              </w:rPr>
+              <w:t>0.4456</w:t>
+            </w:r>
+          </w:p>
+        </w:tc>
+        <w:tc>
+          <w:tcPr>
+            <w:tcW w:type="dxa" w:w="1727"/>
+          </w:tcPr>
+          <w:p>
+            <w:pPr>
+              <w:jc w:val="center"/>
+            </w:pPr>
+            <w:r>
+              <w:rPr>
+                <w:sz w:val="18"/>
+              </w:rPr>
+              <w:t>-0.0082</w:t>
+            </w:r>
+          </w:p>
+        </w:tc>
+      </w:tr>
+      <w:tr>
+        <w:tc>
+          <w:tcPr>
+            <w:tcW w:type="dxa" w:w="1727"/>
+          </w:tcPr>
+          <w:p>
+            <w:pPr>
+              <w:jc w:val="center"/>
+            </w:pPr>
+            <w:r>
+              <w:rPr>
+                <w:sz w:val="18"/>
+              </w:rPr>
+              <w:t>2</w:t>
+            </w:r>
+          </w:p>
+        </w:tc>
+        <w:tc>
+          <w:tcPr>
+            <w:tcW w:type="dxa" w:w="1727"/>
+          </w:tcPr>
+          <w:p>
+            <w:pPr>
+              <w:jc w:val="center"/>
+            </w:pPr>
+            <w:r>
+              <w:rPr>
+                <w:sz w:val="18"/>
+              </w:rPr>
+              <w:t>deepseek-v4</w:t>
+            </w:r>
+          </w:p>
+        </w:tc>
+        <w:tc>
+          <w:tcPr>
+            <w:tcW w:type="dxa" w:w="1727"/>
+          </w:tcPr>
+          <w:p>
+            <w:pPr>
+              <w:jc w:val="center"/>
+            </w:pPr>
+            <w:r>
+              <w:rPr>
+                <w:sz w:val="18"/>
+              </w:rPr>
+              <w:t>0.4536</w:t>
+            </w:r>
+          </w:p>
+        </w:tc>
+        <w:tc>
+          <w:tcPr>
+            <w:tcW w:type="dxa" w:w="1727"/>
+          </w:tcPr>
+          <w:p>
+            <w:pPr>
+              <w:jc w:val="center"/>
+            </w:pPr>
+            <w:r>
+              <w:rPr>
+                <w:sz w:val="18"/>
+              </w:rPr>
+              <w:t>0.4418</w:t>
+            </w:r>
+          </w:p>
+        </w:tc>
+        <w:tc>
+          <w:tcPr>
+            <w:tcW w:type="dxa" w:w="1727"/>
+          </w:tcPr>
+          <w:p>
+            <w:pPr>
+              <w:jc w:val="center"/>
+            </w:pPr>
+            <w:r>
+              <w:rPr>
+                <w:sz w:val="18"/>
+              </w:rPr>
+              <w:t>-0.0117</w:t>
+            </w:r>
+          </w:p>
+        </w:tc>
+      </w:tr>
+      <w:tr>
+        <w:tc>
+          <w:tcPr>
+            <w:tcW w:type="dxa" w:w="1727"/>
+          </w:tcPr>
+          <w:p>
+            <w:pPr>
+              <w:jc w:val="center"/>
+            </w:pPr>
+            <w:r>
+              <w:rPr>
+                <w:sz w:val="18"/>
+              </w:rPr>
+              <w:t>3</w:t>
+            </w:r>
+          </w:p>
+        </w:tc>
+        <w:tc>
+          <w:tcPr>
+            <w:tcW w:type="dxa" w:w="1727"/>
+          </w:tcPr>
+          <w:p>
+            <w:pPr>
+              <w:jc w:val="center"/>
+            </w:pPr>
+            <w:r>
+              <w:rPr>
+                <w:sz w:val="18"/>
+              </w:rPr>
+              <w:t>doubao</w:t>
+            </w:r>
+          </w:p>
+        </w:tc>
+        <w:tc>
+          <w:tcPr>
+            <w:tcW w:type="dxa" w:w="1727"/>
+          </w:tcPr>
+          <w:p>
+            <w:pPr>
+              <w:jc w:val="center"/>
+            </w:pPr>
+            <w:r>
+              <w:rPr>
+                <w:sz w:val="18"/>
+              </w:rPr>
+              <w:t>0.4758</w:t>
+            </w:r>
+          </w:p>
+        </w:tc>
+        <w:tc>
+          <w:tcPr>
+            <w:tcW w:type="dxa" w:w="1727"/>
+          </w:tcPr>
+          <w:p>
+            <w:pPr>
+              <w:jc w:val="center"/>
+            </w:pPr>
+            <w:r>
+              <w:rPr>
+                <w:sz w:val="18"/>
+              </w:rPr>
+              <w:t>0.4446</w:t>
+            </w:r>
+          </w:p>
+        </w:tc>
+        <w:tc>
+          <w:tcPr>
+            <w:tcW w:type="dxa" w:w="1727"/>
+          </w:tcPr>
+          <w:p>
+            <w:pPr>
+              <w:jc w:val="center"/>
+            </w:pPr>
+            <w:r>
+              <w:rPr>
+                <w:sz w:val="18"/>
+              </w:rPr>
+              <w:t>-0.0312</w:t>
+            </w:r>
+          </w:p>
+        </w:tc>
+      </w:tr>
+      <w:tr>
+        <w:tc>
+          <w:tcPr>
+            <w:tcW w:type="dxa" w:w="1727"/>
+          </w:tcPr>
+          <w:p>
+            <w:pPr>
+              <w:jc w:val="center"/>
+            </w:pPr>
+            <w:r>
+              <w:rPr>
+                <w:sz w:val="18"/>
+              </w:rPr>
+              <w:t>4</w:t>
+            </w:r>
+          </w:p>
+        </w:tc>
+        <w:tc>
+          <w:tcPr>
+            <w:tcW w:type="dxa" w:w="1727"/>
+          </w:tcPr>
+          <w:p>
+            <w:pPr>
+              <w:jc w:val="center"/>
+            </w:pPr>
+            <w:r>
+              <w:rPr>
+                <w:sz w:val="18"/>
+              </w:rPr>
+              <w:t>deepseek-v4-pro</w:t>
+            </w:r>
+          </w:p>
+        </w:tc>
+        <w:tc>
+          <w:tcPr>
+            <w:tcW w:type="dxa" w:w="1727"/>
+          </w:tcPr>
+          <w:p>
+            <w:pPr>
+              <w:jc w:val="center"/>
+            </w:pPr>
+            <w:r>
+              <w:rPr>
+                <w:sz w:val="18"/>
+              </w:rPr>
+              <w:t>0.4205</w:t>
+            </w:r>
+          </w:p>
+        </w:tc>
+        <w:tc>
+          <w:tcPr>
+            <w:tcW w:type="dxa" w:w="1727"/>
+          </w:tcPr>
+          <w:p>
+            <w:pPr>
+              <w:jc w:val="center"/>
+            </w:pPr>
+            <w:r>
+              <w:rPr>
+                <w:sz w:val="18"/>
+              </w:rPr>
+              <w:t>0.3931</w:t>
+            </w:r>
+          </w:p>
+        </w:tc>
+        <w:tc>
+          <w:tcPr>
+            <w:tcW w:type="dxa" w:w="1727"/>
+          </w:tcPr>
+          <w:p>
+            <w:pPr>
+              <w:jc w:val="center"/>
+            </w:pPr>
+            <w:r>
+              <w:rPr>
+                <w:sz w:val="18"/>
+              </w:rPr>
+              <w:t>-0.0274</w:t>
+            </w:r>
+          </w:p>
+        </w:tc>
+      </w:tr>
+      <w:tr>
+        <w:tc>
+          <w:tcPr>
+            <w:tcW w:type="dxa" w:w="1727"/>
+          </w:tcPr>
+          <w:p>
+            <w:pPr>
+              <w:jc w:val="center"/>
+            </w:pPr>
+            <w:r>
+              <w:rPr>
+                <w:sz w:val="18"/>
+              </w:rPr>
+              <w:t>5</w:t>
+            </w:r>
+          </w:p>
+        </w:tc>
+        <w:tc>
+          <w:tcPr>
+            <w:tcW w:type="dxa" w:w="1727"/>
+          </w:tcPr>
+          <w:p>
+            <w:pPr>
+              <w:jc w:val="center"/>
+            </w:pPr>
+            <w:r>
+              <w:rPr>
+                <w:sz w:val="18"/>
+              </w:rPr>
+              <w:t>minimax</w:t>
+            </w:r>
+          </w:p>
+        </w:tc>
+        <w:tc>
+          <w:tcPr>
+            <w:tcW w:type="dxa" w:w="1727"/>
+          </w:tcPr>
+          <w:p>
+            <w:pPr>
+              <w:jc w:val="center"/>
+            </w:pPr>
+            <w:r>
+              <w:rPr>
+                <w:sz w:val="18"/>
+              </w:rPr>
+              <w:t>0.3639</w:t>
+            </w:r>
+          </w:p>
+        </w:tc>
+        <w:tc>
+          <w:tcPr>
+            <w:tcW w:type="dxa" w:w="1727"/>
+          </w:tcPr>
+          <w:p>
+            <w:pPr>
+              <w:jc w:val="center"/>
+            </w:pPr>
+            <w:r>
+              <w:rPr>
+                <w:sz w:val="18"/>
+              </w:rPr>
+              <w:t>0.3444</w:t>
+            </w:r>
+          </w:p>
+        </w:tc>
+        <w:tc>
+          <w:tcPr>
+            <w:tcW w:type="dxa" w:w="1727"/>
+          </w:tcPr>
+          <w:p>
+            <w:pPr>
+              <w:jc w:val="center"/>
+            </w:pPr>
+            <w:r>
+              <w:rPr>
+                <w:sz w:val="18"/>
+              </w:rPr>
+              <w:t>-0.0195</w:t>
+            </w:r>
+          </w:p>
+        </w:tc>
+      </w:tr>
+      <w:tr>
+        <w:tc>
+          <w:tcPr>
+            <w:tcW w:type="dxa" w:w="1727"/>
+          </w:tcPr>
+          <w:p>
+            <w:pPr>
+              <w:jc w:val="center"/>
+            </w:pPr>
+            <w:r>
+              <w:rPr>
+                <w:sz w:val="18"/>
+              </w:rPr>
+              <w:t>-</w:t>
+            </w:r>
+          </w:p>
+        </w:tc>
+        <w:tc>
+          <w:tcPr>
+            <w:tcW w:type="dxa" w:w="1727"/>
+          </w:tcPr>
+          <w:p>
+            <w:pPr>
+              <w:jc w:val="center"/>
+            </w:pPr>
+            <w:r>
+              <w:rPr>
+                <w:sz w:val="18"/>
+              </w:rPr>
+              <w:t>kimi-k2</w:t>
+            </w:r>
+          </w:p>
+        </w:tc>
+        <w:tc>
+          <w:tcPr>
+            <w:tcW w:type="dxa" w:w="1727"/>
+          </w:tcPr>
+          <w:p>
+            <w:pPr>
+              <w:jc w:val="center"/>
+            </w:pPr>
+            <w:r>
+              <w:rPr>
+                <w:sz w:val="18"/>
+              </w:rPr>
+              <w:t>N/A</w:t>
+            </w:r>
+          </w:p>
+        </w:tc>
+        <w:tc>
+          <w:tcPr>
+            <w:tcW w:type="dxa" w:w="1727"/>
+          </w:tcPr>
+          <w:p>
+            <w:pPr>
+              <w:jc w:val="center"/>
+            </w:pPr>
+            <w:r>
+              <w:rPr>
+                <w:sz w:val="18"/>
+              </w:rPr>
+              <w:t>N/A</w:t>
+            </w:r>
+          </w:p>
+        </w:tc>
+        <w:tc>
+          <w:tcPr>
+            <w:tcW w:type="dxa" w:w="1727"/>
+          </w:tcPr>
+          <w:p>
+            <w:pPr>
+              <w:jc w:val="center"/>
+            </w:pPr>
+            <w:r>
+              <w:rPr>
+                <w:sz w:val="18"/>
+              </w:rPr>
+              <w:t>N/A</w:t>
+            </w:r>
+          </w:p>
+        </w:tc>
+      </w:tr>
+    </w:tbl>
+    <w:p/>
+    <w:p>
+      <w:pPr>
+        <w:pStyle w:val="Heading2"/>
+      </w:pPr>
+      <w:r>
+        <w:t>7.4 QA指标分析</w:t>
+      </w:r>
+    </w:p>
+    <w:p>
+      <w:r>
+        <w:rPr>
+          <w:b/>
+        </w:rPr>
+        <w:t>语义级指标分析：</w:t>
+      </w:r>
+    </w:p>
+    <w:p>
+      <w:r>
+        <w:t>BERTScore（0.83-0.89）和 semantic_similarity（0.76-0.85）整体呈正态分布，模型间差异显著但不过度极端。glm-4.7在BERTScore上以0.8855略优于deepseek-v4的0.8830，doubao的semantic_similarity最高（B1: 0.8444, Bfull: 0.8335），说明其回答语义方向与参考答案高度一致。semantic_accuracy（阈值0.85）的区分力最强——glm-4.7在Bfull上达0.4762，minimax仅0.1111，反映出高质量模型能稳定跨越语义门槛，而弱模型多数回答语义不达标。</w:t>
+      </w:r>
+    </w:p>
+    <w:p>
+      <w:r>
+        <w:rPr>
+          <w:b/>
+        </w:rPr>
+        <w:t>词级指标分析：</w:t>
+      </w:r>
+    </w:p>
+    <w:p>
+      <w:r>
+        <w:t>exact_match全为0，说明完全字面匹配在自由文本QA中几乎不可能发生，该指标在此场景下无区分力。F1是最核心的词级综合指标，Bfull上glm-4.7（0.4545）与deepseek-v4（0.4858）接近，doubao（0.4753）紧随其后，minimax（0.2542）显著落后。precision与recall的拆解暴露了模型的不同策略模式：glm-4.7以precision见长（0.5901，所有模型最高），输出精炼命中率高；minimax以recall见长（0.7624），但其precision仅0.1585——典型的"大量输出但很少命中"模式。rouge_l和BLEU的排名与F1基本一致，确认了词级指标的稳定性。</w:t>
+      </w:r>
+    </w:p>
+    <w:p>
+      <w:r>
+        <w:rPr>
+          <w:b/>
+        </w:rPr>
+        <w:t>题集规模效应：</w:t>
+      </w:r>
+    </w:p>
+    <w:p>
+      <w:r>
+        <w:t>所有有效模型从B1（11题）到Bfull（57题）的综合得分均出现轻微下降（-0.008 ~ -0.031），降幅最大的是doubao（-0.0312），最小的是glm-4.7（-0.0082）。这不是模型变差了，而是Bfull包含后续轮次生成的更难题——题目难度增加导致得分自然下移。模型排名在B1和Bfull上完全一致，证明题集的评测信号稳健。</w:t>
+      </w:r>
+    </w:p>
+    <w:p>
+      <w:pPr>
+        <w:pStyle w:val="Heading1"/>
+      </w:pPr>
+      <w:r>
+        <w:t>8 Multiple Choice场景得分</w:t>
+      </w:r>
+    </w:p>
+    <w:p>
+      <w:r>
+        <w:t>B1题集含3道MC题，Bfull题集含15道MC题（含后续轮次累积）。MC指标仅两项：accuracy（正确率）和invalid_rate（无效输出率）。下表中"-"表示该模型所有输出均无法解析，导致指标计算无意义。</w:t>
+      </w:r>
+    </w:p>
+    <w:tbl>
+      <w:tblPr>
+        <w:tblStyle w:val="TableGrid"/>
+        <w:tblW w:type="auto" w:w="0"/>
+        <w:jc w:val="center"/>
+        <w:tblLook w:firstColumn="1" w:firstRow="1" w:lastColumn="0" w:lastRow="0" w:noHBand="0" w:noVBand="1" w:val="04A0"/>
+      </w:tblPr>
+      <w:tblGrid>
+        <w:gridCol w:w="1233"/>
+        <w:gridCol w:w="1233"/>
+        <w:gridCol w:w="1233"/>
+        <w:gridCol w:w="1233"/>
+        <w:gridCol w:w="1233"/>
+        <w:gridCol w:w="1233"/>
+        <w:gridCol w:w="1233"/>
+      </w:tblGrid>
+      <w:tr>
+        <w:tc>
+          <w:tcPr>
+            <w:tcW w:type="dxa" w:w="1233"/>
+          </w:tcPr>
+          <w:p>
+            <w:pPr>
+              <w:jc w:val="center"/>
+            </w:pPr>
+            <w:r>
+              <w:rPr>
+                <w:b/>
+                <w:sz w:val="16"/>
+              </w:rPr>
+              <w:t>模型</w:t>
+            </w:r>
+          </w:p>
+        </w:tc>
+        <w:tc>
+          <w:tcPr>
+            <w:tcW w:type="dxa" w:w="1233"/>
+          </w:tcPr>
+          <w:p>
+            <w:pPr>
+              <w:jc w:val="center"/>
+            </w:pPr>
+            <w:r>
+              <w:rPr>
+                <w:b/>
+                <w:sz w:val="16"/>
+              </w:rPr>
+              <w:t>B1 Acc</w:t>
+            </w:r>
+          </w:p>
+        </w:tc>
+        <w:tc>
+          <w:tcPr>
+            <w:tcW w:type="dxa" w:w="1233"/>
+          </w:tcPr>
+          <w:p>
+            <w:pPr>
+              <w:jc w:val="center"/>
+            </w:pPr>
+            <w:r>
+              <w:rPr>
+                <w:b/>
+                <w:sz w:val="16"/>
+              </w:rPr>
+              <w:t>B1 Invalid</w:t>
+            </w:r>
+          </w:p>
+        </w:tc>
+        <w:tc>
+          <w:tcPr>
+            <w:tcW w:type="dxa" w:w="1233"/>
+          </w:tcPr>
+          <w:p>
+            <w:pPr>
+              <w:jc w:val="center"/>
+            </w:pPr>
+            <w:r>
+              <w:rPr>
+                <w:b/>
+                <w:sz w:val="16"/>
+              </w:rPr>
+              <w:t>Bfull Acc</w:t>
+            </w:r>
+          </w:p>
+        </w:tc>
+        <w:tc>
+          <w:tcPr>
+            <w:tcW w:type="dxa" w:w="1233"/>
+          </w:tcPr>
+          <w:p>
+            <w:pPr>
+              <w:jc w:val="center"/>
+            </w:pPr>
+            <w:r>
+              <w:rPr>
+                <w:b/>
+                <w:sz w:val="16"/>
+              </w:rPr>
+              <w:t>Bfull Invalid</w:t>
+            </w:r>
+          </w:p>
+        </w:tc>
+        <w:tc>
+          <w:tcPr>
+            <w:tcW w:type="dxa" w:w="1233"/>
+          </w:tcPr>
+          <w:p>
+            <w:pPr>
+              <w:jc w:val="center"/>
+            </w:pPr>
+            <w:r>
+              <w:rPr>
+                <w:b/>
+                <w:sz w:val="16"/>
+              </w:rPr>
+              <w:t>MC能力评级</w:t>
+            </w:r>
+          </w:p>
+        </w:tc>
+        <w:tc>
+          <w:tcPr>
+            <w:tcW w:type="dxa" w:w="1233"/>
+          </w:tcPr>
+          <w:p>
+            <w:pPr>
+              <w:jc w:val="center"/>
+            </w:pPr>
+            <w:r>
+              <w:rPr>
+                <w:b/>
+                <w:sz w:val="16"/>
+              </w:rPr>
+              <w:t>主要问题</w:t>
+            </w:r>
+          </w:p>
+        </w:tc>
+      </w:tr>
+      <w:tr>
+        <w:tc>
+          <w:tcPr>
+            <w:tcW w:type="dxa" w:w="1233"/>
+          </w:tcPr>
+          <w:p>
+            <w:pPr>
+              <w:jc w:val="center"/>
+            </w:pPr>
+            <w:r>
+              <w:rPr>
+                <w:sz w:val="16"/>
+              </w:rPr>
+              <w:t>glm-4.7</w:t>
+            </w:r>
+          </w:p>
+        </w:tc>
+        <w:tc>
+          <w:tcPr>
+            <w:tcW w:type="dxa" w:w="1233"/>
+          </w:tcPr>
+          <w:p>
+            <w:pPr>
+              <w:jc w:val="center"/>
+            </w:pPr>
+            <w:r>
+              <w:rPr>
+                <w:sz w:val="16"/>
+              </w:rPr>
+              <w:t>1.00</w:t>
+            </w:r>
+          </w:p>
+        </w:tc>
+        <w:tc>
+          <w:tcPr>
+            <w:tcW w:type="dxa" w:w="1233"/>
+          </w:tcPr>
+          <w:p>
+            <w:pPr>
+              <w:jc w:val="center"/>
+            </w:pPr>
+            <w:r>
+              <w:rPr>
+                <w:sz w:val="16"/>
+              </w:rPr>
+              <w:t>0.00</w:t>
+            </w:r>
+          </w:p>
+        </w:tc>
+        <w:tc>
+          <w:tcPr>
+            <w:tcW w:type="dxa" w:w="1233"/>
+          </w:tcPr>
+          <w:p>
+            <w:pPr>
+              <w:jc w:val="center"/>
+            </w:pPr>
+            <w:r>
+              <w:rPr>
+                <w:sz w:val="16"/>
+              </w:rPr>
+              <w:t>1.00</w:t>
+            </w:r>
+          </w:p>
+        </w:tc>
+        <w:tc>
+          <w:tcPr>
+            <w:tcW w:type="dxa" w:w="1233"/>
+          </w:tcPr>
+          <w:p>
+            <w:pPr>
+              <w:jc w:val="center"/>
+            </w:pPr>
+            <w:r>
+              <w:rPr>
+                <w:sz w:val="16"/>
+              </w:rPr>
+              <w:t>0.00</w:t>
+            </w:r>
+          </w:p>
+        </w:tc>
+        <w:tc>
+          <w:tcPr>
+            <w:tcW w:type="dxa" w:w="1233"/>
+          </w:tcPr>
+          <w:p>
+            <w:pPr>
+              <w:jc w:val="center"/>
+            </w:pPr>
+            <w:r>
+              <w:rPr>
+                <w:sz w:val="16"/>
+              </w:rPr>
+              <w:t>优秀</w:t>
+            </w:r>
+          </w:p>
+        </w:tc>
+        <w:tc>
+          <w:tcPr>
+            <w:tcW w:type="dxa" w:w="1233"/>
+          </w:tcPr>
+          <w:p>
+            <w:pPr>
+              <w:jc w:val="center"/>
+            </w:pPr>
+            <w:r>
+              <w:rPr>
+                <w:sz w:val="16"/>
+              </w:rPr>
+              <w:t>无，MC满分的唯一新增模型</w:t>
+            </w:r>
+          </w:p>
+        </w:tc>
+      </w:tr>
+      <w:tr>
+        <w:tc>
+          <w:tcPr>
+            <w:tcW w:type="dxa" w:w="1233"/>
+          </w:tcPr>
+          <w:p>
+            <w:pPr>
+              <w:jc w:val="center"/>
+            </w:pPr>
+            <w:r>
+              <w:rPr>
+                <w:sz w:val="16"/>
+              </w:rPr>
+              <w:t>deepseek-v4</w:t>
+            </w:r>
+          </w:p>
+        </w:tc>
+        <w:tc>
+          <w:tcPr>
+            <w:tcW w:type="dxa" w:w="1233"/>
+          </w:tcPr>
+          <w:p>
+            <w:pPr>
+              <w:jc w:val="center"/>
+            </w:pPr>
+            <w:r>
+              <w:rPr>
+                <w:sz w:val="16"/>
+              </w:rPr>
+              <w:t>1.00</w:t>
+            </w:r>
+          </w:p>
+        </w:tc>
+        <w:tc>
+          <w:tcPr>
+            <w:tcW w:type="dxa" w:w="1233"/>
+          </w:tcPr>
+          <w:p>
+            <w:pPr>
+              <w:jc w:val="center"/>
+            </w:pPr>
+            <w:r>
+              <w:rPr>
+                <w:sz w:val="16"/>
+              </w:rPr>
+              <w:t>0.00</w:t>
+            </w:r>
+          </w:p>
+        </w:tc>
+        <w:tc>
+          <w:tcPr>
+            <w:tcW w:type="dxa" w:w="1233"/>
+          </w:tcPr>
+          <w:p>
+            <w:pPr>
+              <w:jc w:val="center"/>
+            </w:pPr>
+            <w:r>
+              <w:rPr>
+                <w:sz w:val="16"/>
+              </w:rPr>
+              <w:t>1.00</w:t>
+            </w:r>
+          </w:p>
+        </w:tc>
+        <w:tc>
+          <w:tcPr>
+            <w:tcW w:type="dxa" w:w="1233"/>
+          </w:tcPr>
+          <w:p>
+            <w:pPr>
+              <w:jc w:val="center"/>
+            </w:pPr>
+            <w:r>
+              <w:rPr>
+                <w:sz w:val="16"/>
+              </w:rPr>
+              <w:t>0.17</w:t>
+            </w:r>
+          </w:p>
+        </w:tc>
+        <w:tc>
+          <w:tcPr>
+            <w:tcW w:type="dxa" w:w="1233"/>
+          </w:tcPr>
+          <w:p>
+            <w:pPr>
+              <w:jc w:val="center"/>
+            </w:pPr>
+            <w:r>
+              <w:rPr>
+                <w:sz w:val="16"/>
+              </w:rPr>
+              <w:t>优秀</w:t>
+            </w:r>
+          </w:p>
+        </w:tc>
+        <w:tc>
+          <w:tcPr>
+            <w:tcW w:type="dxa" w:w="1233"/>
+          </w:tcPr>
+          <w:p>
+            <w:pPr>
+              <w:jc w:val="center"/>
+            </w:pPr>
+            <w:r>
+              <w:rPr>
+                <w:sz w:val="16"/>
+              </w:rPr>
+              <w:t>无</w:t>
+            </w:r>
+          </w:p>
+        </w:tc>
+      </w:tr>
+      <w:tr>
+        <w:tc>
+          <w:tcPr>
+            <w:tcW w:type="dxa" w:w="1233"/>
+          </w:tcPr>
+          <w:p>
+            <w:pPr>
+              <w:jc w:val="center"/>
+            </w:pPr>
+            <w:r>
+              <w:rPr>
+                <w:sz w:val="16"/>
+              </w:rPr>
+              <w:t>doubao</w:t>
+            </w:r>
+          </w:p>
+        </w:tc>
+        <w:tc>
+          <w:tcPr>
+            <w:tcW w:type="dxa" w:w="1233"/>
+          </w:tcPr>
+          <w:p>
+            <w:pPr>
+              <w:jc w:val="center"/>
+            </w:pPr>
+            <w:r>
+              <w:rPr>
+                <w:sz w:val="16"/>
+              </w:rPr>
+              <w:t>0.50</w:t>
+            </w:r>
+          </w:p>
+        </w:tc>
+        <w:tc>
+          <w:tcPr>
+            <w:tcW w:type="dxa" w:w="1233"/>
+          </w:tcPr>
+          <w:p>
+            <w:pPr>
+              <w:jc w:val="center"/>
+            </w:pPr>
+            <w:r>
+              <w:rPr>
+                <w:sz w:val="16"/>
+              </w:rPr>
+              <w:t>0.33</w:t>
+            </w:r>
+          </w:p>
+        </w:tc>
+        <w:tc>
+          <w:tcPr>
+            <w:tcW w:type="dxa" w:w="1233"/>
+          </w:tcPr>
+          <w:p>
+            <w:pPr>
+              <w:jc w:val="center"/>
+            </w:pPr>
+            <w:r>
+              <w:rPr>
+                <w:sz w:val="16"/>
+              </w:rPr>
+              <w:t>0.60</w:t>
+            </w:r>
+          </w:p>
+        </w:tc>
+        <w:tc>
+          <w:tcPr>
+            <w:tcW w:type="dxa" w:w="1233"/>
+          </w:tcPr>
+          <w:p>
+            <w:pPr>
+              <w:jc w:val="center"/>
+            </w:pPr>
+            <w:r>
+              <w:rPr>
+                <w:sz w:val="16"/>
+              </w:rPr>
+              <w:t>0.33</w:t>
+            </w:r>
+          </w:p>
+        </w:tc>
+        <w:tc>
+          <w:tcPr>
+            <w:tcW w:type="dxa" w:w="1233"/>
+          </w:tcPr>
+          <w:p>
+            <w:pPr>
+              <w:jc w:val="center"/>
+            </w:pPr>
+            <w:r>
+              <w:rPr>
+                <w:sz w:val="16"/>
+              </w:rPr>
+              <w:t>一般</w:t>
+            </w:r>
+          </w:p>
+        </w:tc>
+        <w:tc>
+          <w:tcPr>
+            <w:tcW w:type="dxa" w:w="1233"/>
+          </w:tcPr>
+          <w:p>
+            <w:pPr>
+              <w:jc w:val="center"/>
+            </w:pPr>
+            <w:r>
+              <w:rPr>
+                <w:sz w:val="16"/>
+              </w:rPr>
+              <w:t>无效输出率高（33.3%），正确率仅0.5-0.6</w:t>
+            </w:r>
+          </w:p>
+        </w:tc>
+      </w:tr>
+      <w:tr>
+        <w:tc>
+          <w:tcPr>
+            <w:tcW w:type="dxa" w:w="1233"/>
+          </w:tcPr>
+          <w:p>
+            <w:pPr>
+              <w:jc w:val="center"/>
+            </w:pPr>
+            <w:r>
+              <w:rPr>
+                <w:sz w:val="16"/>
+              </w:rPr>
+              <w:t>deepseek-v4-pro</w:t>
+            </w:r>
+          </w:p>
+        </w:tc>
+        <w:tc>
+          <w:tcPr>
+            <w:tcW w:type="dxa" w:w="1233"/>
+          </w:tcPr>
+          <w:p>
+            <w:pPr>
+              <w:jc w:val="center"/>
+            </w:pPr>
+            <w:r>
+              <w:rPr>
+                <w:sz w:val="16"/>
+              </w:rPr>
+              <w:t>1.00</w:t>
+            </w:r>
+          </w:p>
+        </w:tc>
+        <w:tc>
+          <w:tcPr>
+            <w:tcW w:type="dxa" w:w="1233"/>
+          </w:tcPr>
+          <w:p>
+            <w:pPr>
+              <w:jc w:val="center"/>
+            </w:pPr>
+            <w:r>
+              <w:rPr>
+                <w:sz w:val="16"/>
+              </w:rPr>
+              <w:t>0.00</w:t>
+            </w:r>
+          </w:p>
+        </w:tc>
+        <w:tc>
+          <w:tcPr>
+            <w:tcW w:type="dxa" w:w="1233"/>
+          </w:tcPr>
+          <w:p>
+            <w:pPr>
+              <w:jc w:val="center"/>
+            </w:pPr>
+            <w:r>
+              <w:rPr>
+                <w:sz w:val="16"/>
+              </w:rPr>
+              <w:t>1.00</w:t>
+            </w:r>
+          </w:p>
+        </w:tc>
+        <w:tc>
+          <w:tcPr>
+            <w:tcW w:type="dxa" w:w="1233"/>
+          </w:tcPr>
+          <w:p>
+            <w:pPr>
+              <w:jc w:val="center"/>
+            </w:pPr>
+            <w:r>
+              <w:rPr>
+                <w:sz w:val="16"/>
+              </w:rPr>
+              <w:t>0.17</w:t>
+            </w:r>
+          </w:p>
+        </w:tc>
+        <w:tc>
+          <w:tcPr>
+            <w:tcW w:type="dxa" w:w="1233"/>
+          </w:tcPr>
+          <w:p>
+            <w:pPr>
+              <w:jc w:val="center"/>
+            </w:pPr>
+            <w:r>
+              <w:rPr>
+                <w:sz w:val="16"/>
+              </w:rPr>
+              <w:t>优秀</w:t>
+            </w:r>
+          </w:p>
+        </w:tc>
+        <w:tc>
+          <w:tcPr>
+            <w:tcW w:type="dxa" w:w="1233"/>
+          </w:tcPr>
+          <w:p>
+            <w:pPr>
+              <w:jc w:val="center"/>
+            </w:pPr>
+            <w:r>
+              <w:rPr>
+                <w:sz w:val="16"/>
+              </w:rPr>
+              <w:t>Bfull偶有无效应答（16.7%）</w:t>
+            </w:r>
+          </w:p>
+        </w:tc>
+      </w:tr>
+      <w:tr>
+        <w:tc>
+          <w:tcPr>
+            <w:tcW w:type="dxa" w:w="1233"/>
+          </w:tcPr>
+          <w:p>
+            <w:pPr>
+              <w:jc w:val="center"/>
+            </w:pPr>
+            <w:r>
+              <w:rPr>
+                <w:sz w:val="16"/>
+              </w:rPr>
+              <w:t>minimax</w:t>
+            </w:r>
+          </w:p>
+        </w:tc>
+        <w:tc>
+          <w:tcPr>
+            <w:tcW w:type="dxa" w:w="1233"/>
+          </w:tcPr>
+          <w:p>
+            <w:pPr>
+              <w:jc w:val="center"/>
+            </w:pPr>
+            <w:r>
+              <w:rPr>
+                <w:sz w:val="16"/>
+              </w:rPr>
+              <w:t>-</w:t>
+            </w:r>
+          </w:p>
+        </w:tc>
+        <w:tc>
+          <w:tcPr>
+            <w:tcW w:type="dxa" w:w="1233"/>
+          </w:tcPr>
+          <w:p>
+            <w:pPr>
+              <w:jc w:val="center"/>
+            </w:pPr>
+            <w:r>
+              <w:rPr>
+                <w:sz w:val="16"/>
+              </w:rPr>
+              <w:t>1.00</w:t>
+            </w:r>
+          </w:p>
+        </w:tc>
+        <w:tc>
+          <w:tcPr>
+            <w:tcW w:type="dxa" w:w="1233"/>
+          </w:tcPr>
+          <w:p>
+            <w:pPr>
+              <w:jc w:val="center"/>
+            </w:pPr>
+            <w:r>
+              <w:rPr>
+                <w:sz w:val="16"/>
+              </w:rPr>
+              <w:t>-</w:t>
+            </w:r>
+          </w:p>
+        </w:tc>
+        <w:tc>
+          <w:tcPr>
+            <w:tcW w:type="dxa" w:w="1233"/>
+          </w:tcPr>
+          <w:p>
+            <w:pPr>
+              <w:jc w:val="center"/>
+            </w:pPr>
+            <w:r>
+              <w:rPr>
+                <w:sz w:val="16"/>
+              </w:rPr>
+              <w:t>1.00</w:t>
+            </w:r>
+          </w:p>
+        </w:tc>
+        <w:tc>
+          <w:tcPr>
+            <w:tcW w:type="dxa" w:w="1233"/>
+          </w:tcPr>
+          <w:p>
+            <w:pPr>
+              <w:jc w:val="center"/>
+            </w:pPr>
+            <w:r>
+              <w:rPr>
+                <w:sz w:val="16"/>
+              </w:rPr>
+              <w:t>不合格</w:t>
+            </w:r>
+          </w:p>
+        </w:tc>
+        <w:tc>
+          <w:tcPr>
+            <w:tcW w:type="dxa" w:w="1233"/>
+          </w:tcPr>
+          <w:p>
+            <w:pPr>
+              <w:jc w:val="center"/>
+            </w:pPr>
+            <w:r>
+              <w:rPr>
+                <w:sz w:val="16"/>
+              </w:rPr>
+              <w:t>全部输出无法解析，invalid_rate=100%</w:t>
+            </w:r>
+          </w:p>
+        </w:tc>
+      </w:tr>
+      <w:tr>
+        <w:tc>
+          <w:tcPr>
+            <w:tcW w:type="dxa" w:w="1233"/>
+          </w:tcPr>
+          <w:p>
+            <w:pPr>
+              <w:jc w:val="center"/>
+            </w:pPr>
+            <w:r>
+              <w:rPr>
+                <w:sz w:val="16"/>
+              </w:rPr>
+              <w:t>kimi-k2</w:t>
+            </w:r>
+          </w:p>
+        </w:tc>
+        <w:tc>
+          <w:tcPr>
+            <w:tcW w:type="dxa" w:w="1233"/>
+          </w:tcPr>
+          <w:p>
+            <w:pPr>
+              <w:jc w:val="center"/>
+            </w:pPr>
+            <w:r>
+              <w:rPr>
+                <w:sz w:val="16"/>
+              </w:rPr>
+              <w:t>-</w:t>
+            </w:r>
+          </w:p>
+        </w:tc>
+        <w:tc>
+          <w:tcPr>
+            <w:tcW w:type="dxa" w:w="1233"/>
+          </w:tcPr>
+          <w:p>
+            <w:pPr>
+              <w:jc w:val="center"/>
+            </w:pPr>
+            <w:r>
+              <w:rPr>
+                <w:sz w:val="16"/>
+              </w:rPr>
+              <w:t>-</w:t>
+            </w:r>
+          </w:p>
+        </w:tc>
+        <w:tc>
+          <w:tcPr>
+            <w:tcW w:type="dxa" w:w="1233"/>
+          </w:tcPr>
+          <w:p>
+            <w:pPr>
+              <w:jc w:val="center"/>
+            </w:pPr>
+            <w:r>
+              <w:rPr>
+                <w:sz w:val="16"/>
+              </w:rPr>
+              <w:t>-</w:t>
+            </w:r>
+          </w:p>
+        </w:tc>
+        <w:tc>
+          <w:tcPr>
+            <w:tcW w:type="dxa" w:w="1233"/>
+          </w:tcPr>
+          <w:p>
+            <w:pPr>
+              <w:jc w:val="center"/>
+            </w:pPr>
+            <w:r>
+              <w:rPr>
+                <w:sz w:val="16"/>
+              </w:rPr>
+              <w:t>-</w:t>
+            </w:r>
+          </w:p>
+        </w:tc>
+        <w:tc>
+          <w:tcPr>
+            <w:tcW w:type="dxa" w:w="1233"/>
+          </w:tcPr>
+          <w:p>
+            <w:pPr>
+              <w:jc w:val="center"/>
+            </w:pPr>
+            <w:r>
+              <w:rPr>
+                <w:sz w:val="16"/>
+              </w:rPr>
+              <w:t>完全失效</w:t>
+            </w:r>
+          </w:p>
+        </w:tc>
+        <w:tc>
+          <w:tcPr>
+            <w:tcW w:type="dxa" w:w="1233"/>
+          </w:tcPr>
+          <w:p>
+            <w:pPr>
+              <w:jc w:val="center"/>
+            </w:pPr>
+            <w:r>
+              <w:rPr>
+                <w:sz w:val="16"/>
+              </w:rPr>
+              <w:t>全部输出无效，疑为API兼容性问题</w:t>
+            </w:r>
+          </w:p>
+        </w:tc>
+      </w:tr>
+    </w:tbl>
+    <w:p/>
+    <w:p>
+      <w:pPr>
+        <w:pStyle w:val="Heading2"/>
+      </w:pPr>
+      <w:r>
+        <w:t>8.1 MC指标分析</w:t>
+      </w:r>
+    </w:p>
+    <w:p>
+      <w:r>
+        <w:t>deepseek-v4、deepseek-v4-pro、glm-4.7构成MC能力第一梯队，B1准确率均为100%，glm-4.7在两个题集上均保持0%无效输出率，表现最为稳定。doubao的MC表现明显弱于其QA水平：准确率仅0.5-0.6，无效输出率33.3%，说明该模型在QA上能生成流畅文本但在结构化选择题上格式遵循能力不足。minimax和kimi-k2在MC场景下完全不可用——前者全部输出无法解析，后者全部为空响应，二者均不适合作为MC场景的候选模型。</w:t>
+      </w:r>
+    </w:p>
+    <w:p>
+      <w:pPr>
+        <w:pStyle w:val="Heading2"/>
+      </w:pPr>
+      <w:r>
+        <w:t>8.2 QA与MC能力交叉对比</w:t>
+      </w:r>
+    </w:p>
+    <w:p>
+      <w:r>
+        <w:t>将模型按QA和MC两个维度的表现交叉，可将其分为四类：</w:t>
+      </w:r>
+    </w:p>
+    <w:tbl>
+      <w:tblPr>
+        <w:tblStyle w:val="TableGrid"/>
+        <w:tblW w:type="auto" w:w="0"/>
+        <w:jc w:val="center"/>
+        <w:tblLook w:firstColumn="1" w:firstRow="1" w:lastColumn="0" w:lastRow="0" w:noHBand="0" w:noVBand="1" w:val="04A0"/>
+      </w:tblPr>
+      <w:tblGrid>
+        <w:gridCol w:w="2158"/>
+        <w:gridCol w:w="2158"/>
+        <w:gridCol w:w="2158"/>
+        <w:gridCol w:w="2158"/>
+      </w:tblGrid>
+      <w:tr>
+        <w:tc>
+          <w:tcPr>
+            <w:tcW w:type="dxa" w:w="2158"/>
+          </w:tcPr>
+          <w:p>
+            <w:pPr>
+              <w:jc w:val="center"/>
+            </w:pPr>
+            <w:r>
+              <w:rPr>
+                <w:b/>
+                <w:sz w:val="18"/>
+              </w:rPr>
+              <w:t>类别</w:t>
+            </w:r>
+          </w:p>
+        </w:tc>
+        <w:tc>
+          <w:tcPr>
+            <w:tcW w:type="dxa" w:w="2158"/>
+          </w:tcPr>
+          <w:p>
+            <w:pPr>
+              <w:jc w:val="center"/>
+            </w:pPr>
+            <w:r>
+              <w:rPr>
+                <w:b/>
+                <w:sz w:val="18"/>
+              </w:rPr>
+              <w:t>QA能力</w:t>
+            </w:r>
+          </w:p>
+        </w:tc>
+        <w:tc>
+          <w:tcPr>
+            <w:tcW w:type="dxa" w:w="2158"/>
+          </w:tcPr>
+          <w:p>
+            <w:pPr>
+              <w:jc w:val="center"/>
+            </w:pPr>
+            <w:r>
+              <w:rPr>
+                <w:b/>
+                <w:sz w:val="18"/>
+              </w:rPr>
+              <w:t>MC能力</w:t>
+            </w:r>
+          </w:p>
+        </w:tc>
+        <w:tc>
+          <w:tcPr>
+            <w:tcW w:type="dxa" w:w="2158"/>
+          </w:tcPr>
+          <w:p>
+            <w:pPr>
+              <w:jc w:val="center"/>
+            </w:pPr>
+            <w:r>
+              <w:rPr>
+                <w:b/>
+                <w:sz w:val="18"/>
+              </w:rPr>
+              <w:t>模型</w:t>
+            </w:r>
+          </w:p>
+        </w:tc>
+      </w:tr>
+      <w:tr>
+        <w:tc>
+          <w:tcPr>
+            <w:tcW w:type="dxa" w:w="2158"/>
+          </w:tcPr>
+          <w:p>
+            <w:pPr>
+              <w:jc w:val="center"/>
+            </w:pPr>
+            <w:r>
+              <w:rPr>
+                <w:sz w:val="18"/>
+              </w:rPr>
+              <w:t>全能型</w:t>
+            </w:r>
+          </w:p>
+        </w:tc>
+        <w:tc>
+          <w:tcPr>
+            <w:tcW w:type="dxa" w:w="2158"/>
+          </w:tcPr>
+          <w:p>
+            <w:pPr>
+              <w:jc w:val="center"/>
+            </w:pPr>
+            <w:r>
+              <w:rPr>
+                <w:sz w:val="18"/>
+              </w:rPr>
+              <w:t>强</w:t>
+            </w:r>
+          </w:p>
+        </w:tc>
+        <w:tc>
+          <w:tcPr>
+            <w:tcW w:type="dxa" w:w="2158"/>
+          </w:tcPr>
+          <w:p>
+            <w:pPr>
+              <w:jc w:val="center"/>
+            </w:pPr>
+            <w:r>
+              <w:rPr>
+                <w:sz w:val="18"/>
+              </w:rPr>
+              <w:t>强</w:t>
+            </w:r>
+          </w:p>
+        </w:tc>
+        <w:tc>
+          <w:tcPr>
+            <w:tcW w:type="dxa" w:w="2158"/>
+          </w:tcPr>
+          <w:p>
+            <w:pPr>
+              <w:jc w:val="center"/>
+            </w:pPr>
+            <w:r>
+              <w:rPr>
+                <w:sz w:val="18"/>
+              </w:rPr>
+              <w:t>glm-4.7, deepseek-v4, deepseek-v4-pro</w:t>
+            </w:r>
+          </w:p>
+        </w:tc>
+      </w:tr>
+      <w:tr>
+        <w:tc>
+          <w:tcPr>
+            <w:tcW w:type="dxa" w:w="2158"/>
+          </w:tcPr>
+          <w:p>
+            <w:pPr>
+              <w:jc w:val="center"/>
+            </w:pPr>
+            <w:r>
+              <w:rPr>
+                <w:sz w:val="18"/>
+              </w:rPr>
+              <w:t>QA偏科型</w:t>
+            </w:r>
+          </w:p>
+        </w:tc>
+        <w:tc>
+          <w:tcPr>
+            <w:tcW w:type="dxa" w:w="2158"/>
+          </w:tcPr>
+          <w:p>
+            <w:pPr>
+              <w:jc w:val="center"/>
+            </w:pPr>
+            <w:r>
+              <w:rPr>
+                <w:sz w:val="18"/>
+              </w:rPr>
+              <w:t>强</w:t>
+            </w:r>
+          </w:p>
+        </w:tc>
+        <w:tc>
+          <w:tcPr>
+            <w:tcW w:type="dxa" w:w="2158"/>
+          </w:tcPr>
+          <w:p>
+            <w:pPr>
+              <w:jc w:val="center"/>
+            </w:pPr>
+            <w:r>
+              <w:rPr>
+                <w:sz w:val="18"/>
+              </w:rPr>
+              <w:t>弱</w:t>
+            </w:r>
+          </w:p>
+        </w:tc>
+        <w:tc>
+          <w:tcPr>
+            <w:tcW w:type="dxa" w:w="2158"/>
+          </w:tcPr>
+          <w:p>
+            <w:pPr>
+              <w:jc w:val="center"/>
+            </w:pPr>
+            <w:r>
+              <w:rPr>
+                <w:sz w:val="18"/>
+              </w:rPr>
+              <w:t>doubao</w:t>
+            </w:r>
+          </w:p>
+        </w:tc>
+      </w:tr>
+      <w:tr>
+        <w:tc>
+          <w:tcPr>
+            <w:tcW w:type="dxa" w:w="2158"/>
+          </w:tcPr>
+          <w:p>
+            <w:pPr>
+              <w:jc w:val="center"/>
+            </w:pPr>
+            <w:r>
+              <w:rPr>
+                <w:sz w:val="18"/>
+              </w:rPr>
+              <w:t>双弱型</w:t>
+            </w:r>
+          </w:p>
+        </w:tc>
+        <w:tc>
+          <w:tcPr>
+            <w:tcW w:type="dxa" w:w="2158"/>
+          </w:tcPr>
+          <w:p>
+            <w:pPr>
+              <w:jc w:val="center"/>
+            </w:pPr>
+            <w:r>
+              <w:rPr>
+                <w:sz w:val="18"/>
+              </w:rPr>
+              <w:t>弱</w:t>
+            </w:r>
+          </w:p>
+        </w:tc>
+        <w:tc>
+          <w:tcPr>
+            <w:tcW w:type="dxa" w:w="2158"/>
+          </w:tcPr>
+          <w:p>
+            <w:pPr>
+              <w:jc w:val="center"/>
+            </w:pPr>
+            <w:r>
+              <w:rPr>
+                <w:sz w:val="18"/>
+              </w:rPr>
+              <w:t>弱</w:t>
+            </w:r>
+          </w:p>
+        </w:tc>
+        <w:tc>
+          <w:tcPr>
+            <w:tcW w:type="dxa" w:w="2158"/>
+          </w:tcPr>
+          <w:p>
+            <w:pPr>
+              <w:jc w:val="center"/>
+            </w:pPr>
+            <w:r>
+              <w:rPr>
+                <w:sz w:val="18"/>
+              </w:rPr>
+              <w:t>minimax</w:t>
+            </w:r>
+          </w:p>
+        </w:tc>
+      </w:tr>
+      <w:tr>
+        <w:tc>
+          <w:tcPr>
+            <w:tcW w:type="dxa" w:w="2158"/>
+          </w:tcPr>
+          <w:p>
+            <w:pPr>
+              <w:jc w:val="center"/>
+            </w:pPr>
+            <w:r>
+              <w:rPr>
+                <w:sz w:val="18"/>
+              </w:rPr>
+              <w:t>失效型</w:t>
+            </w:r>
+          </w:p>
+        </w:tc>
+        <w:tc>
+          <w:tcPr>
+            <w:tcW w:type="dxa" w:w="2158"/>
+          </w:tcPr>
+          <w:p>
+            <w:pPr>
+              <w:jc w:val="center"/>
+            </w:pPr>
+            <w:r>
+              <w:rPr>
+                <w:sz w:val="18"/>
+              </w:rPr>
+              <w:t>-</w:t>
+            </w:r>
+          </w:p>
+        </w:tc>
+        <w:tc>
+          <w:tcPr>
+            <w:tcW w:type="dxa" w:w="2158"/>
+          </w:tcPr>
+          <w:p>
+            <w:pPr>
+              <w:jc w:val="center"/>
+            </w:pPr>
+            <w:r>
+              <w:rPr>
+                <w:sz w:val="18"/>
+              </w:rPr>
+              <w:t>-</w:t>
+            </w:r>
+          </w:p>
+        </w:tc>
+        <w:tc>
+          <w:tcPr>
+            <w:tcW w:type="dxa" w:w="2158"/>
+          </w:tcPr>
+          <w:p>
+            <w:pPr>
+              <w:jc w:val="center"/>
+            </w:pPr>
+            <w:r>
+              <w:rPr>
+                <w:sz w:val="18"/>
+              </w:rPr>
+              <w:t>kimi-k2（API兼容性问题，不反映真实能力）</w:t>
+            </w:r>
+          </w:p>
+        </w:tc>
+      </w:tr>
+    </w:tbl>
+    <w:p/>
+    <w:p>
+      <w:r>
+        <w:t>这一分类揭示了一个重要发现：QA与MC能力并非必然正相关。doubao在QA上接近第一梯队，但在MC上表现平庸，说明开放式生成能力与结构化选择能力可能由不同的模型特性决定。这进一步验证了当前实验框架同时包含QA和MC两种题型的必要性——单一题型无法全面刻画模型的多维能力剖面。</w:t>
       </w:r>
     </w:p>
     <w:sectPr>
